--- a/Relatório.docx
+++ b/Relatório.docx
@@ -1,7 +1,60 @@
 
 <file path=word/document.xml><?xml version="1.0" encoding="utf-8"?>
-<w:document xmlns:wpc="http://schemas.microsoft.com/office/word/2010/wordprocessingCanvas" xmlns:mc="http://schemas.openxmlformats.org/markup-compatibility/2006" xmlns:o="urn:schemas-microsoft-com:office:office" xmlns:r="http://schemas.openxmlformats.org/officeDocument/2006/relationships" xmlns:m="http://schemas.openxmlformats.org/officeDocument/2006/math" xmlns:v="urn:schemas-microsoft-com:vml" xmlns:wp14="http://schemas.microsoft.com/office/word/2010/wordprocessingDrawing" xmlns:wp="http://schemas.openxmlformats.org/drawingml/2006/wordprocessingDrawing" xmlns:w10="urn:schemas-microsoft-com:office:word" xmlns:w="http://schemas.openxmlformats.org/wordprocessingml/2006/main" xmlns:w14="http://schemas.microsoft.com/office/word/2010/wordml" xmlns:w15="http://schemas.microsoft.com/office/word/2012/wordml" xmlns:wpg="http://schemas.microsoft.com/office/word/2010/wordprocessingGroup" xmlns:wpi="http://schemas.microsoft.com/office/word/2010/wordprocessingInk" xmlns:wne="http://schemas.microsoft.com/office/word/2006/wordml" xmlns:wps="http://schemas.microsoft.com/office/word/2010/wordprocessingShape" xmlns:w16se="http://schemas.microsoft.com/office/word/2015/wordml/symex" xmlns:w16cid="http://schemas.microsoft.com/office/word/2016/wordml/cid" xmlns:w16="http://schemas.microsoft.com/office/word/2018/wordml" xmlns:w16cex="http://schemas.microsoft.com/office/word/2018/wordml/cex" xmlns:w16sdtdh="http://schemas.microsoft.com/office/word/2020/wordml/sdtdatahash" xmlns:w16sdtfl="http://schemas.microsoft.com/office/word/2024/wordml/sdtformatlock" mc:Ignorable="w14 w15 wp14 w16se w16cid w16 w16cex w16sdtdh w16sdtfl">
+<w:document xmlns:wpc="http://schemas.microsoft.com/office/word/2010/wordprocessingCanvas" xmlns:mc="http://schemas.openxmlformats.org/markup-compatibility/2006" xmlns:o="urn:schemas-microsoft-com:office:office" xmlns:r="http://schemas.openxmlformats.org/officeDocument/2006/relationships" xmlns:m="http://schemas.openxmlformats.org/officeDocument/2006/math" xmlns:v="urn:schemas-microsoft-com:vml" xmlns:wp14="http://schemas.microsoft.com/office/word/2010/wordprocessingDrawing" xmlns:wp="http://schemas.openxmlformats.org/drawingml/2006/wordprocessingDrawing" xmlns:w10="urn:schemas-microsoft-com:office:word" xmlns:w="http://schemas.openxmlformats.org/wordprocessingml/2006/main" xmlns:w14="http://schemas.microsoft.com/office/word/2010/wordml" xmlns:w15="http://schemas.microsoft.com/office/word/2012/wordml" xmlns:wpg="http://schemas.microsoft.com/office/word/2010/wordprocessingGroup" xmlns:wpi="http://schemas.microsoft.com/office/word/2010/wordprocessingInk" xmlns:wne="http://schemas.microsoft.com/office/word/2006/wordml" xmlns:wps="http://schemas.microsoft.com/office/word/2010/wordprocessingShape" xmlns:w16se="http://schemas.microsoft.com/office/word/2015/wordml/symex" xmlns:w16cid="http://schemas.microsoft.com/office/word/2016/wordml/cid" xmlns:w16="http://schemas.microsoft.com/office/word/2018/wordml" xmlns:w16cex="http://schemas.microsoft.com/office/word/2018/wordml/cex" xmlns:w16sdtdh="http://schemas.microsoft.com/office/word/2020/wordml/sdtdatahash" xmlns:w16sdtfl="http://schemas.microsoft.com/office/word/2024/wordml/sdtformatlock" xmlns:a="http://schemas.openxmlformats.org/drawingml/2006/main" xmlns:pic="http://schemas.openxmlformats.org/drawingml/2006/picture" xmlns:a14="http://schemas.microsoft.com/office/drawing/2010/main" mc:Ignorable="w14 w15 wp14 w16se w16cid w16 w16cex w16sdtdh w16sdtfl">
   <w:body>
+    <w:p>
+      <w:pPr>
+        <w:pStyle w:val="Heading1"/>
+      </w:pPr>
+      <w:r>
+        <w:rPr>
+          <w:rFonts w:ascii="Aptos" w:hAnsi="Aptos" w:eastAsia="Aptos" w:cs="Aptos"/>
+          <w:noProof w:val="0"/>
+          <w:sz w:val="24"/>
+          <w:szCs w:val="24"/>
+          <w:lang w:val="pt-BR"/>
+        </w:rPr>
+        <w:t>Redes Complexas – Projeto</w:t>
+      </w:r>
+    </w:p>
+    <w:p>
+      <w:pPr>
+        <w:pStyle w:val="Normal"/>
+      </w:pPr>
+      <w:r>
+        <w:rPr>
+          <w:noProof w:val="0"/>
+          <w:lang w:val="pt-BR"/>
+        </w:rPr>
+        <w:t>Relatório</w:t>
+      </w:r>
+    </w:p>
+    <w:p>
+      <w:pPr>
+        <w:pStyle w:val="Normal"/>
+      </w:pPr>
+      <w:r>
+        <w:rPr>
+          <w:noProof w:val="0"/>
+          <w:lang w:val="pt-BR"/>
+        </w:rPr>
+        <w:t xml:space="preserve">Amaury </w:t>
+      </w:r>
+      <w:r>
+        <w:rPr>
+          <w:noProof w:val="0"/>
+          <w:lang w:val="pt-BR"/>
+        </w:rPr>
+        <w:t>Walbert</w:t>
+      </w:r>
+      <w:r>
+        <w:rPr>
+          <w:noProof w:val="0"/>
+          <w:lang w:val="pt-BR"/>
+        </w:rPr>
+        <w:t xml:space="preserve"> de Carvalho</w:t>
+      </w:r>
+    </w:p>
     <w:p xmlns:wp14="http://schemas.microsoft.com/office/word/2010/wordml" wp14:paraId="7C756BBE" wp14:textId="0CF0EE01">
       <w:pPr>
         <w:pStyle w:val="Heading1"/>
@@ -17,7 +70,49 @@
         <w:t>1. Introdução</w:t>
       </w:r>
     </w:p>
-    <w:p xmlns:wp14="http://schemas.microsoft.com/office/word/2010/wordml" wp14:paraId="0522C054" wp14:textId="3E2AE543">
+    <w:p xmlns:wp14="http://schemas.microsoft.com/office/word/2010/wordml" wp14:paraId="426757D9" wp14:textId="3BB5582A">
+      <w:r>
+        <w:rPr>
+          <w:rFonts w:ascii="Aptos" w:hAnsi="Aptos" w:eastAsia="Aptos" w:cs="Aptos"/>
+          <w:noProof w:val="0"/>
+          <w:sz w:val="24"/>
+          <w:szCs w:val="24"/>
+          <w:lang w:val="pt-BR"/>
+        </w:rPr>
+        <w:t xml:space="preserve">Este relatório apresenta os resultados do desenvolvimento do projeto de Redes Complexas que permitiu </w:t>
+      </w:r>
+      <w:r>
+        <w:rPr>
+          <w:rFonts w:ascii="Aptos" w:hAnsi="Aptos" w:eastAsia="Aptos" w:cs="Aptos"/>
+          <w:noProof w:val="0"/>
+          <w:sz w:val="24"/>
+          <w:szCs w:val="24"/>
+          <w:lang w:val="pt-BR"/>
+        </w:rPr>
+        <w:t xml:space="preserve"> consolidar os conceitos de modelagem de redes, medidas de centralidade e detecção de</w:t>
+      </w:r>
+      <w:r>
+        <w:rPr>
+          <w:rFonts w:ascii="Aptos" w:hAnsi="Aptos" w:eastAsia="Aptos" w:cs="Aptos"/>
+          <w:noProof w:val="0"/>
+          <w:sz w:val="24"/>
+          <w:szCs w:val="24"/>
+          <w:lang w:val="pt-BR"/>
+        </w:rPr>
+        <w:t xml:space="preserve"> </w:t>
+      </w:r>
+      <w:r>
+        <w:rPr>
+          <w:rFonts w:ascii="Aptos" w:hAnsi="Aptos" w:eastAsia="Aptos" w:cs="Aptos"/>
+          <w:noProof w:val="0"/>
+          <w:sz w:val="24"/>
+          <w:szCs w:val="24"/>
+          <w:lang w:val="pt-BR"/>
+        </w:rPr>
+        <w:t xml:space="preserve">comunidades, aplicando-os à análise estrutural de proteínas. </w:t>
+      </w:r>
+    </w:p>
+    <w:p xmlns:wp14="http://schemas.microsoft.com/office/word/2010/wordml" wp14:paraId="0522C054" wp14:textId="0DC711B3">
       <w:r>
         <w:rPr>
           <w:rFonts w:ascii="Aptos" w:hAnsi="Aptos" w:eastAsia="Aptos" w:cs="Aptos"/>
@@ -29,16 +124,184 @@
         <w:t>Proteínas são macromoléculas biológicas cuja estrutura tridimensional está diretamente relacionada às suas funções. A complexidade das interações entre aminoácidos faz com que abordagens tradicionais de análise estrutural nem sempre sejam suficientes para identificar padrões organizacionais relevantes. Nesse contexto, a Teoria das Redes Complexas tem se mostrado uma ferramenta promissora para representar e investigar sistemas biológicos, permitindo modelar proteínas como grafos e aplicar métricas topológicas para estudar sua organização estrutural e funcional.</w:t>
       </w:r>
     </w:p>
-    <w:p xmlns:wp14="http://schemas.microsoft.com/office/word/2010/wordml" wp14:paraId="04A66727" wp14:textId="1DEC8820">
-      <w:r>
-        <w:rPr>
-          <w:rFonts w:ascii="Aptos" w:hAnsi="Aptos" w:eastAsia="Aptos" w:cs="Aptos"/>
-          <w:noProof w:val="0"/>
-          <w:sz w:val="24"/>
-          <w:szCs w:val="24"/>
-          <w:lang w:val="pt-BR"/>
-        </w:rPr>
-        <w:t>Neste trabalho foi utilizada a estrutura 6B1T, correspondente ao adenovírus humano tipo 5 (Human Adenovirus Type 5), disponível no Protein Data Bank (PDB). Essa estrutura apresenta elevada complexidade, sendo composta por múltiplas proteínas estruturais, incluindo Hexon, Penton e proteínas acessórias associadas ao capsídeo viral. A disponibilidade de anotações biológicas detalhadas para essas proteínas torna a 6B1T um alvo adequado para a validação de métodos de detecção de comunidades em redes biológicas.</w:t>
+    <w:p xmlns:wp14="http://schemas.microsoft.com/office/word/2010/wordml" wp14:paraId="04A66727" wp14:textId="75968E34">
+      <w:pPr>
+        <w:pStyle w:val="Normal"/>
+        <w:suppressLineNumbers w:val="0"/>
+        <w:bidi w:val="0"/>
+        <w:spacing w:before="0" w:beforeAutospacing="off" w:after="160" w:afterAutospacing="off" w:line="279" w:lineRule="auto"/>
+        <w:ind w:left="0" w:right="0"/>
+        <w:jc w:val="left"/>
+      </w:pPr>
+      <w:r>
+        <w:rPr>
+          <w:rFonts w:ascii="Aptos" w:hAnsi="Aptos" w:eastAsia="Aptos" w:cs="Aptos"/>
+          <w:noProof w:val="0"/>
+          <w:sz w:val="24"/>
+          <w:szCs w:val="24"/>
+          <w:lang w:val="pt-BR"/>
+        </w:rPr>
+        <w:t xml:space="preserve">Neste </w:t>
+      </w:r>
+      <w:r>
+        <w:rPr>
+          <w:rFonts w:ascii="Aptos" w:hAnsi="Aptos" w:eastAsia="Aptos" w:cs="Aptos"/>
+          <w:noProof w:val="0"/>
+          <w:sz w:val="24"/>
+          <w:szCs w:val="24"/>
+          <w:lang w:val="pt-BR"/>
+        </w:rPr>
+        <w:t xml:space="preserve">projeto </w:t>
+      </w:r>
+      <w:r>
+        <w:rPr>
+          <w:rFonts w:ascii="Aptos" w:hAnsi="Aptos" w:eastAsia="Aptos" w:cs="Aptos"/>
+          <w:noProof w:val="0"/>
+          <w:sz w:val="24"/>
+          <w:szCs w:val="24"/>
+          <w:lang w:val="pt-BR"/>
+        </w:rPr>
+        <w:t>foi utilizada a estrutura 6B1T, correspondente ao adenovírus humano tipo 5 (</w:t>
+      </w:r>
+      <w:r>
+        <w:rPr>
+          <w:rFonts w:ascii="Aptos" w:hAnsi="Aptos" w:eastAsia="Aptos" w:cs="Aptos"/>
+          <w:noProof w:val="0"/>
+          <w:sz w:val="24"/>
+          <w:szCs w:val="24"/>
+          <w:lang w:val="pt-BR"/>
+        </w:rPr>
+        <w:t>Human</w:t>
+      </w:r>
+      <w:r>
+        <w:rPr>
+          <w:rFonts w:ascii="Aptos" w:hAnsi="Aptos" w:eastAsia="Aptos" w:cs="Aptos"/>
+          <w:noProof w:val="0"/>
+          <w:sz w:val="24"/>
+          <w:szCs w:val="24"/>
+          <w:lang w:val="pt-BR"/>
+        </w:rPr>
+        <w:t xml:space="preserve"> </w:t>
+      </w:r>
+      <w:r>
+        <w:rPr>
+          <w:rFonts w:ascii="Aptos" w:hAnsi="Aptos" w:eastAsia="Aptos" w:cs="Aptos"/>
+          <w:noProof w:val="0"/>
+          <w:sz w:val="24"/>
+          <w:szCs w:val="24"/>
+          <w:lang w:val="pt-BR"/>
+        </w:rPr>
+        <w:t>Adenovirus</w:t>
+      </w:r>
+      <w:r>
+        <w:rPr>
+          <w:rFonts w:ascii="Aptos" w:hAnsi="Aptos" w:eastAsia="Aptos" w:cs="Aptos"/>
+          <w:noProof w:val="0"/>
+          <w:sz w:val="24"/>
+          <w:szCs w:val="24"/>
+          <w:lang w:val="pt-BR"/>
+        </w:rPr>
+        <w:t xml:space="preserve"> </w:t>
+      </w:r>
+      <w:r>
+        <w:rPr>
+          <w:rFonts w:ascii="Aptos" w:hAnsi="Aptos" w:eastAsia="Aptos" w:cs="Aptos"/>
+          <w:noProof w:val="0"/>
+          <w:sz w:val="24"/>
+          <w:szCs w:val="24"/>
+          <w:lang w:val="pt-BR"/>
+        </w:rPr>
+        <w:t>Type</w:t>
+      </w:r>
+      <w:r>
+        <w:rPr>
+          <w:rFonts w:ascii="Aptos" w:hAnsi="Aptos" w:eastAsia="Aptos" w:cs="Aptos"/>
+          <w:noProof w:val="0"/>
+          <w:sz w:val="24"/>
+          <w:szCs w:val="24"/>
+          <w:lang w:val="pt-BR"/>
+        </w:rPr>
+        <w:t xml:space="preserve"> 5), disponível no Protein Data Bank (PDB)</w:t>
+      </w:r>
+      <w:r>
+        <w:rPr>
+          <w:rFonts w:ascii="Aptos" w:hAnsi="Aptos" w:eastAsia="Aptos" w:cs="Aptos"/>
+          <w:noProof w:val="0"/>
+          <w:sz w:val="24"/>
+          <w:szCs w:val="24"/>
+          <w:lang w:val="pt-BR"/>
+        </w:rPr>
+        <w:t xml:space="preserve"> (</w:t>
+      </w:r>
+      <w:hyperlink r:id="R43e821671e4a4e62">
+        <w:r>
+          <w:rPr>
+            <w:rStyle w:val="Hyperlink"/>
+            <w:noProof w:val="0"/>
+            <w:lang w:val="pt-BR"/>
+          </w:rPr>
+          <w:t>https://www.rcsb.org/structure/6B1T</w:t>
+        </w:r>
+      </w:hyperlink>
+      <w:r>
+        <w:rPr>
+          <w:rFonts w:ascii="Aptos" w:hAnsi="Aptos" w:eastAsia="Aptos" w:cs="Aptos"/>
+          <w:noProof w:val="0"/>
+          <w:sz w:val="24"/>
+          <w:szCs w:val="24"/>
+          <w:lang w:val="pt-BR"/>
+        </w:rPr>
+        <w:t>)</w:t>
+      </w:r>
+      <w:r>
+        <w:rPr>
+          <w:rFonts w:ascii="Aptos" w:hAnsi="Aptos" w:eastAsia="Aptos" w:cs="Aptos"/>
+          <w:noProof w:val="0"/>
+          <w:sz w:val="24"/>
+          <w:szCs w:val="24"/>
+          <w:lang w:val="pt-BR"/>
+        </w:rPr>
+        <w:t xml:space="preserve">. Essa estrutura apresenta elevada complexidade, sendo composta por múltiplas proteínas estruturais, incluindo </w:t>
+      </w:r>
+      <w:r>
+        <w:rPr>
+          <w:rFonts w:ascii="Aptos" w:hAnsi="Aptos" w:eastAsia="Aptos" w:cs="Aptos"/>
+          <w:noProof w:val="0"/>
+          <w:sz w:val="24"/>
+          <w:szCs w:val="24"/>
+          <w:lang w:val="pt-BR"/>
+        </w:rPr>
+        <w:t>Hexon</w:t>
+      </w:r>
+      <w:r>
+        <w:rPr>
+          <w:rFonts w:ascii="Aptos" w:hAnsi="Aptos" w:eastAsia="Aptos" w:cs="Aptos"/>
+          <w:noProof w:val="0"/>
+          <w:sz w:val="24"/>
+          <w:szCs w:val="24"/>
+          <w:lang w:val="pt-BR"/>
+        </w:rPr>
+        <w:t xml:space="preserve">, </w:t>
+      </w:r>
+      <w:r>
+        <w:rPr>
+          <w:rFonts w:ascii="Aptos" w:hAnsi="Aptos" w:eastAsia="Aptos" w:cs="Aptos"/>
+          <w:noProof w:val="0"/>
+          <w:sz w:val="24"/>
+          <w:szCs w:val="24"/>
+          <w:lang w:val="pt-BR"/>
+        </w:rPr>
+        <w:t>Penton</w:t>
+      </w:r>
+      <w:r>
+        <w:rPr>
+          <w:rFonts w:ascii="Aptos" w:hAnsi="Aptos" w:eastAsia="Aptos" w:cs="Aptos"/>
+          <w:noProof w:val="0"/>
+          <w:sz w:val="24"/>
+          <w:szCs w:val="24"/>
+          <w:lang w:val="pt-BR"/>
+        </w:rPr>
+        <w:t xml:space="preserve"> e proteínas acessórias associadas ao capsídeo viral. A disponibilidade de anotações biológicas detalhadas para essas proteínas torna a 6B1T um alvo adequado para a validação de métodos de detecção de comunidades em redes biológicas.</w:t>
       </w:r>
     </w:p>
     <w:p xmlns:wp14="http://schemas.microsoft.com/office/word/2010/wordml" wp14:paraId="63BF3C3E" wp14:textId="72923AAC">
@@ -53,19 +316,46 @@
         <w:t>A proteína foi modelada como uma rede não direcionada e ponderada, na qual os nós representam resíduos de aminoácidos e as arestas representam relações estruturais e biológicas entre esses resíduos. A partir dessa representação foram realizadas análises topológicas e aplicados algoritmos de detecção de comunidades com o objetivo de identificar agrupamentos que possam corresponder a unidades estruturais ou funcionais conhecidas da proteína.</w:t>
       </w:r>
     </w:p>
-    <w:p xmlns:wp14="http://schemas.microsoft.com/office/word/2010/wordml" wp14:paraId="107878B4" wp14:textId="63CA6472">
-      <w:r>
-        <w:rPr>
-          <w:rFonts w:ascii="Aptos" w:hAnsi="Aptos" w:eastAsia="Aptos" w:cs="Aptos"/>
-          <w:noProof w:val="0"/>
-          <w:sz w:val="24"/>
-          <w:szCs w:val="24"/>
-          <w:lang w:val="pt-BR"/>
-        </w:rPr>
-        <w:t>O objetivo deste trabalho é modelar a proteína 6B1T como uma rede complexa, caracterizar sua estrutura topológica, aplicar diferentes métodos de detecção de comunidades e comparar os agrupamentos obtidos com as anotações biológicas disponibilizadas pelo RCSB Protein Data Bank. Dessa forma, busca-se avaliar a capacidade das técnicas de redes complexas em recuperar informações estruturais e funcionais presentes na organização do capsídeo viral.</w:t>
-      </w:r>
-    </w:p>
-    <w:p xmlns:wp14="http://schemas.microsoft.com/office/word/2010/wordml" wp14:paraId="1E207724" wp14:textId="4C0FA7D8"/>
+    <w:p xmlns:wp14="http://schemas.microsoft.com/office/word/2010/wordml" wp14:paraId="1E207724" wp14:textId="6828C9FA">
+      <w:pPr>
+        <w:pStyle w:val="Normal"/>
+        <w:suppressLineNumbers w:val="0"/>
+        <w:bidi w:val="0"/>
+        <w:spacing w:before="0" w:beforeAutospacing="off" w:after="160" w:afterAutospacing="off" w:line="279" w:lineRule="auto"/>
+        <w:ind w:left="0" w:right="0"/>
+        <w:jc w:val="left"/>
+      </w:pPr>
+      <w:r>
+        <w:rPr>
+          <w:rFonts w:ascii="Aptos" w:hAnsi="Aptos" w:eastAsia="Aptos" w:cs="Aptos"/>
+          <w:noProof w:val="0"/>
+          <w:sz w:val="24"/>
+          <w:szCs w:val="24"/>
+          <w:lang w:val="pt-BR"/>
+        </w:rPr>
+        <w:t xml:space="preserve">O objetivo </w:t>
+      </w:r>
+      <w:r>
+        <w:rPr>
+          <w:rFonts w:ascii="Aptos" w:hAnsi="Aptos" w:eastAsia="Aptos" w:cs="Aptos"/>
+          <w:noProof w:val="0"/>
+          <w:sz w:val="24"/>
+          <w:szCs w:val="24"/>
+          <w:lang w:val="pt-BR"/>
+        </w:rPr>
+        <w:t xml:space="preserve">do projeto </w:t>
+      </w:r>
+      <w:r>
+        <w:rPr>
+          <w:rFonts w:ascii="Aptos" w:hAnsi="Aptos" w:eastAsia="Aptos" w:cs="Aptos"/>
+          <w:noProof w:val="0"/>
+          <w:sz w:val="24"/>
+          <w:szCs w:val="24"/>
+          <w:lang w:val="pt-BR"/>
+        </w:rPr>
+        <w:t>é modelar a proteína 6B1T como uma rede complexa, caracterizar sua estrutura topológica, aplicar diferentes métodos de detecção de comunidades e comparar os agrupamentos obtidos com as anotações biológicas disponibilizadas pelo RCSB Protein Data Bank. Dessa forma, busca-se avaliar a capacidade das técnicas de redes complexas em recuperar informações estruturais e funcionais presentes na organização do capsídeo viral.</w:t>
+      </w:r>
+    </w:p>
     <w:p>
       <w:r>
         <w:br w:type="page"/>
@@ -165,15 +455,891 @@
       </w:r>
     </w:p>
     <w:p>
-      <w:r>
-        <w:rPr>
-          <w:rFonts w:ascii="Aptos" w:hAnsi="Aptos" w:eastAsia="Aptos" w:cs="Aptos"/>
-          <w:noProof w:val="0"/>
-          <w:sz w:val="24"/>
-          <w:szCs w:val="24"/>
-          <w:lang w:val="pt-BR"/>
-        </w:rPr>
-        <w:t>Os experimentos mostraram que o valor de 6 Å produzia redes excessivamente esparsas, reduzindo a conectividade entre resíduos próximos. Por outro lado, o valor de 10 Å gerava redes demasiadamente densas, incorporando interações menos representativas da estrutura local da proteína. O limiar de 8 Å apresentou o melhor equilíbrio entre conectividade e especificidade estrutural, sendo adotado em todos os experimentos posteriores realizados com a proteína 6B1T.</w:t>
+      <w:pPr>
+        <w:pStyle w:val="Normal"/>
+        <w:suppressLineNumbers w:val="0"/>
+        <w:bidi w:val="0"/>
+        <w:spacing w:before="0" w:beforeAutospacing="off" w:after="160" w:afterAutospacing="off" w:line="279" w:lineRule="auto"/>
+        <w:ind w:left="0" w:right="0"/>
+        <w:jc w:val="left"/>
+        <w:rPr>
+          <w:rFonts w:ascii="Aptos" w:hAnsi="Aptos" w:eastAsia="Aptos" w:cs="Aptos"/>
+          <w:noProof w:val="0"/>
+          <w:sz w:val="24"/>
+          <w:szCs w:val="24"/>
+          <w:lang w:val="pt-BR"/>
+        </w:rPr>
+      </w:pPr>
+      <w:r>
+        <w:rPr>
+          <w:rFonts w:ascii="Aptos" w:hAnsi="Aptos" w:eastAsia="Aptos" w:cs="Aptos"/>
+          <w:noProof w:val="0"/>
+          <w:sz w:val="24"/>
+          <w:szCs w:val="24"/>
+          <w:lang w:val="pt-BR"/>
+        </w:rPr>
+        <w:t xml:space="preserve">Foi realizada uma análise de sensibilidade utilizando limiares espaciais de 6 Å, 8 Å e 10 Å para a construção da rede de contatos da proteína 8IXO. A avaliação considerou métricas topológicas globais, incluindo número de arestas, densidade, grau médio, coeficiente de agrupamento, número de comunidades detectadas pelo algoritmo </w:t>
+      </w:r>
+      <w:r>
+        <w:rPr>
+          <w:rFonts w:ascii="Aptos" w:hAnsi="Aptos" w:eastAsia="Aptos" w:cs="Aptos"/>
+          <w:noProof w:val="0"/>
+          <w:sz w:val="24"/>
+          <w:szCs w:val="24"/>
+          <w:lang w:val="pt-BR"/>
+        </w:rPr>
+        <w:t>Louvain</w:t>
+      </w:r>
+      <w:r>
+        <w:rPr>
+          <w:rFonts w:ascii="Aptos" w:hAnsi="Aptos" w:eastAsia="Aptos" w:cs="Aptos"/>
+          <w:noProof w:val="0"/>
+          <w:sz w:val="24"/>
+          <w:szCs w:val="24"/>
+          <w:lang w:val="pt-BR"/>
+        </w:rPr>
+        <w:t xml:space="preserve"> e modularidade.</w:t>
+      </w:r>
+    </w:p>
+    <w:p>
+      <w:pPr>
+        <w:pStyle w:val="Normal"/>
+        <w:suppressLineNumbers w:val="0"/>
+        <w:bidi w:val="0"/>
+        <w:spacing w:before="0" w:beforeAutospacing="off" w:after="160" w:afterAutospacing="off" w:line="279" w:lineRule="auto"/>
+        <w:ind w:left="0" w:right="0"/>
+        <w:jc w:val="left"/>
+        <w:rPr>
+          <w:rFonts w:ascii="Aptos" w:hAnsi="Aptos" w:eastAsia="Aptos" w:cs="Aptos"/>
+          <w:noProof w:val="0"/>
+          <w:sz w:val="24"/>
+          <w:szCs w:val="24"/>
+          <w:lang w:val="pt-BR"/>
+        </w:rPr>
+      </w:pPr>
+      <w:r>
+        <w:rPr>
+          <w:rFonts w:ascii="Aptos" w:hAnsi="Aptos" w:eastAsia="Aptos" w:cs="Aptos"/>
+          <w:noProof w:val="0"/>
+          <w:sz w:val="24"/>
+          <w:szCs w:val="24"/>
+          <w:lang w:val="pt-BR"/>
+        </w:rPr>
+        <w:t>Os três limiares preservaram a conectividade global da proteína, permitindo que a escolha fosse realizada com base principalmente na qualidade da organização modular observada.</w:t>
+      </w:r>
+    </w:p>
+    <w:p>
+      <w:pPr>
+        <w:pStyle w:val="Normal"/>
+        <w:suppressLineNumbers w:val="0"/>
+        <w:bidi w:val="0"/>
+        <w:spacing w:before="0" w:beforeAutospacing="off" w:after="160" w:afterAutospacing="off" w:line="279" w:lineRule="auto"/>
+        <w:ind w:left="0" w:right="0"/>
+        <w:jc w:val="left"/>
+        <w:rPr>
+          <w:rFonts w:ascii="Aptos" w:hAnsi="Aptos" w:eastAsia="Aptos" w:cs="Aptos"/>
+          <w:noProof w:val="0"/>
+          <w:sz w:val="24"/>
+          <w:szCs w:val="24"/>
+          <w:lang w:val="pt-BR"/>
+        </w:rPr>
+      </w:pPr>
+      <w:r>
+        <w:rPr>
+          <w:rFonts w:ascii="Aptos" w:hAnsi="Aptos" w:eastAsia="Aptos" w:cs="Aptos"/>
+          <w:noProof w:val="0"/>
+          <w:sz w:val="24"/>
+          <w:szCs w:val="24"/>
+          <w:lang w:val="pt-BR"/>
+        </w:rPr>
+        <w:t xml:space="preserve">O limiar de 6 Å produziu a maior modularidade (Q = 0,9601), porém resultou em uma rede excessivamente esparsa, com grau médio de apenas 5,4 e 59 comunidades detectadas. Esse comportamento sugere </w:t>
+      </w:r>
+      <w:r>
+        <w:rPr>
+          <w:rFonts w:ascii="Aptos" w:hAnsi="Aptos" w:eastAsia="Aptos" w:cs="Aptos"/>
+          <w:noProof w:val="0"/>
+          <w:sz w:val="24"/>
+          <w:szCs w:val="24"/>
+          <w:lang w:val="pt-BR"/>
+        </w:rPr>
+        <w:t>superfragmentação</w:t>
+      </w:r>
+      <w:r>
+        <w:rPr>
+          <w:rFonts w:ascii="Aptos" w:hAnsi="Aptos" w:eastAsia="Aptos" w:cs="Aptos"/>
+          <w:noProof w:val="0"/>
+          <w:sz w:val="24"/>
+          <w:szCs w:val="24"/>
+          <w:lang w:val="pt-BR"/>
+        </w:rPr>
+        <w:t xml:space="preserve"> da estrutura, levando à identificação de pequenos agrupamentos locais em detrimento de módulos estruturais mais amplos.</w:t>
+      </w:r>
+    </w:p>
+    <w:p>
+      <w:pPr>
+        <w:pStyle w:val="Normal"/>
+        <w:suppressLineNumbers w:val="0"/>
+        <w:bidi w:val="0"/>
+        <w:spacing w:before="0" w:beforeAutospacing="off" w:after="160" w:afterAutospacing="off" w:line="279" w:lineRule="auto"/>
+        <w:ind w:left="0" w:right="0"/>
+        <w:jc w:val="left"/>
+        <w:rPr>
+          <w:rFonts w:ascii="Aptos" w:hAnsi="Aptos" w:eastAsia="Aptos" w:cs="Aptos"/>
+          <w:noProof w:val="0"/>
+          <w:sz w:val="24"/>
+          <w:szCs w:val="24"/>
+          <w:lang w:val="pt-BR"/>
+        </w:rPr>
+      </w:pPr>
+      <w:r>
+        <w:rPr>
+          <w:rFonts w:ascii="Aptos" w:hAnsi="Aptos" w:eastAsia="Aptos" w:cs="Aptos"/>
+          <w:noProof w:val="0"/>
+          <w:sz w:val="24"/>
+          <w:szCs w:val="24"/>
+          <w:lang w:val="pt-BR"/>
+        </w:rPr>
+        <w:t>Por outro lado, o limiar de 10 Å produziu uma rede significativamente mais densa, com grau médio de aproximadamente 16 e apenas 18 comunidades. Embora a modularidade permaneça elevada (Q = 0,8862), observa-se uma redução da capacidade de discriminar módulos estruturais distintos, devido à fusão de comunidades causada pelo aumento excessivo do número de contatos.</w:t>
+      </w:r>
+    </w:p>
+    <w:p>
+      <w:pPr>
+        <w:pStyle w:val="Normal"/>
+        <w:suppressLineNumbers w:val="0"/>
+        <w:bidi w:val="0"/>
+        <w:spacing w:before="0" w:beforeAutospacing="off" w:after="160" w:afterAutospacing="off" w:line="279" w:lineRule="auto"/>
+        <w:ind w:left="0" w:right="0"/>
+        <w:jc w:val="left"/>
+        <w:rPr>
+          <w:rFonts w:ascii="Aptos" w:hAnsi="Aptos" w:eastAsia="Aptos" w:cs="Aptos"/>
+          <w:noProof w:val="0"/>
+          <w:sz w:val="24"/>
+          <w:szCs w:val="24"/>
+          <w:lang w:val="pt-BR"/>
+        </w:rPr>
+      </w:pPr>
+      <w:r>
+        <w:rPr>
+          <w:rFonts w:ascii="Aptos" w:hAnsi="Aptos" w:eastAsia="Aptos" w:cs="Aptos"/>
+          <w:noProof w:val="0"/>
+          <w:sz w:val="24"/>
+          <w:szCs w:val="24"/>
+          <w:lang w:val="pt-BR"/>
+        </w:rPr>
+        <w:t>O limiar de 8 Å apresentou o melhor equilíbrio entre conectividade e resolução estrutural. A rede permaneceu totalmente conectada, apresentou grau médio intermediário (9,0), coeficiente de agrupamento elevado (0,555) e modularidade ainda muito alta (Q = 0,9172). Além disso, foram identificadas 29 comunidades com tamanho médio de aproximadamente 144 resíduos, fornecendo uma representação compatível com a organização modular esperada para a proteína 8IXO.</w:t>
+      </w:r>
+    </w:p>
+    <w:p>
+      <w:pPr>
+        <w:pStyle w:val="Normal"/>
+        <w:suppressLineNumbers w:val="0"/>
+        <w:bidi w:val="0"/>
+        <w:spacing w:before="0" w:beforeAutospacing="off" w:after="160" w:afterAutospacing="off" w:line="279" w:lineRule="auto"/>
+        <w:ind w:left="0" w:right="0"/>
+        <w:jc w:val="left"/>
+        <w:rPr>
+          <w:rFonts w:ascii="Aptos" w:hAnsi="Aptos" w:eastAsia="Aptos" w:cs="Aptos"/>
+          <w:noProof w:val="0"/>
+          <w:sz w:val="24"/>
+          <w:szCs w:val="24"/>
+          <w:lang w:val="pt-BR"/>
+        </w:rPr>
+      </w:pPr>
+      <w:r>
+        <w:rPr>
+          <w:rFonts w:ascii="Aptos" w:hAnsi="Aptos" w:eastAsia="Aptos" w:cs="Aptos"/>
+          <w:noProof w:val="0"/>
+          <w:sz w:val="24"/>
+          <w:szCs w:val="24"/>
+          <w:lang w:val="pt-BR"/>
+        </w:rPr>
+        <w:t xml:space="preserve">Embora o limiar de 6 Å apresente a maior modularidade, esse resultado decorre da forte fragmentação da rede em </w:t>
+      </w:r>
+      <w:r>
+        <w:rPr>
+          <w:rFonts w:ascii="Aptos" w:hAnsi="Aptos" w:eastAsia="Aptos" w:cs="Aptos"/>
+          <w:noProof w:val="0"/>
+          <w:sz w:val="24"/>
+          <w:szCs w:val="24"/>
+          <w:lang w:val="pt-BR"/>
+        </w:rPr>
+        <w:t>um grande número de pequenos grupos</w:t>
+      </w:r>
+      <w:r>
+        <w:rPr>
+          <w:rFonts w:ascii="Aptos" w:hAnsi="Aptos" w:eastAsia="Aptos" w:cs="Aptos"/>
+          <w:noProof w:val="0"/>
+          <w:sz w:val="24"/>
+          <w:szCs w:val="24"/>
+          <w:lang w:val="pt-BR"/>
+        </w:rPr>
+        <w:t xml:space="preserve">. Em redes biológicas, modularidades excessivamente elevadas podem indicar </w:t>
+      </w:r>
+      <w:r>
+        <w:rPr>
+          <w:rFonts w:ascii="Aptos" w:hAnsi="Aptos" w:eastAsia="Aptos" w:cs="Aptos"/>
+          <w:noProof w:val="0"/>
+          <w:sz w:val="24"/>
+          <w:szCs w:val="24"/>
+          <w:lang w:val="pt-BR"/>
+        </w:rPr>
+        <w:t>sobreparticionamento</w:t>
+      </w:r>
+      <w:r>
+        <w:rPr>
+          <w:rFonts w:ascii="Aptos" w:hAnsi="Aptos" w:eastAsia="Aptos" w:cs="Aptos"/>
+          <w:noProof w:val="0"/>
+          <w:sz w:val="24"/>
+          <w:szCs w:val="24"/>
+          <w:lang w:val="pt-BR"/>
+        </w:rPr>
+        <w:t xml:space="preserve"> da estrutura, reduzindo a </w:t>
+      </w:r>
+      <w:r>
+        <w:rPr>
+          <w:rFonts w:ascii="Aptos" w:hAnsi="Aptos" w:eastAsia="Aptos" w:cs="Aptos"/>
+          <w:noProof w:val="0"/>
+          <w:sz w:val="24"/>
+          <w:szCs w:val="24"/>
+          <w:lang w:val="pt-BR"/>
+        </w:rPr>
+        <w:t>interpretabilidade</w:t>
+      </w:r>
+      <w:r>
+        <w:rPr>
+          <w:rFonts w:ascii="Aptos" w:hAnsi="Aptos" w:eastAsia="Aptos" w:cs="Aptos"/>
+          <w:noProof w:val="0"/>
+          <w:sz w:val="24"/>
+          <w:szCs w:val="24"/>
+          <w:lang w:val="pt-BR"/>
+        </w:rPr>
+        <w:t xml:space="preserve"> biológica das comunidades detectadas.</w:t>
+      </w:r>
+    </w:p>
+    <w:p>
+      <w:pPr>
+        <w:pStyle w:val="Normal"/>
+        <w:suppressLineNumbers w:val="0"/>
+        <w:bidi w:val="0"/>
+        <w:spacing w:before="0" w:beforeAutospacing="off" w:after="160" w:afterAutospacing="off" w:line="279" w:lineRule="auto"/>
+        <w:ind w:left="0" w:right="0"/>
+        <w:jc w:val="left"/>
+      </w:pPr>
+      <w:r>
+        <w:rPr>
+          <w:rFonts w:ascii="Aptos" w:hAnsi="Aptos" w:eastAsia="Aptos" w:cs="Aptos"/>
+          <w:noProof w:val="0"/>
+          <w:sz w:val="24"/>
+          <w:szCs w:val="24"/>
+          <w:lang w:val="pt-BR"/>
+        </w:rPr>
+        <w:t>Dessa forma, o limiar de 8 Å foi selecionado para as análises subsequentes por representar o melhor compromisso entre preservação da estrutura local, conectividade global e capacidade de identificar módulos estruturais biologicamente interpretáveis.</w:t>
+      </w:r>
+    </w:p>
+    <w:p>
+      <w:pPr>
+        <w:pStyle w:val="Normal"/>
+        <w:bidi w:val="0"/>
+        <w:spacing w:before="0" w:beforeAutospacing="off" w:after="160" w:afterAutospacing="off" w:line="279" w:lineRule="auto"/>
+        <w:ind w:left="0" w:right="0"/>
+        <w:jc w:val="left"/>
+      </w:pPr>
+      <w:r>
+        <w:drawing>
+          <wp:inline wp14:editId="40F84375" wp14:anchorId="2135B464">
+            <wp:extent cx="5724525" cy="4257675"/>
+            <wp:effectExtent l="0" t="0" r="0" b="0"/>
+            <wp:docPr id="1957050015" name="drawing"/>
+            <wp:cNvGraphicFramePr>
+              <a:graphicFrameLocks noChangeAspect="1"/>
+            </wp:cNvGraphicFramePr>
+            <a:graphic>
+              <a:graphicData xmlns:a="http://schemas.openxmlformats.org/drawingml/2006/main" uri="http://schemas.openxmlformats.org/drawingml/2006/picture">
+                <pic:pic xmlns:pic="http://schemas.openxmlformats.org/drawingml/2006/picture">
+                  <pic:nvPicPr>
+                    <pic:cNvPr id="1957050015" name="Picture 1957050015"/>
+                    <pic:cNvPicPr/>
+                  </pic:nvPicPr>
+                  <pic:blipFill>
+                    <a:blip xmlns:r="http://schemas.openxmlformats.org/officeDocument/2006/relationships" r:embed="rId1934001668">
+                      <a:extLst>
+                        <a:ext uri="{28A0092B-C50C-407E-A947-70E740481C1C}">
+                          <a14:useLocalDpi xmlns:a14="http://schemas.microsoft.com/office/drawing/2010/main"/>
+                        </a:ext>
+                      </a:extLst>
+                    </a:blip>
+                    <a:stretch>
+                      <a:fillRect/>
+                    </a:stretch>
+                  </pic:blipFill>
+                  <pic:spPr>
+                    <a:xfrm>
+                      <a:off x="0" y="0"/>
+                      <a:ext cx="5724525" cy="4257675"/>
+                    </a:xfrm>
+                    <a:prstGeom prst="rect">
+                      <a:avLst/>
+                    </a:prstGeom>
+                  </pic:spPr>
+                </pic:pic>
+              </a:graphicData>
+            </a:graphic>
+          </wp:inline>
+        </w:drawing>
+      </w:r>
+    </w:p>
+    <w:p>
+      <w:pPr>
+        <w:shd w:val="clear" w:color="auto" w:fill="FFFFFF" w:themeFill="background1"/>
+        <w:spacing w:line="285" w:lineRule="auto"/>
+        <w:rPr>
+          <w:rFonts w:ascii="Consolas" w:hAnsi="Consolas" w:eastAsia="Consolas" w:cs="Consolas"/>
+          <w:b w:val="0"/>
+          <w:bCs w:val="0"/>
+          <w:noProof w:val="0"/>
+          <w:color w:val="000000" w:themeColor="text1" w:themeTint="FF" w:themeShade="FF"/>
+          <w:sz w:val="21"/>
+          <w:szCs w:val="21"/>
+          <w:lang w:val="pt-BR"/>
+        </w:rPr>
+      </w:pPr>
+    </w:p>
+    <w:p>
+      <w:pPr>
+        <w:pStyle w:val="Heading3"/>
+        <w:bidi w:val="0"/>
+        <w:jc w:val="left"/>
+      </w:pPr>
+      <w:r>
+        <w:rPr>
+          <w:rFonts w:ascii="Aptos" w:hAnsi="Aptos" w:eastAsia="Aptos" w:cs="Aptos"/>
+          <w:noProof w:val="0"/>
+          <w:sz w:val="24"/>
+          <w:szCs w:val="24"/>
+          <w:lang w:val="pt-BR"/>
+        </w:rPr>
+        <w:t>Cálculo da Similaridade entre Cadeias</w:t>
+      </w:r>
+    </w:p>
+    <w:p>
+      <w:pPr>
+        <w:bidi w:val="0"/>
+        <w:jc w:val="left"/>
+      </w:pPr>
+      <w:r>
+        <w:rPr>
+          <w:rFonts w:ascii="Aptos" w:hAnsi="Aptos" w:eastAsia="Aptos" w:cs="Aptos"/>
+          <w:noProof w:val="0"/>
+          <w:sz w:val="24"/>
+          <w:szCs w:val="24"/>
+          <w:lang w:val="pt-BR"/>
+        </w:rPr>
+        <w:t>Como a estrutura 6B1T é composta por diversas cadeias proteicas, foi inicialmente calculada uma medida de similaridade entre todas elas. O objetivo foi identificar cadeias estruturalmente conservadas, permitindo incorporar essa informação posteriormente na construção da rede.</w:t>
+      </w:r>
+    </w:p>
+    <w:p>
+      <w:pPr>
+        <w:bidi w:val="0"/>
+        <w:jc w:val="left"/>
+      </w:pPr>
+      <w:r>
+        <w:rPr>
+          <w:rFonts w:ascii="Aptos" w:hAnsi="Aptos" w:eastAsia="Aptos" w:cs="Aptos"/>
+          <w:noProof w:val="0"/>
+          <w:sz w:val="24"/>
+          <w:szCs w:val="24"/>
+          <w:lang w:val="pt-BR"/>
+        </w:rPr>
+        <w:t>Para cada cadeia foi extraída sua sequência primária de aminoácidos, obtendo-se um conjunto de sequências representativas das proteínas presentes na estrutura.</w:t>
+      </w:r>
+    </w:p>
+    <w:p>
+      <w:pPr>
+        <w:bidi w:val="0"/>
+        <w:jc w:val="left"/>
+      </w:pPr>
+      <w:r>
+        <w:rPr>
+          <w:rFonts w:ascii="Aptos" w:hAnsi="Aptos" w:eastAsia="Aptos" w:cs="Aptos"/>
+          <w:noProof w:val="0"/>
+          <w:sz w:val="24"/>
+          <w:szCs w:val="24"/>
+          <w:lang w:val="pt-BR"/>
+        </w:rPr>
+        <w:t xml:space="preserve">Em seguida, a similaridade entre cada par de cadeias foi calculada utilizando o algoritmo </w:t>
+      </w:r>
+      <w:r>
+        <w:rPr>
+          <w:rFonts w:ascii="Aptos" w:hAnsi="Aptos" w:eastAsia="Aptos" w:cs="Aptos"/>
+          <w:b w:val="1"/>
+          <w:bCs w:val="1"/>
+          <w:noProof w:val="0"/>
+          <w:sz w:val="24"/>
+          <w:szCs w:val="24"/>
+          <w:lang w:val="pt-BR"/>
+        </w:rPr>
+        <w:t>Longest Common Subsequence (LCS)</w:t>
+      </w:r>
+      <w:r>
+        <w:rPr>
+          <w:rFonts w:ascii="Aptos" w:hAnsi="Aptos" w:eastAsia="Aptos" w:cs="Aptos"/>
+          <w:noProof w:val="0"/>
+          <w:sz w:val="24"/>
+          <w:szCs w:val="24"/>
+          <w:lang w:val="pt-BR"/>
+        </w:rPr>
+        <w:t>. Diferentemente de uma comparação posição a posição, o LCS determina o maior subsequente comum entre duas sequências, permitindo medir seu grau de conservação mesmo na presença de inserções, deleções ou pequenas variações locais.</w:t>
+      </w:r>
+    </w:p>
+    <w:p>
+      <w:pPr>
+        <w:bidi w:val="0"/>
+        <w:jc w:val="left"/>
+      </w:pPr>
+      <w:r>
+        <w:rPr>
+          <w:rFonts w:ascii="Aptos" w:hAnsi="Aptos" w:eastAsia="Aptos" w:cs="Aptos"/>
+          <w:noProof w:val="0"/>
+          <w:sz w:val="24"/>
+          <w:szCs w:val="24"/>
+          <w:lang w:val="pt-BR"/>
+        </w:rPr>
+        <w:t>Sejam (S_i) e (S_j) duas sequências de aminoácidos, a similaridade foi definida por</w:t>
+      </w:r>
+    </w:p>
+    <w:p>
+      <w:pPr>
+        <w:bidi w:val="0"/>
+        <w:jc w:val="left"/>
+      </w:pPr>
+      <w:r>
+        <w:rPr>
+          <w:rFonts w:ascii="Aptos" w:hAnsi="Aptos" w:eastAsia="Aptos" w:cs="Aptos"/>
+          <w:noProof w:val="0"/>
+          <w:sz w:val="24"/>
+          <w:szCs w:val="24"/>
+          <w:lang w:val="pt-BR"/>
+        </w:rPr>
+        <w:t>[</w:t>
+      </w:r>
+    </w:p>
+    <w:p>
+      <w:pPr>
+        <w:bidi w:val="0"/>
+        <w:jc w:val="left"/>
+      </w:pPr>
+      <w:r>
+        <w:rPr>
+          <w:rFonts w:ascii="Aptos" w:hAnsi="Aptos" w:eastAsia="Aptos" w:cs="Aptos"/>
+          <w:noProof w:val="0"/>
+          <w:sz w:val="24"/>
+          <w:szCs w:val="24"/>
+          <w:lang w:val="pt-BR"/>
+        </w:rPr>
+        <w:t>Sim(S_i,S_j)=\frac{LCS(S_i,S_j)}</w:t>
+      </w:r>
+    </w:p>
+    <w:p>
+      <w:pPr>
+        <w:bidi w:val="0"/>
+        <w:jc w:val="left"/>
+      </w:pPr>
+      <w:r>
+        <w:rPr>
+          <w:rFonts w:ascii="Aptos" w:hAnsi="Aptos" w:eastAsia="Aptos" w:cs="Aptos"/>
+          <w:noProof w:val="0"/>
+          <w:sz w:val="24"/>
+          <w:szCs w:val="24"/>
+          <w:lang w:val="pt-BR"/>
+        </w:rPr>
+        <w:t>{\max(|S_i|,|S_j|)},</w:t>
+      </w:r>
+    </w:p>
+    <w:p>
+      <w:pPr>
+        <w:bidi w:val="0"/>
+        <w:jc w:val="left"/>
+      </w:pPr>
+      <w:r>
+        <w:rPr>
+          <w:rFonts w:ascii="Aptos" w:hAnsi="Aptos" w:eastAsia="Aptos" w:cs="Aptos"/>
+          <w:noProof w:val="0"/>
+          <w:sz w:val="24"/>
+          <w:szCs w:val="24"/>
+          <w:lang w:val="pt-BR"/>
+        </w:rPr>
+        <w:t>]</w:t>
+      </w:r>
+    </w:p>
+    <w:p>
+      <w:pPr>
+        <w:bidi w:val="0"/>
+        <w:jc w:val="left"/>
+      </w:pPr>
+      <w:r>
+        <w:rPr>
+          <w:rFonts w:ascii="Aptos" w:hAnsi="Aptos" w:eastAsia="Aptos" w:cs="Aptos"/>
+          <w:noProof w:val="0"/>
+          <w:sz w:val="24"/>
+          <w:szCs w:val="24"/>
+          <w:lang w:val="pt-BR"/>
+        </w:rPr>
+        <w:t>em que:</w:t>
+      </w:r>
+    </w:p>
+    <w:p>
+      <w:pPr>
+        <w:pStyle w:val="ListParagraph"/>
+        <w:numPr>
+          <w:ilvl w:val="0"/>
+          <w:numId w:val="8"/>
+        </w:numPr>
+        <w:bidi w:val="0"/>
+        <w:spacing w:before="0" w:beforeAutospacing="off" w:after="0" w:afterAutospacing="off"/>
+        <w:jc w:val="left"/>
+        <w:rPr>
+          <w:rFonts w:ascii="Aptos" w:hAnsi="Aptos" w:eastAsia="Aptos" w:cs="Aptos"/>
+          <w:noProof w:val="0"/>
+          <w:sz w:val="24"/>
+          <w:szCs w:val="24"/>
+          <w:lang w:val="pt-BR"/>
+        </w:rPr>
+      </w:pPr>
+      <w:r>
+        <w:rPr>
+          <w:rFonts w:ascii="Aptos" w:hAnsi="Aptos" w:eastAsia="Aptos" w:cs="Aptos"/>
+          <w:noProof w:val="0"/>
+          <w:sz w:val="24"/>
+          <w:szCs w:val="24"/>
+          <w:lang w:val="pt-BR"/>
+        </w:rPr>
+        <w:t>(LCS(S_i,S_j)) representa o comprimento da maior subsequência comum entre as duas cadeias;</w:t>
+      </w:r>
+    </w:p>
+    <w:p>
+      <w:pPr>
+        <w:pStyle w:val="ListParagraph"/>
+        <w:numPr>
+          <w:ilvl w:val="0"/>
+          <w:numId w:val="8"/>
+        </w:numPr>
+        <w:bidi w:val="0"/>
+        <w:spacing w:before="0" w:beforeAutospacing="off" w:after="0" w:afterAutospacing="off"/>
+        <w:jc w:val="left"/>
+        <w:rPr>
+          <w:rFonts w:ascii="Aptos" w:hAnsi="Aptos" w:eastAsia="Aptos" w:cs="Aptos"/>
+          <w:noProof w:val="0"/>
+          <w:sz w:val="24"/>
+          <w:szCs w:val="24"/>
+          <w:lang w:val="pt-BR"/>
+        </w:rPr>
+      </w:pPr>
+      <w:r>
+        <w:rPr>
+          <w:rFonts w:ascii="Aptos" w:hAnsi="Aptos" w:eastAsia="Aptos" w:cs="Aptos"/>
+          <w:noProof w:val="0"/>
+          <w:sz w:val="24"/>
+          <w:szCs w:val="24"/>
+          <w:lang w:val="pt-BR"/>
+        </w:rPr>
+        <w:t>(|S_i|) e (|S_j|) correspondem aos comprimentos das respectivas sequências.</w:t>
+      </w:r>
+    </w:p>
+    <w:p>
+      <w:pPr>
+        <w:bidi w:val="0"/>
+        <w:jc w:val="left"/>
+      </w:pPr>
+      <w:r>
+        <w:rPr>
+          <w:rFonts w:ascii="Aptos" w:hAnsi="Aptos" w:eastAsia="Aptos" w:cs="Aptos"/>
+          <w:noProof w:val="0"/>
+          <w:sz w:val="24"/>
+          <w:szCs w:val="24"/>
+          <w:lang w:val="pt-BR"/>
+        </w:rPr>
+        <w:t>Essa normalização produz valores compreendidos no intervalo ([0,1]), nos quais:</w:t>
+      </w:r>
+    </w:p>
+    <w:p>
+      <w:pPr>
+        <w:pStyle w:val="ListParagraph"/>
+        <w:numPr>
+          <w:ilvl w:val="0"/>
+          <w:numId w:val="9"/>
+        </w:numPr>
+        <w:bidi w:val="0"/>
+        <w:spacing w:before="0" w:beforeAutospacing="off" w:after="0" w:afterAutospacing="off"/>
+        <w:jc w:val="left"/>
+        <w:rPr>
+          <w:rFonts w:ascii="Aptos" w:hAnsi="Aptos" w:eastAsia="Aptos" w:cs="Aptos"/>
+          <w:noProof w:val="0"/>
+          <w:sz w:val="24"/>
+          <w:szCs w:val="24"/>
+          <w:lang w:val="pt-BR"/>
+        </w:rPr>
+      </w:pPr>
+      <w:r>
+        <w:rPr>
+          <w:rFonts w:ascii="Aptos" w:hAnsi="Aptos" w:eastAsia="Aptos" w:cs="Aptos"/>
+          <w:b w:val="1"/>
+          <w:bCs w:val="1"/>
+          <w:noProof w:val="0"/>
+          <w:sz w:val="24"/>
+          <w:szCs w:val="24"/>
+          <w:lang w:val="pt-BR"/>
+        </w:rPr>
+        <w:t>1,0</w:t>
+      </w:r>
+      <w:r>
+        <w:rPr>
+          <w:rFonts w:ascii="Aptos" w:hAnsi="Aptos" w:eastAsia="Aptos" w:cs="Aptos"/>
+          <w:noProof w:val="0"/>
+          <w:sz w:val="24"/>
+          <w:szCs w:val="24"/>
+          <w:lang w:val="pt-BR"/>
+        </w:rPr>
+        <w:t xml:space="preserve"> indica sequências idênticas;</w:t>
+      </w:r>
+    </w:p>
+    <w:p>
+      <w:pPr>
+        <w:pStyle w:val="ListParagraph"/>
+        <w:numPr>
+          <w:ilvl w:val="0"/>
+          <w:numId w:val="9"/>
+        </w:numPr>
+        <w:bidi w:val="0"/>
+        <w:spacing w:before="0" w:beforeAutospacing="off" w:after="0" w:afterAutospacing="off"/>
+        <w:jc w:val="left"/>
+        <w:rPr>
+          <w:rFonts w:ascii="Aptos" w:hAnsi="Aptos" w:eastAsia="Aptos" w:cs="Aptos"/>
+          <w:noProof w:val="0"/>
+          <w:sz w:val="24"/>
+          <w:szCs w:val="24"/>
+          <w:lang w:val="pt-BR"/>
+        </w:rPr>
+      </w:pPr>
+      <w:r>
+        <w:rPr>
+          <w:rFonts w:ascii="Aptos" w:hAnsi="Aptos" w:eastAsia="Aptos" w:cs="Aptos"/>
+          <w:noProof w:val="0"/>
+          <w:sz w:val="24"/>
+          <w:szCs w:val="24"/>
+          <w:lang w:val="pt-BR"/>
+        </w:rPr>
+        <w:t xml:space="preserve">valores próximos de </w:t>
+      </w:r>
+      <w:r>
+        <w:rPr>
+          <w:rFonts w:ascii="Aptos" w:hAnsi="Aptos" w:eastAsia="Aptos" w:cs="Aptos"/>
+          <w:b w:val="1"/>
+          <w:bCs w:val="1"/>
+          <w:noProof w:val="0"/>
+          <w:sz w:val="24"/>
+          <w:szCs w:val="24"/>
+          <w:lang w:val="pt-BR"/>
+        </w:rPr>
+        <w:t>1</w:t>
+      </w:r>
+      <w:r>
+        <w:rPr>
+          <w:rFonts w:ascii="Aptos" w:hAnsi="Aptos" w:eastAsia="Aptos" w:cs="Aptos"/>
+          <w:noProof w:val="0"/>
+          <w:sz w:val="24"/>
+          <w:szCs w:val="24"/>
+          <w:lang w:val="pt-BR"/>
+        </w:rPr>
+        <w:t xml:space="preserve"> indicam elevada conservação entre as cadeias;</w:t>
+      </w:r>
+    </w:p>
+    <w:p>
+      <w:pPr>
+        <w:pStyle w:val="ListParagraph"/>
+        <w:numPr>
+          <w:ilvl w:val="0"/>
+          <w:numId w:val="9"/>
+        </w:numPr>
+        <w:bidi w:val="0"/>
+        <w:spacing w:before="0" w:beforeAutospacing="off" w:after="0" w:afterAutospacing="off"/>
+        <w:jc w:val="left"/>
+        <w:rPr>
+          <w:rFonts w:ascii="Aptos" w:hAnsi="Aptos" w:eastAsia="Aptos" w:cs="Aptos"/>
+          <w:noProof w:val="0"/>
+          <w:sz w:val="24"/>
+          <w:szCs w:val="24"/>
+          <w:lang w:val="pt-BR"/>
+        </w:rPr>
+      </w:pPr>
+      <w:r>
+        <w:rPr>
+          <w:rFonts w:ascii="Aptos" w:hAnsi="Aptos" w:eastAsia="Aptos" w:cs="Aptos"/>
+          <w:noProof w:val="0"/>
+          <w:sz w:val="24"/>
+          <w:szCs w:val="24"/>
+          <w:lang w:val="pt-BR"/>
+        </w:rPr>
+        <w:t xml:space="preserve">valores próximos de </w:t>
+      </w:r>
+      <w:r>
+        <w:rPr>
+          <w:rFonts w:ascii="Aptos" w:hAnsi="Aptos" w:eastAsia="Aptos" w:cs="Aptos"/>
+          <w:b w:val="1"/>
+          <w:bCs w:val="1"/>
+          <w:noProof w:val="0"/>
+          <w:sz w:val="24"/>
+          <w:szCs w:val="24"/>
+          <w:lang w:val="pt-BR"/>
+        </w:rPr>
+        <w:t>0</w:t>
+      </w:r>
+      <w:r>
+        <w:rPr>
+          <w:rFonts w:ascii="Aptos" w:hAnsi="Aptos" w:eastAsia="Aptos" w:cs="Aptos"/>
+          <w:noProof w:val="0"/>
+          <w:sz w:val="24"/>
+          <w:szCs w:val="24"/>
+          <w:lang w:val="pt-BR"/>
+        </w:rPr>
+        <w:t xml:space="preserve"> indicam baixa similaridade.</w:t>
+      </w:r>
+    </w:p>
+    <w:p>
+      <w:pPr>
+        <w:bidi w:val="0"/>
+        <w:jc w:val="left"/>
+      </w:pPr>
+      <w:r>
+        <w:rPr>
+          <w:rFonts w:ascii="Aptos" w:hAnsi="Aptos" w:eastAsia="Aptos" w:cs="Aptos"/>
+          <w:noProof w:val="0"/>
+          <w:sz w:val="24"/>
+          <w:szCs w:val="24"/>
+          <w:lang w:val="pt-BR"/>
+        </w:rPr>
+        <w:t>O cálculo foi realizado para todos os pares de cadeias da proteína, produzindo uma matriz simétrica de similaridade. Além disso, a diagonal principal recebeu valor igual a 1, representando a similaridade de cada cadeia consigo mesma.</w:t>
+      </w:r>
+    </w:p>
+    <w:p>
+      <w:pPr>
+        <w:bidi w:val="0"/>
+        <w:jc w:val="left"/>
+      </w:pPr>
+      <w:r>
+        <w:rPr>
+          <w:rFonts w:ascii="Aptos" w:hAnsi="Aptos" w:eastAsia="Aptos" w:cs="Aptos"/>
+          <w:b w:val="1"/>
+          <w:bCs w:val="1"/>
+          <w:noProof w:val="0"/>
+          <w:sz w:val="24"/>
+          <w:szCs w:val="24"/>
+          <w:lang w:val="pt-BR"/>
+        </w:rPr>
+        <w:t>Figura – Matriz de similaridade entre as cadeias da proteína 6B1T.</w:t>
+      </w:r>
+    </w:p>
+    <w:p>
+      <w:pPr>
+        <w:pStyle w:val="Normal"/>
+        <w:bidi w:val="0"/>
+        <w:jc w:val="left"/>
+      </w:pPr>
+      <w:r>
+        <w:drawing>
+          <wp:inline wp14:editId="043D9730" wp14:anchorId="6D996B73">
+            <wp:extent cx="5724525" cy="2838450"/>
+            <wp:effectExtent l="0" t="0" r="0" b="0"/>
+            <wp:docPr id="2108608200" name="drawing"/>
+            <wp:cNvGraphicFramePr>
+              <a:graphicFrameLocks noChangeAspect="1"/>
+            </wp:cNvGraphicFramePr>
+            <a:graphic>
+              <a:graphicData xmlns:a="http://schemas.openxmlformats.org/drawingml/2006/main" uri="http://schemas.openxmlformats.org/drawingml/2006/picture">
+                <pic:pic xmlns:pic="http://schemas.openxmlformats.org/drawingml/2006/picture">
+                  <pic:nvPicPr>
+                    <pic:cNvPr id="2108608200" name="Picture 2108608200"/>
+                    <pic:cNvPicPr/>
+                  </pic:nvPicPr>
+                  <pic:blipFill>
+                    <a:blip xmlns:r="http://schemas.openxmlformats.org/officeDocument/2006/relationships" r:embed="rId1453012181">
+                      <a:extLst>
+                        <a:ext uri="{28A0092B-C50C-407E-A947-70E740481C1C}">
+                          <a14:useLocalDpi xmlns:a14="http://schemas.microsoft.com/office/drawing/2010/main"/>
+                        </a:ext>
+                      </a:extLst>
+                    </a:blip>
+                    <a:stretch>
+                      <a:fillRect/>
+                    </a:stretch>
+                  </pic:blipFill>
+                  <pic:spPr>
+                    <a:xfrm>
+                      <a:off x="0" y="0"/>
+                      <a:ext cx="5724525" cy="2838450"/>
+                    </a:xfrm>
+                    <a:prstGeom prst="rect">
+                      <a:avLst/>
+                    </a:prstGeom>
+                  </pic:spPr>
+                </pic:pic>
+              </a:graphicData>
+            </a:graphic>
+          </wp:inline>
+        </w:drawing>
+      </w:r>
+    </w:p>
+    <w:p>
+      <w:pPr>
+        <w:bidi w:val="0"/>
+        <w:jc w:val="left"/>
+      </w:pPr>
+      <w:r>
+        <w:rPr>
+          <w:rFonts w:ascii="Aptos" w:hAnsi="Aptos" w:eastAsia="Aptos" w:cs="Aptos"/>
+          <w:noProof w:val="0"/>
+          <w:sz w:val="24"/>
+          <w:szCs w:val="24"/>
+          <w:lang w:val="pt-BR"/>
+        </w:rPr>
+        <w:t>A análise dessa matriz evidenciou a existência de grupos de cadeias altamente similares. Em particular, as cadeias correspondentes à proteína Hexon apresentaram índices de similaridade superiores a 0,95, refletindo a elevada conservação estrutural entre suas múltiplas cópias presentes no capsídeo viral. Em contraste, proteínas acessórias, como Penton, IIIa, VIII, IX, VI e VII, apresentaram menores índices de similaridade em relação aos Hexons, formando grupos distintos.</w:t>
+      </w:r>
+    </w:p>
+    <w:p>
+      <w:pPr>
+        <w:bidi w:val="0"/>
+        <w:jc w:val="left"/>
+      </w:pPr>
+      <w:r>
+        <w:rPr>
+          <w:rFonts w:ascii="Aptos" w:hAnsi="Aptos" w:eastAsia="Aptos" w:cs="Aptos"/>
+          <w:noProof w:val="0"/>
+          <w:sz w:val="24"/>
+          <w:szCs w:val="24"/>
+          <w:lang w:val="pt-BR"/>
+        </w:rPr>
+        <w:t>Esses valores foram armazenados em uma matriz de similaridade entre cadeias (</w:t>
+      </w:r>
+      <w:r>
+        <w:rPr>
+          <w:rFonts w:ascii="Aptos" w:hAnsi="Aptos" w:eastAsia="Aptos" w:cs="Aptos"/>
+          <w:i w:val="1"/>
+          <w:iCs w:val="1"/>
+          <w:noProof w:val="0"/>
+          <w:sz w:val="24"/>
+          <w:szCs w:val="24"/>
+          <w:lang w:val="pt-BR"/>
+        </w:rPr>
+        <w:t>chain_similarity</w:t>
+      </w:r>
+      <w:r>
+        <w:rPr>
+          <w:rFonts w:ascii="Aptos" w:hAnsi="Aptos" w:eastAsia="Aptos" w:cs="Aptos"/>
+          <w:noProof w:val="0"/>
+          <w:sz w:val="24"/>
+          <w:szCs w:val="24"/>
+          <w:lang w:val="pt-BR"/>
+        </w:rPr>
+        <w:t>), posteriormente utilizada na construção da rede. Além de influenciar o peso das arestas entre resíduos espacialmente próximos, essa matriz também foi empregada para adicionar conexões explícitas entre resíduos equivalentes pertencentes a cadeias altamente homólogas, enriquecendo a representação estrutural da proteína.</w:t>
       </w:r>
     </w:p>
     <w:p>
@@ -188,43 +1354,112 @@
           <w:szCs w:val="24"/>
           <w:lang w:val="pt-BR"/>
         </w:rPr>
-        <w:t>2.3 Processamento da Estrutura Proteica</w:t>
-      </w:r>
-    </w:p>
-    <w:p>
-      <w:r>
-        <w:rPr>
-          <w:rFonts w:ascii="Aptos" w:hAnsi="Aptos" w:eastAsia="Aptos" w:cs="Aptos"/>
-          <w:noProof w:val="0"/>
-          <w:sz w:val="24"/>
-          <w:szCs w:val="24"/>
-          <w:lang w:val="pt-BR"/>
-        </w:rPr>
-        <w:t>Após a obtenção dos arquivos PDB, foi realizado o processamento das estruturas utilizando a biblioteca BioPython. Para cada resíduo da proteína foram extraídas informações referentes à cadeia, identificação do resíduo, tipo de aminoácido e coordenadas tridimensionais.</w:t>
-      </w:r>
-    </w:p>
-    <w:p>
-      <w:r>
-        <w:rPr>
-          <w:rFonts w:ascii="Aptos" w:hAnsi="Aptos" w:eastAsia="Aptos" w:cs="Aptos"/>
-          <w:noProof w:val="0"/>
-          <w:sz w:val="24"/>
-          <w:szCs w:val="24"/>
-          <w:lang w:val="pt-BR"/>
-        </w:rPr>
-        <w:t>Cada resíduo foi representado por um único nó na rede, associado às coordenadas espaciais de seu átomo Cα (Carbono Alfa), amplamente utilizado em redes de contato de proteínas por representar adequadamente a posição espacial do resíduo na estrutura tridimensional.</w:t>
-      </w:r>
-    </w:p>
-    <w:p>
-      <w:r>
-        <w:rPr>
-          <w:rFonts w:ascii="Aptos" w:hAnsi="Aptos" w:eastAsia="Aptos" w:cs="Aptos"/>
-          <w:noProof w:val="0"/>
-          <w:sz w:val="24"/>
-          <w:szCs w:val="24"/>
-          <w:lang w:val="pt-BR"/>
-        </w:rPr>
-        <w:t>O conjunto de dados resultante foi armazenado em uma estrutura tabular contendo, para cada resíduo, os seguintes atributos:</w:t>
+        <w:t>2.3 Modelagem da Rede Complexa</w:t>
+      </w:r>
+    </w:p>
+    <w:p>
+      <w:pPr>
+        <w:pStyle w:val="Normal"/>
+        <w:suppressLineNumbers w:val="0"/>
+        <w:bidi w:val="0"/>
+        <w:spacing w:before="0" w:beforeAutospacing="off" w:after="160" w:afterAutospacing="off" w:line="279" w:lineRule="auto"/>
+        <w:ind w:left="0" w:right="0"/>
+        <w:jc w:val="left"/>
+      </w:pPr>
+      <w:r>
+        <w:rPr>
+          <w:noProof w:val="0"/>
+          <w:lang w:val="pt-BR"/>
+        </w:rPr>
+        <w:t>Após a extração das informações estruturais dos arquivos PDB utilizando a biblioteca BioPython, foi construída uma rede complexa ponderada representando a organização espacial e estrutural da proteína.</w:t>
+      </w:r>
+    </w:p>
+    <w:p>
+      <w:pPr>
+        <w:pStyle w:val="Normal"/>
+        <w:suppressLineNumbers w:val="0"/>
+        <w:bidi w:val="0"/>
+        <w:spacing w:before="0" w:beforeAutospacing="off" w:after="160" w:afterAutospacing="off" w:line="279" w:lineRule="auto"/>
+        <w:ind w:left="0" w:right="0"/>
+        <w:jc w:val="left"/>
+        <w:rPr>
+          <w:noProof w:val="0"/>
+          <w:lang w:val="pt-BR"/>
+        </w:rPr>
+      </w:pPr>
+    </w:p>
+    <w:p>
+      <w:pPr/>
+      <w:r>
+        <w:rPr>
+          <w:noProof w:val="0"/>
+          <w:lang w:val="pt-BR"/>
+        </w:rPr>
+        <w:t>Inicialmente, cada resíduo foi modelado como um vértice da rede. Para cada nó foram armazenadas informações referentes à cadeia de origem (</w:t>
+      </w:r>
+      <w:r>
+        <w:rPr>
+          <w:i w:val="1"/>
+          <w:iCs w:val="1"/>
+          <w:noProof w:val="0"/>
+          <w:lang w:val="pt-BR"/>
+        </w:rPr>
+        <w:t>chain</w:t>
+      </w:r>
+      <w:r>
+        <w:rPr>
+          <w:noProof w:val="0"/>
+          <w:lang w:val="pt-BR"/>
+        </w:rPr>
+        <w:t>), identificação do resíduo (</w:t>
+      </w:r>
+      <w:r>
+        <w:rPr>
+          <w:i w:val="1"/>
+          <w:iCs w:val="1"/>
+          <w:noProof w:val="0"/>
+          <w:lang w:val="pt-BR"/>
+        </w:rPr>
+        <w:t>resid</w:t>
+      </w:r>
+      <w:r>
+        <w:rPr>
+          <w:noProof w:val="0"/>
+          <w:lang w:val="pt-BR"/>
+        </w:rPr>
+        <w:t>), tipo de aminoácido (</w:t>
+      </w:r>
+      <w:r>
+        <w:rPr>
+          <w:i w:val="1"/>
+          <w:iCs w:val="1"/>
+          <w:noProof w:val="0"/>
+          <w:lang w:val="pt-BR"/>
+        </w:rPr>
+        <w:t>resname</w:t>
+      </w:r>
+      <w:r>
+        <w:rPr>
+          <w:noProof w:val="0"/>
+          <w:lang w:val="pt-BR"/>
+        </w:rPr>
+        <w:t>) e coordenadas tridimensionais do átomo Cα (</w:t>
+      </w:r>
+      <w:r>
+        <w:rPr>
+          <w:i w:val="1"/>
+          <w:iCs w:val="1"/>
+          <w:noProof w:val="0"/>
+          <w:lang w:val="pt-BR"/>
+        </w:rPr>
+        <w:t>Carbono Alfa</w:t>
+      </w:r>
+      <w:r>
+        <w:rPr>
+          <w:noProof w:val="0"/>
+          <w:lang w:val="pt-BR"/>
+        </w:rPr>
+        <w:t>), adotado como representante da posição espacial do resíduo. O conjunto de atributos utilizado é apresentado na Tabela abaixo.</w:t>
       </w:r>
     </w:p>
     <w:tbl>
@@ -235,8 +1470,8 @@
         <w:tblLook w:val="06A0" w:firstRow="1" w:lastRow="0" w:firstColumn="1" w:lastColumn="0" w:noHBand="1" w:noVBand="1"/>
       </w:tblPr>
       <w:tblGrid>
-        <w:gridCol w:w="2205"/>
-        <w:gridCol w:w="6480"/>
+        <w:gridCol w:w="2055"/>
+        <w:gridCol w:w="6758"/>
       </w:tblGrid>
       <w:tr>
         <w:trPr>
@@ -244,7 +1479,7 @@
         </w:trPr>
         <w:tc>
           <w:tcPr>
-            <w:tcW w:w="2205" w:type="dxa"/>
+            <w:tcW w:w="2055" w:type="dxa"/>
             <w:tcMar/>
             <w:vAlign w:val="center"/>
           </w:tcPr>
@@ -264,7 +1499,7 @@
         </w:tc>
         <w:tc>
           <w:tcPr>
-            <w:tcW w:w="6480" w:type="dxa"/>
+            <w:tcW w:w="6758" w:type="dxa"/>
             <w:tcMar/>
             <w:vAlign w:val="center"/>
           </w:tcPr>
@@ -289,7 +1524,7 @@
         </w:trPr>
         <w:tc>
           <w:tcPr>
-            <w:tcW w:w="2205" w:type="dxa"/>
+            <w:tcW w:w="2055" w:type="dxa"/>
             <w:tcMar/>
             <w:vAlign w:val="center"/>
           </w:tcPr>
@@ -305,7 +1540,7 @@
         </w:tc>
         <w:tc>
           <w:tcPr>
-            <w:tcW w:w="6480" w:type="dxa"/>
+            <w:tcW w:w="6758" w:type="dxa"/>
             <w:tcMar/>
             <w:vAlign w:val="center"/>
           </w:tcPr>
@@ -326,7 +1561,7 @@
         </w:trPr>
         <w:tc>
           <w:tcPr>
-            <w:tcW w:w="2205" w:type="dxa"/>
+            <w:tcW w:w="2055" w:type="dxa"/>
             <w:tcMar/>
             <w:vAlign w:val="center"/>
           </w:tcPr>
@@ -342,17 +1577,17 @@
         </w:tc>
         <w:tc>
           <w:tcPr>
-            <w:tcW w:w="6480" w:type="dxa"/>
-            <w:tcMar/>
-            <w:vAlign w:val="center"/>
-          </w:tcPr>
-          <w:p>
-            <w:pPr>
-              <w:spacing w:before="0" w:beforeAutospacing="off" w:after="0" w:afterAutospacing="off"/>
-            </w:pPr>
-            <w:r>
-              <w:rPr/>
-              <w:t>Cadeia à qual o resíduo pertence</w:t>
+            <w:tcW w:w="6758" w:type="dxa"/>
+            <w:tcMar/>
+            <w:vAlign w:val="center"/>
+          </w:tcPr>
+          <w:p>
+            <w:pPr>
+              <w:spacing w:before="0" w:beforeAutospacing="off" w:after="0" w:afterAutospacing="off"/>
+            </w:pPr>
+            <w:r>
+              <w:rPr/>
+              <w:t>Cadeia à qual pertence o resíduo</w:t>
             </w:r>
           </w:p>
         </w:tc>
@@ -363,7 +1598,7 @@
         </w:trPr>
         <w:tc>
           <w:tcPr>
-            <w:tcW w:w="2205" w:type="dxa"/>
+            <w:tcW w:w="2055" w:type="dxa"/>
             <w:tcMar/>
             <w:vAlign w:val="center"/>
           </w:tcPr>
@@ -379,7 +1614,7 @@
         </w:tc>
         <w:tc>
           <w:tcPr>
-            <w:tcW w:w="6480" w:type="dxa"/>
+            <w:tcW w:w="6758" w:type="dxa"/>
             <w:tcMar/>
             <w:vAlign w:val="center"/>
           </w:tcPr>
@@ -400,7 +1635,7 @@
         </w:trPr>
         <w:tc>
           <w:tcPr>
-            <w:tcW w:w="2205" w:type="dxa"/>
+            <w:tcW w:w="2055" w:type="dxa"/>
             <w:tcMar/>
             <w:vAlign w:val="center"/>
           </w:tcPr>
@@ -416,17 +1651,17 @@
         </w:tc>
         <w:tc>
           <w:tcPr>
-            <w:tcW w:w="6480" w:type="dxa"/>
-            <w:tcMar/>
-            <w:vAlign w:val="center"/>
-          </w:tcPr>
-          <w:p>
-            <w:pPr>
-              <w:spacing w:before="0" w:beforeAutospacing="off" w:after="0" w:afterAutospacing="off"/>
-            </w:pPr>
-            <w:r>
-              <w:rPr/>
-              <w:t>Tipo de aminoácido</w:t>
+            <w:tcW w:w="6758" w:type="dxa"/>
+            <w:tcMar/>
+            <w:vAlign w:val="center"/>
+          </w:tcPr>
+          <w:p>
+            <w:pPr>
+              <w:spacing w:before="0" w:beforeAutospacing="off" w:after="0" w:afterAutospacing="off"/>
+            </w:pPr>
+            <w:r>
+              <w:rPr/>
+              <w:t>Tipo do aminoácido</w:t>
             </w:r>
           </w:p>
         </w:tc>
@@ -437,7 +1672,7 @@
         </w:trPr>
         <w:tc>
           <w:tcPr>
-            <w:tcW w:w="2205" w:type="dxa"/>
+            <w:tcW w:w="2055" w:type="dxa"/>
             <w:tcMar/>
             <w:vAlign w:val="center"/>
           </w:tcPr>
@@ -453,7 +1688,7 @@
         </w:tc>
         <w:tc>
           <w:tcPr>
-            <w:tcW w:w="6480" w:type="dxa"/>
+            <w:tcW w:w="6758" w:type="dxa"/>
             <w:tcMar/>
             <w:vAlign w:val="center"/>
           </w:tcPr>
@@ -474,7 +1709,7 @@
         </w:trPr>
         <w:tc>
           <w:tcPr>
-            <w:tcW w:w="2205" w:type="dxa"/>
+            <w:tcW w:w="2055" w:type="dxa"/>
             <w:tcMar/>
             <w:vAlign w:val="center"/>
           </w:tcPr>
@@ -490,7 +1725,7 @@
         </w:tc>
         <w:tc>
           <w:tcPr>
-            <w:tcW w:w="6480" w:type="dxa"/>
+            <w:tcW w:w="6758" w:type="dxa"/>
             <w:tcMar/>
             <w:vAlign w:val="center"/>
           </w:tcPr>
@@ -511,7 +1746,7 @@
         </w:trPr>
         <w:tc>
           <w:tcPr>
-            <w:tcW w:w="2205" w:type="dxa"/>
+            <w:tcW w:w="2055" w:type="dxa"/>
             <w:tcMar/>
             <w:vAlign w:val="center"/>
           </w:tcPr>
@@ -527,7 +1762,7 @@
         </w:tc>
         <w:tc>
           <w:tcPr>
-            <w:tcW w:w="6480" w:type="dxa"/>
+            <w:tcW w:w="6758" w:type="dxa"/>
             <w:tcMar/>
             <w:vAlign w:val="center"/>
           </w:tcPr>
@@ -544,143 +1779,824 @@
       </w:tr>
     </w:tbl>
     <w:p>
-      <w:r>
-        <w:rPr>
-          <w:rFonts w:ascii="Aptos" w:hAnsi="Aptos" w:eastAsia="Aptos" w:cs="Aptos"/>
-          <w:noProof w:val="0"/>
-          <w:sz w:val="24"/>
-          <w:szCs w:val="24"/>
-          <w:lang w:val="pt-BR"/>
-        </w:rPr>
-        <w:t>Essas informações constituíram a base para a construção da rede complexa utilizada nas etapas subsequentes de análise topológica e detecção de comunidades.</w:t>
-      </w:r>
-    </w:p>
-    <w:p>
-      <w:pPr>
-        <w:pStyle w:val="Normal"/>
-      </w:pPr>
-    </w:p>
-    <w:p>
-      <w:r>
-        <w:br w:type="page"/>
-      </w:r>
-    </w:p>
-    <w:p>
-      <w:pPr>
-        <w:pStyle w:val="Heading1"/>
-      </w:pPr>
-      <w:r>
-        <w:rPr>
-          <w:rFonts w:ascii="Aptos" w:hAnsi="Aptos" w:eastAsia="Aptos" w:cs="Aptos"/>
-          <w:noProof w:val="0"/>
-          <w:sz w:val="24"/>
-          <w:szCs w:val="24"/>
-          <w:lang w:val="pt-BR"/>
-        </w:rPr>
-        <w:t>3. Análise Topológica da Rede</w:t>
-      </w:r>
-    </w:p>
-    <w:p>
-      <w:r>
-        <w:rPr>
-          <w:rFonts w:ascii="Aptos" w:hAnsi="Aptos" w:eastAsia="Aptos" w:cs="Aptos"/>
-          <w:noProof w:val="0"/>
-          <w:sz w:val="24"/>
-          <w:szCs w:val="24"/>
-          <w:lang w:val="pt-BR"/>
-        </w:rPr>
-        <w:t>Após a construção da rede de resíduos, foi realizada uma análise topológica com o objetivo de caracterizar sua organização estrutural e identificar padrões relevantes associados à arquitetura tridimensional da proteína. Foram investigadas a distribuição de graus e diferentes medidas de centralidade, permitindo avaliar a importância relativa dos resíduos dentro da rede.</w:t>
-      </w:r>
-    </w:p>
-    <w:p>
-      <w:pPr>
-        <w:pStyle w:val="Heading2"/>
-      </w:pPr>
-      <w:r>
-        <w:rPr>
-          <w:rFonts w:ascii="Aptos" w:hAnsi="Aptos" w:eastAsia="Aptos" w:cs="Aptos"/>
-          <w:noProof w:val="0"/>
-          <w:sz w:val="24"/>
-          <w:szCs w:val="24"/>
-          <w:lang w:val="pt-BR"/>
-        </w:rPr>
-        <w:t>3.1 Caracterização Geral da Rede</w:t>
-      </w:r>
-    </w:p>
-    <w:p>
-      <w:r>
-        <w:rPr>
-          <w:rFonts w:ascii="Aptos" w:hAnsi="Aptos" w:eastAsia="Aptos" w:cs="Aptos"/>
-          <w:noProof w:val="0"/>
-          <w:sz w:val="24"/>
-          <w:szCs w:val="24"/>
-          <w:lang w:val="pt-BR"/>
-        </w:rPr>
-        <w:t>Inicialmente foram calculadas métricas globais para descrever a estrutura da rede construída a partir da proteína.</w:t>
-      </w:r>
-    </w:p>
-    <w:p>
-      <w:r>
-        <w:rPr>
-          <w:rFonts w:ascii="Aptos" w:hAnsi="Aptos" w:eastAsia="Aptos" w:cs="Aptos"/>
+      <w:pPr>
+        <w:bidi w:val="0"/>
+        <w:rPr>
+          <w:noProof w:val="0"/>
+          <w:lang w:val="pt-BR"/>
+        </w:rPr>
+      </w:pPr>
+    </w:p>
+    <w:p>
+      <w:pPr>
+        <w:bidi w:val="0"/>
+      </w:pPr>
+      <w:r>
+        <w:rPr>
+          <w:noProof w:val="0"/>
+          <w:lang w:val="pt-BR"/>
+        </w:rPr>
+        <w:t>Após a criação dos vértices, as conexões da rede foram estabelecidas em duas etapas complementares.</w:t>
+      </w:r>
+    </w:p>
+    <w:p>
+      <w:pPr>
+        <w:pStyle w:val="Heading3"/>
+        <w:bidi w:val="0"/>
+      </w:pPr>
+      <w:r>
+        <w:rPr>
+          <w:noProof w:val="0"/>
+          <w:lang w:val="pt-BR"/>
+        </w:rPr>
+        <w:t>Contatos espaciais</w:t>
+      </w:r>
+    </w:p>
+    <w:p>
+      <w:pPr>
+        <w:bidi w:val="0"/>
+      </w:pPr>
+      <w:r>
+        <w:rPr>
+          <w:noProof w:val="0"/>
+          <w:lang w:val="pt-BR"/>
+        </w:rPr>
+        <w:t>Na primeira etapa foram identificados todos os pares de resíduos separados por uma distância inferior ao raio de corte (</w:t>
+      </w:r>
+      <w:r>
+        <w:rPr>
+          <w:i w:val="1"/>
+          <w:iCs w:val="1"/>
+          <w:noProof w:val="0"/>
+          <w:lang w:val="pt-BR"/>
+        </w:rPr>
+        <w:t>cutoff</w:t>
+      </w:r>
+      <w:r>
+        <w:rPr>
+          <w:noProof w:val="0"/>
+          <w:lang w:val="pt-BR"/>
+        </w:rPr>
+        <w:t xml:space="preserve">) utilizando a estrutura de dados </w:t>
+      </w:r>
+      <w:r>
+        <w:rPr>
           <w:b w:val="1"/>
           <w:bCs w:val="1"/>
           <w:noProof w:val="0"/>
-          <w:sz w:val="24"/>
-          <w:szCs w:val="24"/>
-          <w:lang w:val="pt-BR"/>
-        </w:rPr>
-        <w:t>Tabela 1 – Caracterização geral da rede da proteína 8IXO</w:t>
-      </w:r>
-    </w:p>
-    <w:p>
-      <w:r>
-        <w:rPr>
-          <w:rFonts w:ascii="Aptos" w:hAnsi="Aptos" w:eastAsia="Aptos" w:cs="Aptos"/>
-          <w:noProof w:val="0"/>
-          <w:sz w:val="24"/>
-          <w:szCs w:val="24"/>
-          <w:lang w:val="pt-BR"/>
-        </w:rPr>
-        <w:t>(Inserir tabela contendo número de nós, número de arestas, grau médio, grau máximo e densidade.)</w:t>
-      </w:r>
-    </w:p>
-    <w:p>
-      <w:r>
-        <w:rPr>
-          <w:rFonts w:ascii="Aptos" w:hAnsi="Aptos" w:eastAsia="Aptos" w:cs="Aptos"/>
+          <w:lang w:val="pt-BR"/>
+        </w:rPr>
+        <w:t>cKDTree</w:t>
+      </w:r>
+      <w:r>
+        <w:rPr>
+          <w:noProof w:val="0"/>
+          <w:lang w:val="pt-BR"/>
+        </w:rPr>
+        <w:t>, que permite realizar buscas espaciais de forma eficiente.</w:t>
+      </w:r>
+    </w:p>
+    <w:p>
+      <w:pPr>
+        <w:bidi w:val="0"/>
+      </w:pPr>
+      <w:r>
+        <w:rPr>
+          <w:noProof w:val="0"/>
+          <w:lang w:val="pt-BR"/>
+        </w:rPr>
+        <w:t>Para cada par de resíduos em contato foi criada uma aresta ponderada. O peso dessa aresta foi calculado considerando simultaneamente três fatores:</w:t>
+      </w:r>
+    </w:p>
+    <w:p>
+      <w:pPr>
+        <w:pStyle w:val="ListParagraph"/>
+        <w:numPr>
+          <w:ilvl w:val="0"/>
+          <w:numId w:val="4"/>
+        </w:numPr>
+        <w:bidi w:val="0"/>
+        <w:spacing w:before="0" w:beforeAutospacing="off" w:after="0" w:afterAutospacing="off"/>
+        <w:rPr>
+          <w:noProof w:val="0"/>
+          <w:lang w:val="pt-BR"/>
+        </w:rPr>
+      </w:pPr>
+      <w:r>
+        <w:rPr>
+          <w:noProof w:val="0"/>
+          <w:lang w:val="pt-BR"/>
+        </w:rPr>
+        <w:t xml:space="preserve">proximidade espacial entre os resíduos; </w:t>
+      </w:r>
+    </w:p>
+    <w:p>
+      <w:pPr>
+        <w:pStyle w:val="ListParagraph"/>
+        <w:numPr>
+          <w:ilvl w:val="0"/>
+          <w:numId w:val="4"/>
+        </w:numPr>
+        <w:bidi w:val="0"/>
+        <w:spacing w:before="0" w:beforeAutospacing="off" w:after="0" w:afterAutospacing="off"/>
+        <w:rPr>
+          <w:noProof w:val="0"/>
+          <w:lang w:val="pt-BR"/>
+        </w:rPr>
+      </w:pPr>
+      <w:r>
+        <w:rPr>
+          <w:noProof w:val="0"/>
+          <w:lang w:val="pt-BR"/>
+        </w:rPr>
+        <w:t xml:space="preserve">similaridade bioquímica entre os aminoácidos; </w:t>
+      </w:r>
+    </w:p>
+    <w:p>
+      <w:pPr>
+        <w:pStyle w:val="ListParagraph"/>
+        <w:numPr>
+          <w:ilvl w:val="0"/>
+          <w:numId w:val="4"/>
+        </w:numPr>
+        <w:bidi w:val="0"/>
+        <w:spacing w:before="0" w:beforeAutospacing="off" w:after="0" w:afterAutospacing="off"/>
+        <w:rPr>
+          <w:noProof w:val="0"/>
+          <w:lang w:val="pt-BR"/>
+        </w:rPr>
+      </w:pPr>
+      <w:r>
+        <w:rPr>
+          <w:noProof w:val="0"/>
+          <w:lang w:val="pt-BR"/>
+        </w:rPr>
+        <w:t xml:space="preserve">similaridade estrutural entre as cadeias às quais os resíduos pertencem. </w:t>
+      </w:r>
+    </w:p>
+    <w:p>
+      <w:pPr>
+        <w:bidi w:val="0"/>
+      </w:pPr>
+      <w:r>
+        <w:rPr>
+          <w:noProof w:val="0"/>
+          <w:lang w:val="pt-BR"/>
+        </w:rPr>
+        <w:t>A influência da distância espacial foi modelada por uma função exponencial decrescente</w:t>
+      </w:r>
+    </w:p>
+    <w:p>
+      <w:pPr>
+        <w:bidi w:val="0"/>
+      </w:pPr>
+      <w:r>
+        <w:rPr>
+          <w:rFonts w:ascii="Cambria Math" w:hAnsi="Cambria Math" w:eastAsia="Cambria Math" w:cs="Cambria Math"/>
+          <w:i w:val="1"/>
+          <w:iCs w:val="1"/>
+          <w:noProof w:val="0"/>
+          <w:lang w:val="x-iv_mathan"/>
+        </w:rPr>
+        <w:t>wesp=e−d/cw_{esp}=e^{-d/c}</w:t>
+      </w:r>
+      <w:r>
+        <w:rPr>
+          <w:noProof w:val="0"/>
+          <w:lang w:val="pt-BR"/>
+        </w:rPr>
+        <w:t xml:space="preserve">wesp =e−d/c </w:t>
+      </w:r>
+    </w:p>
+    <w:p>
+      <w:pPr>
+        <w:bidi w:val="0"/>
+      </w:pPr>
+      <w:r>
+        <w:rPr>
+          <w:noProof w:val="0"/>
+          <w:lang w:val="pt-BR"/>
+        </w:rPr>
+        <w:t xml:space="preserve">em que </w:t>
+      </w:r>
+      <w:r>
+        <w:rPr>
+          <w:rFonts w:ascii="Cambria Math" w:hAnsi="Cambria Math" w:eastAsia="Cambria Math" w:cs="Cambria Math"/>
+          <w:i w:val="1"/>
+          <w:iCs w:val="1"/>
+          <w:noProof w:val="0"/>
+          <w:lang w:val="x-iv_mathan"/>
+        </w:rPr>
+        <w:t>dd</w:t>
+      </w:r>
+      <w:r>
+        <w:rPr>
+          <w:noProof w:val="0"/>
+          <w:lang w:val="pt-BR"/>
+        </w:rPr>
+        <w:t xml:space="preserve">d representa a distância euclidiana entre os resíduos e </w:t>
+      </w:r>
+      <w:r>
+        <w:rPr>
+          <w:rFonts w:ascii="Cambria Math" w:hAnsi="Cambria Math" w:eastAsia="Cambria Math" w:cs="Cambria Math"/>
+          <w:i w:val="1"/>
+          <w:iCs w:val="1"/>
+          <w:noProof w:val="0"/>
+          <w:lang w:val="x-iv_mathan"/>
+        </w:rPr>
+        <w:t>cc</w:t>
+      </w:r>
+      <w:r>
+        <w:rPr>
+          <w:noProof w:val="0"/>
+          <w:lang w:val="pt-BR"/>
+        </w:rPr>
+        <w:t xml:space="preserve">c corresponde ao valor do </w:t>
+      </w:r>
+      <w:r>
+        <w:rPr>
+          <w:i w:val="1"/>
+          <w:iCs w:val="1"/>
+          <w:noProof w:val="0"/>
+          <w:lang w:val="pt-BR"/>
+        </w:rPr>
+        <w:t>cutoff</w:t>
+      </w:r>
+      <w:r>
+        <w:rPr>
+          <w:noProof w:val="0"/>
+          <w:lang w:val="pt-BR"/>
+        </w:rPr>
+        <w:t>. Dessa forma, resíduos mais próximos recebem maior contribuição para o peso da conexão.</w:t>
+      </w:r>
+    </w:p>
+    <w:p>
+      <w:pPr>
+        <w:bidi w:val="0"/>
+      </w:pPr>
+      <w:r>
+        <w:rPr>
+          <w:noProof w:val="0"/>
+          <w:lang w:val="pt-BR"/>
+        </w:rPr>
+        <w:t xml:space="preserve">A similaridade bioquímica foi obtida por meio da função </w:t>
+      </w:r>
+      <w:r>
+        <w:rPr>
+          <w:rFonts w:ascii="Consolas" w:hAnsi="Consolas" w:eastAsia="Consolas" w:cs="Consolas"/>
+          <w:noProof w:val="0"/>
+          <w:lang w:val="pt-BR"/>
+        </w:rPr>
+        <w:t>biochemical_similarity</w:t>
+      </w:r>
+      <w:r>
+        <w:rPr>
+          <w:noProof w:val="0"/>
+          <w:lang w:val="pt-BR"/>
+        </w:rPr>
+        <w:t>, responsável por atribuir um fator de afinidade entre pares de aminoácidos com base em suas propriedades físico-químicas.</w:t>
+      </w:r>
+    </w:p>
+    <w:p>
+      <w:pPr>
+        <w:bidi w:val="0"/>
+      </w:pPr>
+      <w:r>
+        <w:rPr>
+          <w:noProof w:val="0"/>
+          <w:lang w:val="pt-BR"/>
+        </w:rPr>
+        <w:t>Por sua vez, a similaridade entre cadeias foi obtida previamente por alinhamento estrutural, produzindo um índice de homologia para cada par de cadeias.</w:t>
+      </w:r>
+    </w:p>
+    <w:p>
+      <w:pPr>
+        <w:bidi w:val="0"/>
+      </w:pPr>
+      <w:r>
+        <w:rPr>
+          <w:noProof w:val="0"/>
+          <w:lang w:val="pt-BR"/>
+        </w:rPr>
+        <w:t>O peso final atribuído às arestas espaciais foi calculado por</w:t>
+      </w:r>
+    </w:p>
+    <w:p>
+      <w:pPr>
+        <w:bidi w:val="0"/>
+      </w:pPr>
+      <w:r>
+        <w:rPr>
+          <w:rFonts w:ascii="Cambria Math" w:hAnsi="Cambria Math" w:eastAsia="Cambria Math" w:cs="Cambria Math"/>
+          <w:i w:val="1"/>
+          <w:iCs w:val="1"/>
+          <w:noProof w:val="0"/>
+          <w:lang w:val="x-iv_mathan"/>
+        </w:rPr>
+        <w:t>w=(wesp)(1+wbio)(1+wcadeia),w=(w_{esp})(1+w_{bio})(1+w_{cadeia}),</w:t>
+      </w:r>
+      <w:r>
+        <w:rPr>
+          <w:noProof w:val="0"/>
+          <w:lang w:val="pt-BR"/>
+        </w:rPr>
+        <w:t xml:space="preserve">w=(wesp )(1+wbio )(1+wcadeia ), </w:t>
+      </w:r>
+    </w:p>
+    <w:p>
+      <w:pPr>
+        <w:bidi w:val="0"/>
+      </w:pPr>
+      <w:r>
+        <w:rPr>
+          <w:noProof w:val="0"/>
+          <w:lang w:val="pt-BR"/>
+        </w:rPr>
+        <w:t>onde:</w:t>
+      </w:r>
+    </w:p>
+    <w:p>
+      <w:pPr>
+        <w:pStyle w:val="ListParagraph"/>
+        <w:numPr>
+          <w:ilvl w:val="0"/>
+          <w:numId w:val="5"/>
+        </w:numPr>
+        <w:bidi w:val="0"/>
+        <w:spacing w:before="0" w:beforeAutospacing="off" w:after="0" w:afterAutospacing="off"/>
+        <w:rPr>
+          <w:noProof w:val="0"/>
+          <w:lang w:val="pt-BR"/>
+        </w:rPr>
+      </w:pPr>
+      <w:r>
+        <w:rPr>
+          <w:rFonts w:ascii="Cambria Math" w:hAnsi="Cambria Math" w:eastAsia="Cambria Math" w:cs="Cambria Math"/>
+          <w:i w:val="1"/>
+          <w:iCs w:val="1"/>
+          <w:noProof w:val="0"/>
+          <w:lang w:val="x-iv_mathan"/>
+        </w:rPr>
+        <w:t>wespw_{esp}</w:t>
+      </w:r>
+      <w:r>
+        <w:rPr>
+          <w:noProof w:val="0"/>
+          <w:lang w:val="pt-BR"/>
+        </w:rPr>
+        <w:t xml:space="preserve">wesp  representa a contribuição espacial; </w:t>
+      </w:r>
+    </w:p>
+    <w:p>
+      <w:pPr>
+        <w:pStyle w:val="ListParagraph"/>
+        <w:numPr>
+          <w:ilvl w:val="0"/>
+          <w:numId w:val="5"/>
+        </w:numPr>
+        <w:bidi w:val="0"/>
+        <w:spacing w:before="0" w:beforeAutospacing="off" w:after="0" w:afterAutospacing="off"/>
+        <w:rPr>
+          <w:noProof w:val="0"/>
+          <w:lang w:val="pt-BR"/>
+        </w:rPr>
+      </w:pPr>
+      <w:r>
+        <w:rPr>
+          <w:rFonts w:ascii="Cambria Math" w:hAnsi="Cambria Math" w:eastAsia="Cambria Math" w:cs="Cambria Math"/>
+          <w:i w:val="1"/>
+          <w:iCs w:val="1"/>
+          <w:noProof w:val="0"/>
+          <w:lang w:val="x-iv_mathan"/>
+        </w:rPr>
+        <w:t>wbiow_{bio}</w:t>
+      </w:r>
+      <w:r>
+        <w:rPr>
+          <w:noProof w:val="0"/>
+          <w:lang w:val="pt-BR"/>
+        </w:rPr>
+        <w:t xml:space="preserve">wbio  representa a similaridade bioquímica; </w:t>
+      </w:r>
+    </w:p>
+    <w:p>
+      <w:pPr>
+        <w:pStyle w:val="ListParagraph"/>
+        <w:numPr>
+          <w:ilvl w:val="0"/>
+          <w:numId w:val="5"/>
+        </w:numPr>
+        <w:bidi w:val="0"/>
+        <w:spacing w:before="0" w:beforeAutospacing="off" w:after="0" w:afterAutospacing="off"/>
+        <w:rPr>
+          <w:noProof w:val="0"/>
+          <w:lang w:val="pt-BR"/>
+        </w:rPr>
+      </w:pPr>
+      <w:r>
+        <w:rPr>
+          <w:rFonts w:ascii="Cambria Math" w:hAnsi="Cambria Math" w:eastAsia="Cambria Math" w:cs="Cambria Math"/>
+          <w:i w:val="1"/>
+          <w:iCs w:val="1"/>
+          <w:noProof w:val="0"/>
+          <w:lang w:val="x-iv_mathan"/>
+        </w:rPr>
+        <w:t>wcadeiaw_{cadeia}</w:t>
+      </w:r>
+      <w:r>
+        <w:rPr>
+          <w:noProof w:val="0"/>
+          <w:lang w:val="pt-BR"/>
+        </w:rPr>
+        <w:t xml:space="preserve">wcadeia  representa a similaridade entre as cadeias. </w:t>
+      </w:r>
+    </w:p>
+    <w:p>
+      <w:pPr>
+        <w:bidi w:val="0"/>
+      </w:pPr>
+      <w:r>
+        <w:rPr>
+          <w:noProof w:val="0"/>
+          <w:lang w:val="pt-BR"/>
+        </w:rPr>
+        <w:t>Essa formulação faz com que conexões entre resíduos espacialmente próximos, bioquimicamente semelhantes e pertencentes a cadeias estruturalmente conservadas recebam pesos mais elevados.</w:t>
+      </w:r>
+    </w:p>
+    <w:p>
+      <w:pPr>
+        <w:bidi w:val="0"/>
+      </w:pPr>
+    </w:p>
+    <w:p>
+      <w:pPr>
+        <w:pStyle w:val="Heading3"/>
+        <w:bidi w:val="0"/>
+      </w:pPr>
+      <w:r>
+        <w:rPr>
+          <w:noProof w:val="0"/>
+          <w:lang w:val="pt-BR"/>
+        </w:rPr>
+        <w:t>Conexões por homologia</w:t>
+      </w:r>
+    </w:p>
+    <w:p>
+      <w:pPr>
+        <w:bidi w:val="0"/>
+      </w:pPr>
+      <w:r>
+        <w:rPr>
+          <w:noProof w:val="0"/>
+          <w:lang w:val="pt-BR"/>
+        </w:rPr>
+        <w:t>Na segunda etapa foram adicionadas conexões entre resíduos equivalentes pertencentes a cadeias diferentes.</w:t>
+      </w:r>
+    </w:p>
+    <w:p>
+      <w:pPr>
+        <w:bidi w:val="0"/>
+      </w:pPr>
+      <w:r>
+        <w:rPr>
+          <w:noProof w:val="0"/>
+          <w:lang w:val="pt-BR"/>
+        </w:rPr>
+        <w:t>Para isso, foram considerados apenas pares de cadeias cuja similaridade estrutural fosse superior a um limiar previamente definido (</w:t>
+      </w:r>
+      <w:r>
+        <w:rPr>
+          <w:i w:val="1"/>
+          <w:iCs w:val="1"/>
+          <w:noProof w:val="0"/>
+          <w:lang w:val="pt-BR"/>
+        </w:rPr>
+        <w:t>homology_threshold</w:t>
+      </w:r>
+      <w:r>
+        <w:rPr>
+          <w:noProof w:val="0"/>
+          <w:lang w:val="pt-BR"/>
+        </w:rPr>
+        <w:t>). Em seguida, resíduos com a mesma numeração nas duas cadeias foram conectados por uma aresta cujo peso corresponde diretamente ao índice de similaridade entre as cadeias.</w:t>
+      </w:r>
+    </w:p>
+    <w:p>
+      <w:pPr>
+        <w:bidi w:val="0"/>
+      </w:pPr>
+      <w:r>
+        <w:rPr>
+          <w:noProof w:val="0"/>
+          <w:lang w:val="pt-BR"/>
+        </w:rPr>
+        <w:t xml:space="preserve">Quando uma conexão espacial já existia entre o mesmo par de resíduos, o peso proveniente da homologia foi somado ao peso da aresta existente, caracterizando uma ligação do tipo </w:t>
+      </w:r>
+      <w:r>
+        <w:rPr>
           <w:b w:val="1"/>
           <w:bCs w:val="1"/>
           <w:noProof w:val="0"/>
-          <w:sz w:val="24"/>
-          <w:szCs w:val="24"/>
-          <w:lang w:val="pt-BR"/>
-        </w:rPr>
-        <w:t>Tabela 2 – Caracterização geral da rede da proteína 6B1T</w:t>
-      </w:r>
-    </w:p>
-    <w:p>
-      <w:r>
-        <w:rPr>
-          <w:rFonts w:ascii="Aptos" w:hAnsi="Aptos" w:eastAsia="Aptos" w:cs="Aptos"/>
-          <w:noProof w:val="0"/>
-          <w:sz w:val="24"/>
-          <w:szCs w:val="24"/>
-          <w:lang w:val="pt-BR"/>
-        </w:rPr>
-        <w:t>(Inserir tabela contendo número de nós, número de arestas, grau médio, grau máximo e densidade.)</w:t>
-      </w:r>
-    </w:p>
-    <w:p>
-      <w:r>
-        <w:rPr>
-          <w:rFonts w:ascii="Aptos" w:hAnsi="Aptos" w:eastAsia="Aptos" w:cs="Aptos"/>
-          <w:noProof w:val="0"/>
-          <w:sz w:val="24"/>
-          <w:szCs w:val="24"/>
-          <w:lang w:val="pt-BR"/>
-        </w:rPr>
-        <w:t>Essas métricas fornecem uma visão inicial da conectividade da rede e permitem comparar a complexidade estrutural das proteínas analisadas. Em geral, proteínas maiores tendem a produzir redes com maior número de nós e arestas, enquanto a densidade permanece relativamente baixa devido às restrições espaciais impostas pela estrutura tridimensional.</w:t>
+          <w:lang w:val="pt-BR"/>
+        </w:rPr>
+        <w:t>mista</w:t>
+      </w:r>
+      <w:r>
+        <w:rPr>
+          <w:noProof w:val="0"/>
+          <w:lang w:val="pt-BR"/>
+        </w:rPr>
+        <w:t xml:space="preserve"> (</w:t>
+      </w:r>
+      <w:r>
+        <w:rPr>
+          <w:i w:val="1"/>
+          <w:iCs w:val="1"/>
+          <w:noProof w:val="0"/>
+          <w:lang w:val="pt-BR"/>
+        </w:rPr>
+        <w:t>mixed</w:t>
+      </w:r>
+      <w:r>
+        <w:rPr>
+          <w:noProof w:val="0"/>
+          <w:lang w:val="pt-BR"/>
+        </w:rPr>
+        <w:t>). Caso contrário, foi criada uma nova aresta representando exclusivamente a relação de homologia.</w:t>
+      </w:r>
+    </w:p>
+    <w:p>
+      <w:pPr>
+        <w:bidi w:val="0"/>
+      </w:pPr>
+      <w:r>
+        <w:rPr>
+          <w:noProof w:val="0"/>
+          <w:lang w:val="pt-BR"/>
+        </w:rPr>
+        <w:t>Essa estratégia permite preservar simultaneamente dois tipos de informação estrutural:</w:t>
+      </w:r>
+    </w:p>
+    <w:p>
+      <w:pPr>
+        <w:pStyle w:val="ListParagraph"/>
+        <w:numPr>
+          <w:ilvl w:val="0"/>
+          <w:numId w:val="6"/>
+        </w:numPr>
+        <w:bidi w:val="0"/>
+        <w:spacing w:before="0" w:beforeAutospacing="off" w:after="0" w:afterAutospacing="off"/>
+        <w:rPr>
+          <w:noProof w:val="0"/>
+          <w:lang w:val="pt-BR"/>
+        </w:rPr>
+      </w:pPr>
+      <w:r>
+        <w:rPr>
+          <w:noProof w:val="0"/>
+          <w:lang w:val="pt-BR"/>
+        </w:rPr>
+        <w:t xml:space="preserve">as interações físicas observadas na estrutura tridimensional da proteína; </w:t>
+      </w:r>
+    </w:p>
+    <w:p>
+      <w:pPr>
+        <w:pStyle w:val="ListParagraph"/>
+        <w:numPr>
+          <w:ilvl w:val="0"/>
+          <w:numId w:val="6"/>
+        </w:numPr>
+        <w:bidi w:val="0"/>
+        <w:spacing w:before="0" w:beforeAutospacing="off" w:after="0" w:afterAutospacing="off"/>
+        <w:rPr>
+          <w:noProof w:val="0"/>
+          <w:lang w:val="pt-BR"/>
+        </w:rPr>
+      </w:pPr>
+      <w:r>
+        <w:rPr>
+          <w:noProof w:val="0"/>
+          <w:lang w:val="pt-BR"/>
+        </w:rPr>
+        <w:t xml:space="preserve">as relações evolutivas e estruturais entre cadeias homólogas presentes no complexo proteico. </w:t>
+      </w:r>
+    </w:p>
+    <w:p>
+      <w:pPr>
+        <w:bidi w:val="0"/>
+      </w:pPr>
+    </w:p>
+    <w:p>
+      <w:pPr>
+        <w:pStyle w:val="Heading3"/>
+        <w:bidi w:val="0"/>
+      </w:pPr>
+      <w:r>
+        <w:rPr>
+          <w:noProof w:val="0"/>
+          <w:lang w:val="pt-BR"/>
+        </w:rPr>
+        <w:t>Características da rede</w:t>
+      </w:r>
+    </w:p>
+    <w:p>
+      <w:pPr>
+        <w:bidi w:val="0"/>
+      </w:pPr>
+      <w:r>
+        <w:rPr>
+          <w:noProof w:val="0"/>
+          <w:lang w:val="pt-BR"/>
+        </w:rPr>
+        <w:t>A rede resultante pode ser formalmente definida como um grafo não direcionado e ponderado</w:t>
+      </w:r>
+    </w:p>
+    <w:p>
+      <w:pPr>
+        <w:bidi w:val="0"/>
+      </w:pPr>
+      <w:r>
+        <w:rPr>
+          <w:rFonts w:ascii="Cambria Math" w:hAnsi="Cambria Math" w:eastAsia="Cambria Math" w:cs="Cambria Math"/>
+          <w:i w:val="1"/>
+          <w:iCs w:val="1"/>
+          <w:noProof w:val="0"/>
+          <w:lang w:val="x-iv_mathan"/>
+        </w:rPr>
+        <w:t>G=(V,E,W),G=(V,E,W),</w:t>
+      </w:r>
+      <w:r>
+        <w:rPr>
+          <w:noProof w:val="0"/>
+          <w:lang w:val="pt-BR"/>
+        </w:rPr>
+        <w:t xml:space="preserve">G=(V,E,W), </w:t>
+      </w:r>
+    </w:p>
+    <w:p>
+      <w:pPr>
+        <w:bidi w:val="0"/>
+      </w:pPr>
+      <w:r>
+        <w:rPr>
+          <w:noProof w:val="0"/>
+          <w:lang w:val="pt-BR"/>
+        </w:rPr>
+        <w:t>em que:</w:t>
+      </w:r>
+    </w:p>
+    <w:p>
+      <w:pPr>
+        <w:pStyle w:val="ListParagraph"/>
+        <w:numPr>
+          <w:ilvl w:val="0"/>
+          <w:numId w:val="7"/>
+        </w:numPr>
+        <w:bidi w:val="0"/>
+        <w:spacing w:before="0" w:beforeAutospacing="off" w:after="0" w:afterAutospacing="off"/>
+        <w:rPr>
+          <w:noProof w:val="0"/>
+          <w:lang w:val="pt-BR"/>
+        </w:rPr>
+      </w:pPr>
+      <w:r>
+        <w:rPr>
+          <w:rFonts w:ascii="Cambria Math" w:hAnsi="Cambria Math" w:eastAsia="Cambria Math" w:cs="Cambria Math"/>
+          <w:i w:val="1"/>
+          <w:iCs w:val="1"/>
+          <w:noProof w:val="0"/>
+          <w:lang w:val="x-iv_mathan"/>
+        </w:rPr>
+        <w:t>VV</w:t>
+      </w:r>
+      <w:r>
+        <w:rPr>
+          <w:noProof w:val="0"/>
+          <w:lang w:val="pt-BR"/>
+        </w:rPr>
+        <w:t xml:space="preserve">V representa o conjunto de resíduos (vértices); </w:t>
+      </w:r>
+    </w:p>
+    <w:p>
+      <w:pPr>
+        <w:pStyle w:val="ListParagraph"/>
+        <w:numPr>
+          <w:ilvl w:val="0"/>
+          <w:numId w:val="7"/>
+        </w:numPr>
+        <w:bidi w:val="0"/>
+        <w:spacing w:before="0" w:beforeAutospacing="off" w:after="0" w:afterAutospacing="off"/>
+        <w:rPr>
+          <w:noProof w:val="0"/>
+          <w:lang w:val="pt-BR"/>
+        </w:rPr>
+      </w:pPr>
+      <w:r>
+        <w:rPr>
+          <w:rFonts w:ascii="Cambria Math" w:hAnsi="Cambria Math" w:eastAsia="Cambria Math" w:cs="Cambria Math"/>
+          <w:i w:val="1"/>
+          <w:iCs w:val="1"/>
+          <w:noProof w:val="0"/>
+          <w:lang w:val="x-iv_mathan"/>
+        </w:rPr>
+        <w:t>EE</w:t>
+      </w:r>
+      <w:r>
+        <w:rPr>
+          <w:noProof w:val="0"/>
+          <w:lang w:val="pt-BR"/>
+        </w:rPr>
+        <w:t xml:space="preserve">E representa as conexões estabelecidas entre pares de resíduos; </w:t>
+      </w:r>
+    </w:p>
+    <w:p>
+      <w:pPr>
+        <w:pStyle w:val="ListParagraph"/>
+        <w:numPr>
+          <w:ilvl w:val="0"/>
+          <w:numId w:val="7"/>
+        </w:numPr>
+        <w:bidi w:val="0"/>
+        <w:spacing w:before="0" w:beforeAutospacing="off" w:after="0" w:afterAutospacing="off"/>
+        <w:rPr>
+          <w:noProof w:val="0"/>
+          <w:lang w:val="pt-BR"/>
+        </w:rPr>
+      </w:pPr>
+      <w:r>
+        <w:rPr>
+          <w:rFonts w:ascii="Cambria Math" w:hAnsi="Cambria Math" w:eastAsia="Cambria Math" w:cs="Cambria Math"/>
+          <w:i w:val="1"/>
+          <w:iCs w:val="1"/>
+          <w:noProof w:val="0"/>
+          <w:lang w:val="x-iv_mathan"/>
+        </w:rPr>
+        <w:t>WW</w:t>
+      </w:r>
+      <w:r>
+        <w:rPr>
+          <w:noProof w:val="0"/>
+          <w:lang w:val="pt-BR"/>
+        </w:rPr>
+        <w:t xml:space="preserve">W corresponde ao conjunto de pesos associados às arestas. </w:t>
+      </w:r>
+    </w:p>
+    <w:p>
+      <w:pPr>
+        <w:bidi w:val="0"/>
+      </w:pPr>
+      <w:r>
+        <w:rPr>
+          <w:noProof w:val="0"/>
+          <w:lang w:val="pt-BR"/>
+        </w:rPr>
+        <w:t>Diferentemente das Redes de Contato por Resíduos tradicionais, nas quais as conexões são definidas exclusivamente pela proximidade espacial, a modelagem proposta incorpora simultaneamente informações geométricas, bioquímicas e de homologia estrutural. Essa representação produz uma rede mais informativa, capaz de refletir não apenas a organização espacial da proteína, mas também relações funcionais e conservações estruturais entre diferentes cadeias do complexo proteico.</w:t>
+      </w:r>
+    </w:p>
+    <w:p>
+      <w:pPr>
+        <w:pStyle w:val="Normal"/>
+        <w:rPr>
+          <w:noProof w:val="0"/>
+          <w:lang w:val="pt-BR"/>
+        </w:rPr>
+      </w:pPr>
+    </w:p>
+    <w:p>
+      <w:pPr>
+        <w:pStyle w:val="Normal"/>
+      </w:pPr>
+    </w:p>
+    <w:p>
+      <w:r>
+        <w:br w:type="page"/>
+      </w:r>
+    </w:p>
+    <w:p>
+      <w:pPr>
+        <w:pStyle w:val="Heading1"/>
+      </w:pPr>
+      <w:r>
+        <w:rPr>
+          <w:rFonts w:ascii="Aptos" w:hAnsi="Aptos" w:eastAsia="Aptos" w:cs="Aptos"/>
+          <w:noProof w:val="0"/>
+          <w:sz w:val="24"/>
+          <w:szCs w:val="24"/>
+          <w:lang w:val="pt-BR"/>
+        </w:rPr>
+        <w:t>3. Análise Topológica da Rede</w:t>
+      </w:r>
+    </w:p>
+    <w:p>
+      <w:r>
+        <w:rPr>
+          <w:rFonts w:ascii="Aptos" w:hAnsi="Aptos" w:eastAsia="Aptos" w:cs="Aptos"/>
+          <w:noProof w:val="0"/>
+          <w:sz w:val="24"/>
+          <w:szCs w:val="24"/>
+          <w:lang w:val="pt-BR"/>
+        </w:rPr>
+        <w:t>Após a construção da rede de resíduos, foi realizada uma análise topológica com o objetivo de caracterizar sua organização estrutural e identificar padrões relevantes associados à arquitetura tridimensional da proteína. Foram investigadas a distribuição de graus e diferentes medidas de centralidade, permitindo avaliar a importância relativa dos resíduos dentro da rede.</w:t>
       </w:r>
     </w:p>
     <w:p>
@@ -695,19 +2611,19 @@
           <w:szCs w:val="24"/>
           <w:lang w:val="pt-BR"/>
         </w:rPr>
-        <w:t>3.2 Distribuição de Graus</w:t>
-      </w:r>
-    </w:p>
-    <w:p>
-      <w:r>
-        <w:rPr>
-          <w:rFonts w:ascii="Aptos" w:hAnsi="Aptos" w:eastAsia="Aptos" w:cs="Aptos"/>
-          <w:noProof w:val="0"/>
-          <w:sz w:val="24"/>
-          <w:szCs w:val="24"/>
-          <w:lang w:val="pt-BR"/>
-        </w:rPr>
-        <w:t>A distribuição de graus descreve como as conexões estão distribuídas entre os resíduos da proteína. O grau de um nó corresponde ao número de resíduos com os quais ele estabelece interação segundo os critérios definidos na modelagem da rede.</w:t>
+        <w:t>3.1 Caracterização Geral da Rede</w:t>
+      </w:r>
+    </w:p>
+    <w:p>
+      <w:r>
+        <w:rPr>
+          <w:rFonts w:ascii="Aptos" w:hAnsi="Aptos" w:eastAsia="Aptos" w:cs="Aptos"/>
+          <w:noProof w:val="0"/>
+          <w:sz w:val="24"/>
+          <w:szCs w:val="24"/>
+          <w:lang w:val="pt-BR"/>
+        </w:rPr>
+        <w:t>Inicialmente foram calculadas métricas globais para descrever a estrutura da rede construída a partir da proteína.</w:t>
       </w:r>
     </w:p>
     <w:p>
@@ -721,22 +2637,8 @@
           <w:szCs w:val="24"/>
           <w:lang w:val="pt-BR"/>
         </w:rPr>
-        <w:t>Figura 1 – Distribuição de graus da rede da proteína 8IXO</w:t>
-      </w:r>
-    </w:p>
-    <w:p>
-      <w:r>
-        <w:rPr>
-          <w:rFonts w:ascii="Aptos" w:hAnsi="Aptos" w:eastAsia="Aptos" w:cs="Aptos"/>
-          <w:noProof w:val="0"/>
-          <w:sz w:val="24"/>
-          <w:szCs w:val="24"/>
-          <w:lang w:val="pt-BR"/>
-        </w:rPr>
-        <w:t>(Inserir histograma da distribuição de graus.)</w:t>
-      </w:r>
-    </w:p>
-    <w:p>
+        <w:t xml:space="preserve">Tabela </w:t>
+      </w:r>
       <w:r>
         <w:rPr>
           <w:rFonts w:ascii="Aptos" w:hAnsi="Aptos" w:eastAsia="Aptos" w:cs="Aptos"/>
@@ -747,43 +2649,288 @@
           <w:szCs w:val="24"/>
           <w:lang w:val="pt-BR"/>
         </w:rPr>
-        <w:t>Figura 2 – Distribuição de graus da rede da proteína 6B1T</w:t>
-      </w:r>
-    </w:p>
-    <w:p>
-      <w:r>
-        <w:rPr>
-          <w:rFonts w:ascii="Aptos" w:hAnsi="Aptos" w:eastAsia="Aptos" w:cs="Aptos"/>
-          <w:noProof w:val="0"/>
-          <w:sz w:val="24"/>
-          <w:szCs w:val="24"/>
-          <w:lang w:val="pt-BR"/>
-        </w:rPr>
-        <w:t>(Inserir histograma da distribuição de graus.)</w:t>
-      </w:r>
-    </w:p>
-    <w:p>
-      <w:r>
-        <w:rPr>
-          <w:rFonts w:ascii="Aptos" w:hAnsi="Aptos" w:eastAsia="Aptos" w:cs="Aptos"/>
-          <w:noProof w:val="0"/>
-          <w:sz w:val="24"/>
-          <w:szCs w:val="24"/>
-          <w:lang w:val="pt-BR"/>
-        </w:rPr>
-        <w:t>A análise da distribuição de graus permite identificar se a conectividade da rede está distribuída de forma homogênea ou se existem resíduos que concentram um número significativamente maior de interações. Em proteínas, resíduos localizados em regiões internas ou em interfaces estruturais frequentemente apresentam graus mais elevados devido à maior quantidade de contatos estabelecidos com resíduos vizinhos.</w:t>
-      </w:r>
-    </w:p>
-    <w:p>
-      <w:r>
-        <w:rPr>
-          <w:rFonts w:ascii="Aptos" w:hAnsi="Aptos" w:eastAsia="Aptos" w:cs="Aptos"/>
-          <w:noProof w:val="0"/>
-          <w:sz w:val="24"/>
-          <w:szCs w:val="24"/>
-          <w:lang w:val="pt-BR"/>
-        </w:rPr>
-        <w:t>A comparação entre as distribuições obtidas para as proteínas analisadas permite avaliar se a organização local dos contatos apresenta comportamento semelhante ou se existem diferenças decorrentes da estrutura e função de cada proteína.</w:t>
+        <w:t xml:space="preserve"> – Caracterização geral da rede da proteína 6B1T</w:t>
+      </w:r>
+    </w:p>
+    <w:p>
+      <w:pPr>
+        <w:pStyle w:val="Normal"/>
+        <w:suppressLineNumbers w:val="0"/>
+        <w:bidi w:val="0"/>
+        <w:spacing w:before="0" w:beforeAutospacing="off" w:after="160" w:afterAutospacing="off" w:line="279" w:lineRule="auto"/>
+        <w:ind w:left="0" w:right="0"/>
+        <w:jc w:val="left"/>
+        <w:rPr>
+          <w:rFonts w:ascii="Consolas" w:hAnsi="Consolas" w:eastAsia="Consolas" w:cs="Consolas"/>
+          <w:b w:val="0"/>
+          <w:bCs w:val="0"/>
+          <w:i w:val="0"/>
+          <w:iCs w:val="0"/>
+          <w:caps w:val="0"/>
+          <w:smallCaps w:val="0"/>
+          <w:noProof w:val="0"/>
+          <w:color w:val="000000" w:themeColor="text1" w:themeTint="FF" w:themeShade="FF"/>
+          <w:sz w:val="21"/>
+          <w:szCs w:val="21"/>
+          <w:lang w:val="pt-BR"/>
+        </w:rPr>
+      </w:pPr>
+      <w:r>
+        <w:rPr>
+          <w:rFonts w:ascii="Consolas" w:hAnsi="Consolas" w:eastAsia="Consolas" w:cs="Consolas"/>
+          <w:b w:val="0"/>
+          <w:bCs w:val="0"/>
+          <w:i w:val="0"/>
+          <w:iCs w:val="0"/>
+          <w:caps w:val="0"/>
+          <w:smallCaps w:val="0"/>
+          <w:noProof w:val="0"/>
+          <w:color w:val="000000" w:themeColor="text1" w:themeTint="FF" w:themeShade="FF"/>
+          <w:sz w:val="21"/>
+          <w:szCs w:val="21"/>
+          <w:lang w:val="pt-BR"/>
+        </w:rPr>
+        <w:t>Nós: 12544</w:t>
+      </w:r>
+    </w:p>
+    <w:p>
+      <w:pPr>
+        <w:pStyle w:val="Normal"/>
+        <w:suppressLineNumbers w:val="0"/>
+        <w:bidi w:val="0"/>
+        <w:spacing w:before="0" w:beforeAutospacing="off" w:after="160" w:afterAutospacing="off" w:line="279" w:lineRule="auto"/>
+        <w:ind w:left="0" w:right="0"/>
+        <w:jc w:val="left"/>
+        <w:rPr>
+          <w:rFonts w:ascii="Consolas" w:hAnsi="Consolas" w:eastAsia="Consolas" w:cs="Consolas"/>
+          <w:b w:val="0"/>
+          <w:bCs w:val="0"/>
+          <w:i w:val="0"/>
+          <w:iCs w:val="0"/>
+          <w:caps w:val="0"/>
+          <w:smallCaps w:val="0"/>
+          <w:noProof w:val="0"/>
+          <w:color w:val="000000" w:themeColor="text1" w:themeTint="FF" w:themeShade="FF"/>
+          <w:sz w:val="21"/>
+          <w:szCs w:val="21"/>
+          <w:lang w:val="pt-BR"/>
+        </w:rPr>
+      </w:pPr>
+      <w:r>
+        <w:rPr>
+          <w:rFonts w:ascii="Consolas" w:hAnsi="Consolas" w:eastAsia="Consolas" w:cs="Consolas"/>
+          <w:b w:val="0"/>
+          <w:bCs w:val="0"/>
+          <w:i w:val="0"/>
+          <w:iCs w:val="0"/>
+          <w:caps w:val="0"/>
+          <w:smallCaps w:val="0"/>
+          <w:noProof w:val="0"/>
+          <w:color w:val="000000" w:themeColor="text1" w:themeTint="FF" w:themeShade="FF"/>
+          <w:sz w:val="21"/>
+          <w:szCs w:val="21"/>
+          <w:lang w:val="pt-BR"/>
+        </w:rPr>
+        <w:t>Arestas: 127081</w:t>
+      </w:r>
+    </w:p>
+    <w:p>
+      <w:pPr>
+        <w:pStyle w:val="Normal"/>
+      </w:pPr>
+      <w:r>
+        <w:rPr>
+          <w:rFonts w:ascii="Consolas" w:hAnsi="Consolas" w:eastAsia="Consolas" w:cs="Consolas"/>
+          <w:b w:val="0"/>
+          <w:bCs w:val="0"/>
+          <w:i w:val="0"/>
+          <w:iCs w:val="0"/>
+          <w:caps w:val="0"/>
+          <w:smallCaps w:val="0"/>
+          <w:noProof w:val="0"/>
+          <w:color w:val="000000" w:themeColor="text1" w:themeTint="FF" w:themeShade="FF"/>
+          <w:sz w:val="21"/>
+          <w:szCs w:val="21"/>
+          <w:lang w:val="pt-BR"/>
+        </w:rPr>
+        <w:t>Grau médio: 20.261639030612244</w:t>
+      </w:r>
+    </w:p>
+    <w:p>
+      <w:pPr>
+        <w:pStyle w:val="Normal"/>
+      </w:pPr>
+      <w:r>
+        <w:rPr>
+          <w:rFonts w:ascii="Consolas" w:hAnsi="Consolas" w:eastAsia="Consolas" w:cs="Consolas"/>
+          <w:b w:val="0"/>
+          <w:bCs w:val="0"/>
+          <w:i w:val="0"/>
+          <w:iCs w:val="0"/>
+          <w:caps w:val="0"/>
+          <w:smallCaps w:val="0"/>
+          <w:noProof w:val="0"/>
+          <w:color w:val="000000" w:themeColor="text1" w:themeTint="FF" w:themeShade="FF"/>
+          <w:sz w:val="21"/>
+          <w:szCs w:val="21"/>
+          <w:lang w:val="pt-BR"/>
+        </w:rPr>
+        <w:t>Grau máximo: 31</w:t>
+      </w:r>
+    </w:p>
+    <w:p>
+      <w:pPr>
+        <w:pStyle w:val="Normal"/>
+      </w:pPr>
+      <w:r>
+        <w:rPr>
+          <w:rFonts w:ascii="Consolas" w:hAnsi="Consolas" w:eastAsia="Consolas" w:cs="Consolas"/>
+          <w:b w:val="0"/>
+          <w:bCs w:val="0"/>
+          <w:i w:val="0"/>
+          <w:iCs w:val="0"/>
+          <w:caps w:val="0"/>
+          <w:smallCaps w:val="0"/>
+          <w:noProof w:val="0"/>
+          <w:color w:val="000000" w:themeColor="text1" w:themeTint="FF" w:themeShade="FF"/>
+          <w:sz w:val="21"/>
+          <w:szCs w:val="21"/>
+          <w:lang w:val="pt-BR"/>
+        </w:rPr>
+        <w:t>Densidade: 0.0016153742350803032</w:t>
+      </w:r>
+    </w:p>
+    <w:p>
+      <w:pPr>
+        <w:pStyle w:val="Normal"/>
+      </w:pPr>
+      <w:r>
+        <w:rPr>
+          <w:rFonts w:ascii="Consolas" w:hAnsi="Consolas" w:eastAsia="Consolas" w:cs="Consolas"/>
+          <w:b w:val="0"/>
+          <w:bCs w:val="0"/>
+          <w:i w:val="0"/>
+          <w:iCs w:val="0"/>
+          <w:caps w:val="0"/>
+          <w:smallCaps w:val="0"/>
+          <w:noProof w:val="0"/>
+          <w:color w:val="000000" w:themeColor="text1" w:themeTint="FF" w:themeShade="FF"/>
+          <w:sz w:val="21"/>
+          <w:szCs w:val="21"/>
+          <w:lang w:val="pt-BR"/>
+        </w:rPr>
+        <w:t xml:space="preserve">Conectividade: </w:t>
+      </w:r>
+      <w:r>
+        <w:rPr>
+          <w:rFonts w:ascii="Consolas" w:hAnsi="Consolas" w:eastAsia="Consolas" w:cs="Consolas"/>
+          <w:b w:val="0"/>
+          <w:bCs w:val="0"/>
+          <w:i w:val="0"/>
+          <w:iCs w:val="0"/>
+          <w:caps w:val="0"/>
+          <w:smallCaps w:val="0"/>
+          <w:noProof w:val="0"/>
+          <w:color w:val="000000" w:themeColor="text1" w:themeTint="FF" w:themeShade="FF"/>
+          <w:sz w:val="21"/>
+          <w:szCs w:val="21"/>
+          <w:lang w:val="pt-BR"/>
+        </w:rPr>
+        <w:t>True</w:t>
+      </w:r>
+    </w:p>
+    <w:p>
+      <w:pPr>
+        <w:pStyle w:val="Normal"/>
+      </w:pPr>
+      <w:r>
+        <w:rPr>
+          <w:rFonts w:ascii="Consolas" w:hAnsi="Consolas" w:eastAsia="Consolas" w:cs="Consolas"/>
+          <w:b w:val="0"/>
+          <w:bCs w:val="0"/>
+          <w:i w:val="0"/>
+          <w:iCs w:val="0"/>
+          <w:caps w:val="0"/>
+          <w:smallCaps w:val="0"/>
+          <w:noProof w:val="0"/>
+          <w:color w:val="000000" w:themeColor="text1" w:themeTint="FF" w:themeShade="FF"/>
+          <w:sz w:val="21"/>
+          <w:szCs w:val="21"/>
+          <w:lang w:val="pt-BR"/>
+        </w:rPr>
+        <w:t>Comprimento médio dos caminhos mais curtos: 9.03</w:t>
+      </w:r>
+    </w:p>
+    <w:p>
+      <w:pPr>
+        <w:pStyle w:val="Normal"/>
+      </w:pPr>
+      <w:r>
+        <w:rPr>
+          <w:rFonts w:ascii="Consolas" w:hAnsi="Consolas" w:eastAsia="Consolas" w:cs="Consolas"/>
+          <w:b w:val="0"/>
+          <w:bCs w:val="0"/>
+          <w:i w:val="0"/>
+          <w:iCs w:val="0"/>
+          <w:caps w:val="0"/>
+          <w:smallCaps w:val="0"/>
+          <w:noProof w:val="0"/>
+          <w:color w:val="000000" w:themeColor="text1" w:themeTint="FF" w:themeShade="FF"/>
+          <w:sz w:val="21"/>
+          <w:szCs w:val="21"/>
+          <w:lang w:val="pt-BR"/>
+        </w:rPr>
+        <w:t>Diâmetro: 30</w:t>
+      </w:r>
+    </w:p>
+    <w:p>
+      <w:pPr>
+        <w:pStyle w:val="Normal"/>
+        <w:rPr>
+          <w:rFonts w:ascii="Consolas" w:hAnsi="Consolas" w:eastAsia="Consolas" w:cs="Consolas"/>
+          <w:b w:val="0"/>
+          <w:bCs w:val="0"/>
+          <w:i w:val="0"/>
+          <w:iCs w:val="0"/>
+          <w:caps w:val="0"/>
+          <w:smallCaps w:val="0"/>
+          <w:noProof w:val="0"/>
+          <w:color w:val="000000" w:themeColor="text1" w:themeTint="FF" w:themeShade="FF"/>
+          <w:sz w:val="21"/>
+          <w:szCs w:val="21"/>
+          <w:lang w:val="pt-BR"/>
+        </w:rPr>
+      </w:pPr>
+    </w:p>
+    <w:p>
+      <w:pPr>
+        <w:pStyle w:val="Normal"/>
+        <w:rPr>
+          <w:rFonts w:ascii="Consolas" w:hAnsi="Consolas" w:eastAsia="Consolas" w:cs="Consolas"/>
+          <w:b w:val="0"/>
+          <w:bCs w:val="0"/>
+          <w:i w:val="0"/>
+          <w:iCs w:val="0"/>
+          <w:caps w:val="0"/>
+          <w:smallCaps w:val="0"/>
+          <w:noProof w:val="0"/>
+          <w:color w:val="000000" w:themeColor="text1" w:themeTint="FF" w:themeShade="FF"/>
+          <w:sz w:val="21"/>
+          <w:szCs w:val="21"/>
+          <w:lang w:val="pt-BR"/>
+        </w:rPr>
+      </w:pPr>
+    </w:p>
+    <w:p>
+      <w:r>
+        <w:rPr>
+          <w:rFonts w:ascii="Aptos" w:hAnsi="Aptos" w:eastAsia="Aptos" w:cs="Aptos"/>
+          <w:noProof w:val="0"/>
+          <w:sz w:val="24"/>
+          <w:szCs w:val="24"/>
+          <w:lang w:val="pt-BR"/>
+        </w:rPr>
+        <w:t>Essas métricas fornecem uma visão inicial da conectividade da rede e permitem comparar a complexidade estrutural das proteínas analisadas. Em geral, proteínas maiores tendem a produzir redes com maior número de nós e arestas, enquanto a densidade permanece relativamente baixa devido às restrições espaciais impostas pela estrutura tridimensional.</w:t>
       </w:r>
     </w:p>
     <w:p>
@@ -798,46 +2945,19 @@
           <w:szCs w:val="24"/>
           <w:lang w:val="pt-BR"/>
         </w:rPr>
-        <w:t>3.3 Análise de Centralidade</w:t>
-      </w:r>
-    </w:p>
-    <w:p>
-      <w:r>
-        <w:rPr>
-          <w:rFonts w:ascii="Aptos" w:hAnsi="Aptos" w:eastAsia="Aptos" w:cs="Aptos"/>
-          <w:noProof w:val="0"/>
-          <w:sz w:val="24"/>
-          <w:szCs w:val="24"/>
-          <w:lang w:val="pt-BR"/>
-        </w:rPr>
-        <w:t>Além da conectividade local, foram calculadas medidas de centralidade para identificar resíduos potencialmente importantes para a organização estrutural da rede.</w:t>
-      </w:r>
-    </w:p>
-    <w:p>
-      <w:pPr>
-        <w:pStyle w:val="Heading3"/>
-      </w:pPr>
-      <w:r>
-        <w:rPr>
-          <w:rFonts w:ascii="Aptos" w:hAnsi="Aptos" w:eastAsia="Aptos" w:cs="Aptos"/>
-          <w:noProof w:val="0"/>
-          <w:sz w:val="24"/>
-          <w:szCs w:val="24"/>
-          <w:lang w:val="pt-BR"/>
-        </w:rPr>
-        <w:t>Centralidade de Grau</w:t>
-      </w:r>
-    </w:p>
-    <w:p>
-      <w:r>
-        <w:rPr>
-          <w:rFonts w:ascii="Aptos" w:hAnsi="Aptos" w:eastAsia="Aptos" w:cs="Aptos"/>
-          <w:noProof w:val="0"/>
-          <w:sz w:val="24"/>
-          <w:szCs w:val="24"/>
-          <w:lang w:val="pt-BR"/>
-        </w:rPr>
-        <w:t>A centralidade de grau destaca os resíduos que apresentam maior número de conexões diretas. Esses resíduos tendem a ocupar regiões densamente conectadas da proteína e podem contribuir para a estabilidade estrutural local.</w:t>
+        <w:t>3.2 Distribuição de Graus</w:t>
+      </w:r>
+    </w:p>
+    <w:p>
+      <w:r>
+        <w:rPr>
+          <w:rFonts w:ascii="Aptos" w:hAnsi="Aptos" w:eastAsia="Aptos" w:cs="Aptos"/>
+          <w:noProof w:val="0"/>
+          <w:sz w:val="24"/>
+          <w:szCs w:val="24"/>
+          <w:lang w:val="pt-BR"/>
+        </w:rPr>
+        <w:t>A distribuição de graus descreve como as conexões estão distribuídas entre os resíduos da proteína. O grau de um nó corresponde ao número de resíduos com os quais ele estabelece interação segundo os critérios definidos na modelagem da rede.</w:t>
       </w:r>
     </w:p>
     <w:p>
@@ -851,178 +2971,79 @@
           <w:szCs w:val="24"/>
           <w:lang w:val="pt-BR"/>
         </w:rPr>
-        <w:t>Tabela 3 – Resíduos com maior centralidade de grau</w:t>
-      </w:r>
-    </w:p>
-    <w:p>
-      <w:r>
-        <w:rPr>
-          <w:rFonts w:ascii="Aptos" w:hAnsi="Aptos" w:eastAsia="Aptos" w:cs="Aptos"/>
-          <w:noProof w:val="0"/>
-          <w:sz w:val="24"/>
-          <w:szCs w:val="24"/>
-          <w:lang w:val="pt-BR"/>
-        </w:rPr>
-        <w:t>(Inserir os principais resíduos identificados na análise.)</w:t>
-      </w:r>
-    </w:p>
-    <w:p>
-      <w:pPr>
-        <w:pStyle w:val="Heading3"/>
-      </w:pPr>
-      <w:r>
-        <w:rPr>
-          <w:rFonts w:ascii="Aptos" w:hAnsi="Aptos" w:eastAsia="Aptos" w:cs="Aptos"/>
-          <w:noProof w:val="0"/>
-          <w:sz w:val="24"/>
-          <w:szCs w:val="24"/>
-          <w:lang w:val="pt-BR"/>
-        </w:rPr>
-        <w:t>Centralidade de Intermediação (Betweenness)</w:t>
-      </w:r>
-    </w:p>
-    <w:p>
-      <w:r>
-        <w:rPr>
-          <w:rFonts w:ascii="Aptos" w:hAnsi="Aptos" w:eastAsia="Aptos" w:cs="Aptos"/>
-          <w:noProof w:val="0"/>
-          <w:sz w:val="24"/>
-          <w:szCs w:val="24"/>
-          <w:lang w:val="pt-BR"/>
-        </w:rPr>
-        <w:t>A centralidade de intermediação mede a frequência com que um resíduo participa dos caminhos mínimos da rede. Resíduos com altos valores dessa métrica podem atuar como pontes entre diferentes regiões estruturais da proteína.</w:t>
-      </w:r>
-    </w:p>
-    <w:p>
-      <w:r>
-        <w:rPr>
-          <w:rFonts w:ascii="Aptos" w:hAnsi="Aptos" w:eastAsia="Aptos" w:cs="Aptos"/>
-          <w:b w:val="1"/>
-          <w:bCs w:val="1"/>
-          <w:noProof w:val="0"/>
-          <w:sz w:val="24"/>
-          <w:szCs w:val="24"/>
-          <w:lang w:val="pt-BR"/>
-        </w:rPr>
-        <w:t>Tabela 4 – Resíduos com maior centralidade de intermediação</w:t>
-      </w:r>
-    </w:p>
-    <w:p>
-      <w:r>
-        <w:rPr>
-          <w:rFonts w:ascii="Aptos" w:hAnsi="Aptos" w:eastAsia="Aptos" w:cs="Aptos"/>
-          <w:noProof w:val="0"/>
-          <w:sz w:val="24"/>
-          <w:szCs w:val="24"/>
-          <w:lang w:val="pt-BR"/>
-        </w:rPr>
-        <w:t>(Inserir os principais resíduos identificados na análise.)</w:t>
-      </w:r>
-    </w:p>
-    <w:p>
-      <w:pPr>
-        <w:pStyle w:val="Heading3"/>
-      </w:pPr>
-      <w:r>
-        <w:rPr>
-          <w:rFonts w:ascii="Aptos" w:hAnsi="Aptos" w:eastAsia="Aptos" w:cs="Aptos"/>
-          <w:noProof w:val="0"/>
-          <w:sz w:val="24"/>
-          <w:szCs w:val="24"/>
-          <w:lang w:val="pt-BR"/>
-        </w:rPr>
-        <w:t>Centralidade de Proximidade (Closeness)</w:t>
-      </w:r>
-    </w:p>
-    <w:p>
-      <w:r>
-        <w:rPr>
-          <w:rFonts w:ascii="Aptos" w:hAnsi="Aptos" w:eastAsia="Aptos" w:cs="Aptos"/>
-          <w:noProof w:val="0"/>
-          <w:sz w:val="24"/>
-          <w:szCs w:val="24"/>
-          <w:lang w:val="pt-BR"/>
-        </w:rPr>
-        <w:t>A centralidade de proximidade avalia a facilidade com que um resíduo alcança os demais resíduos da rede. Valores elevados indicam posições estruturalmente centrais, potencialmente relevantes para a comunicação entre diferentes regiões da proteína.</w:t>
-      </w:r>
-    </w:p>
-    <w:p>
-      <w:r>
-        <w:rPr>
-          <w:rFonts w:ascii="Aptos" w:hAnsi="Aptos" w:eastAsia="Aptos" w:cs="Aptos"/>
-          <w:b w:val="1"/>
-          <w:bCs w:val="1"/>
-          <w:noProof w:val="0"/>
-          <w:sz w:val="24"/>
-          <w:szCs w:val="24"/>
-          <w:lang w:val="pt-BR"/>
-        </w:rPr>
-        <w:t>Tabela 5 – Resíduos com maior centralidade de proximidade</w:t>
-      </w:r>
-    </w:p>
-    <w:p>
-      <w:r>
-        <w:rPr>
-          <w:rFonts w:ascii="Aptos" w:hAnsi="Aptos" w:eastAsia="Aptos" w:cs="Aptos"/>
-          <w:noProof w:val="0"/>
-          <w:sz w:val="24"/>
-          <w:szCs w:val="24"/>
-          <w:lang w:val="pt-BR"/>
-        </w:rPr>
-        <w:t>(Inserir os principais resíduos identificados na análise.)</w:t>
-      </w:r>
-    </w:p>
-    <w:p>
-      <w:pPr>
-        <w:pStyle w:val="Heading3"/>
-      </w:pPr>
-      <w:r>
-        <w:rPr>
-          <w:rFonts w:ascii="Aptos" w:hAnsi="Aptos" w:eastAsia="Aptos" w:cs="Aptos"/>
-          <w:noProof w:val="0"/>
-          <w:sz w:val="24"/>
-          <w:szCs w:val="24"/>
-          <w:lang w:val="pt-BR"/>
-        </w:rPr>
-        <w:t>Centralidade de Autovetor (Eigenvector)</w:t>
-      </w:r>
-    </w:p>
-    <w:p>
-      <w:r>
-        <w:rPr>
-          <w:rFonts w:ascii="Aptos" w:hAnsi="Aptos" w:eastAsia="Aptos" w:cs="Aptos"/>
-          <w:noProof w:val="0"/>
-          <w:sz w:val="24"/>
-          <w:szCs w:val="24"/>
-          <w:lang w:val="pt-BR"/>
-        </w:rPr>
-        <w:t>A centralidade de autovetor considera não apenas o número de conexões de um resíduo, mas também a importância dos resíduos aos quais ele está conectado. Dessa forma, identifica regiões que ocupam posições influentes dentro da rede.</w:t>
-      </w:r>
-    </w:p>
-    <w:p>
-      <w:r>
-        <w:rPr>
-          <w:rFonts w:ascii="Aptos" w:hAnsi="Aptos" w:eastAsia="Aptos" w:cs="Aptos"/>
-          <w:b w:val="1"/>
-          <w:bCs w:val="1"/>
-          <w:noProof w:val="0"/>
-          <w:sz w:val="24"/>
-          <w:szCs w:val="24"/>
-          <w:lang w:val="pt-BR"/>
-        </w:rPr>
-        <w:t>Tabela 6 – Resíduos com maior centralidade de autovetor</w:t>
-      </w:r>
-    </w:p>
-    <w:p>
-      <w:r>
-        <w:rPr>
-          <w:rFonts w:ascii="Aptos" w:hAnsi="Aptos" w:eastAsia="Aptos" w:cs="Aptos"/>
-          <w:noProof w:val="0"/>
-          <w:sz w:val="24"/>
-          <w:szCs w:val="24"/>
-          <w:lang w:val="pt-BR"/>
-        </w:rPr>
-        <w:t>(Inserir os principais resíduos identificados na análise.)</w:t>
+        <w:t>Figura – Distribuição de graus da rede da proteína 6B1T</w:t>
+      </w:r>
+    </w:p>
+    <w:p>
+      <w:pPr>
+        <w:pStyle w:val="Normal"/>
+      </w:pPr>
+      <w:r>
+        <w:drawing>
+          <wp:inline wp14:editId="340B169E" wp14:anchorId="1727622F">
+            <wp:extent cx="5724525" cy="3819525"/>
+            <wp:effectExtent l="0" t="0" r="0" b="0"/>
+            <wp:docPr id="792492865" name="drawing"/>
+            <wp:cNvGraphicFramePr>
+              <a:graphicFrameLocks noChangeAspect="1"/>
+            </wp:cNvGraphicFramePr>
+            <a:graphic>
+              <a:graphicData xmlns:a="http://schemas.openxmlformats.org/drawingml/2006/main" uri="http://schemas.openxmlformats.org/drawingml/2006/picture">
+                <pic:pic xmlns:pic="http://schemas.openxmlformats.org/drawingml/2006/picture">
+                  <pic:nvPicPr>
+                    <pic:cNvPr id="792492865" name="Picture 792492865"/>
+                    <pic:cNvPicPr/>
+                  </pic:nvPicPr>
+                  <pic:blipFill>
+                    <a:blip xmlns:r="http://schemas.openxmlformats.org/officeDocument/2006/relationships" r:embed="rId1721623027">
+                      <a:extLst>
+                        <a:ext uri="{28A0092B-C50C-407E-A947-70E740481C1C}">
+                          <a14:useLocalDpi xmlns:a14="http://schemas.microsoft.com/office/drawing/2010/main"/>
+                        </a:ext>
+                      </a:extLst>
+                    </a:blip>
+                    <a:stretch>
+                      <a:fillRect/>
+                    </a:stretch>
+                  </pic:blipFill>
+                  <pic:spPr>
+                    <a:xfrm>
+                      <a:off x="0" y="0"/>
+                      <a:ext cx="5724525" cy="3819525"/>
+                    </a:xfrm>
+                    <a:prstGeom prst="rect">
+                      <a:avLst/>
+                    </a:prstGeom>
+                  </pic:spPr>
+                </pic:pic>
+              </a:graphicData>
+            </a:graphic>
+          </wp:inline>
+        </w:drawing>
+      </w:r>
+    </w:p>
+    <w:p>
+      <w:r>
+        <w:rPr>
+          <w:rFonts w:ascii="Aptos" w:hAnsi="Aptos" w:eastAsia="Aptos" w:cs="Aptos"/>
+          <w:noProof w:val="0"/>
+          <w:sz w:val="24"/>
+          <w:szCs w:val="24"/>
+          <w:lang w:val="pt-BR"/>
+        </w:rPr>
+        <w:t>A análise da distribuição de graus permite identificar se a conectividade da rede está distribuída de forma homogênea ou se existem resíduos que concentram um número significativamente maior de interações. Em proteínas, resíduos localizados em regiões internas ou em interfaces estruturais frequentemente apresentam graus mais elevados devido à maior quantidade de contatos estabelecidos com resíduos vizinhos.</w:t>
+      </w:r>
+    </w:p>
+    <w:p>
+      <w:r>
+        <w:rPr>
+          <w:rFonts w:ascii="Aptos" w:hAnsi="Aptos" w:eastAsia="Aptos" w:cs="Aptos"/>
+          <w:noProof w:val="0"/>
+          <w:sz w:val="24"/>
+          <w:szCs w:val="24"/>
+          <w:lang w:val="pt-BR"/>
+        </w:rPr>
+        <w:t>A comparação entre as distribuições obtidas para as proteínas analisadas permite avaliar se a organização local dos contatos apresenta comportamento semelhante ou se existem diferenças decorrentes da estrutura e função de cada proteína.</w:t>
       </w:r>
     </w:p>
     <w:p>
@@ -1037,71 +3058,2753 @@
           <w:szCs w:val="24"/>
           <w:lang w:val="pt-BR"/>
         </w:rPr>
-        <w:t>3.4 Relação entre Topologia e Estrutura Tridimensional</w:t>
-      </w:r>
-    </w:p>
-    <w:p>
-      <w:r>
-        <w:rPr>
-          <w:rFonts w:ascii="Aptos" w:hAnsi="Aptos" w:eastAsia="Aptos" w:cs="Aptos"/>
-          <w:noProof w:val="0"/>
-          <w:sz w:val="24"/>
-          <w:szCs w:val="24"/>
-          <w:lang w:val="pt-BR"/>
-        </w:rPr>
-        <w:t>Para interpretar os resultados obtidos, os resíduos identificados como mais centrais foram projetados sobre a estrutura tridimensional da proteína.</w:t>
-      </w:r>
-    </w:p>
-    <w:p>
-      <w:r>
-        <w:rPr>
-          <w:rFonts w:ascii="Aptos" w:hAnsi="Aptos" w:eastAsia="Aptos" w:cs="Aptos"/>
-          <w:b w:val="1"/>
-          <w:bCs w:val="1"/>
-          <w:noProof w:val="0"/>
-          <w:sz w:val="24"/>
-          <w:szCs w:val="24"/>
-          <w:lang w:val="pt-BR"/>
-        </w:rPr>
-        <w:t>Figura 3 – Estrutura tridimensional da proteína 8IXO com destaque para os resíduos mais centrais</w:t>
-      </w:r>
-    </w:p>
-    <w:p>
-      <w:r>
-        <w:rPr>
-          <w:rFonts w:ascii="Aptos" w:hAnsi="Aptos" w:eastAsia="Aptos" w:cs="Aptos"/>
-          <w:noProof w:val="0"/>
-          <w:sz w:val="24"/>
-          <w:szCs w:val="24"/>
-          <w:lang w:val="pt-BR"/>
-        </w:rPr>
-        <w:t>(Inserir visualização da proteína com os resíduos destacados.)</w:t>
-      </w:r>
-    </w:p>
-    <w:p>
-      <w:r>
-        <w:rPr>
-          <w:rFonts w:ascii="Aptos" w:hAnsi="Aptos" w:eastAsia="Aptos" w:cs="Aptos"/>
-          <w:b w:val="1"/>
-          <w:bCs w:val="1"/>
-          <w:noProof w:val="0"/>
-          <w:sz w:val="24"/>
-          <w:szCs w:val="24"/>
-          <w:lang w:val="pt-BR"/>
-        </w:rPr>
-        <w:t>Figura 4 – Estrutura tridimensional da proteína 6B1T com destaque para os resíduos mais centrais</w:t>
-      </w:r>
-    </w:p>
-    <w:p>
-      <w:r>
-        <w:rPr>
-          <w:rFonts w:ascii="Aptos" w:hAnsi="Aptos" w:eastAsia="Aptos" w:cs="Aptos"/>
-          <w:noProof w:val="0"/>
-          <w:sz w:val="24"/>
-          <w:szCs w:val="24"/>
-          <w:lang w:val="pt-BR"/>
-        </w:rPr>
-        <w:t>(Inserir visualização da proteína com os resíduos destacados.)</w:t>
+        <w:t>3.3 Análise de Centralidade</w:t>
+      </w:r>
+    </w:p>
+    <w:p>
+      <w:r>
+        <w:rPr>
+          <w:rFonts w:ascii="Aptos" w:hAnsi="Aptos" w:eastAsia="Aptos" w:cs="Aptos"/>
+          <w:noProof w:val="0"/>
+          <w:sz w:val="24"/>
+          <w:szCs w:val="24"/>
+          <w:lang w:val="pt-BR"/>
+        </w:rPr>
+        <w:t>Além da conectividade local, foram calculadas medidas de centralidade para identificar resíduos potencialmente importantes para a organização estrutural da rede.</w:t>
+      </w:r>
+    </w:p>
+    <w:p>
+      <w:pPr>
+        <w:bidi w:val="0"/>
+        <w:jc w:val="left"/>
+        <w:rPr>
+          <w:rFonts w:ascii="Aptos" w:hAnsi="Aptos" w:eastAsia="Aptos" w:cs="Aptos"/>
+          <w:noProof w:val="0"/>
+          <w:sz w:val="24"/>
+          <w:szCs w:val="24"/>
+          <w:lang w:val="en-US"/>
+        </w:rPr>
+      </w:pPr>
+      <w:r>
+        <w:rPr/>
+        <w:t>A seguir temos a tabela com as Estatísticas comparativas das métricas de centralidade  (</w:t>
+      </w:r>
+      <w:r>
+        <w:rPr>
+          <w:rFonts w:ascii="Aptos" w:hAnsi="Aptos" w:eastAsia="Aptos" w:cs="Aptos"/>
+          <w:noProof w:val="0"/>
+          <w:sz w:val="24"/>
+          <w:szCs w:val="24"/>
+          <w:lang w:val="en-US"/>
+        </w:rPr>
+        <w:t>grau</w:t>
+      </w:r>
+      <w:r>
+        <w:rPr>
+          <w:rFonts w:ascii="Aptos" w:hAnsi="Aptos" w:eastAsia="Aptos" w:cs="Aptos"/>
+          <w:noProof w:val="0"/>
+          <w:sz w:val="24"/>
+          <w:szCs w:val="24"/>
+          <w:lang w:val="en-US"/>
+        </w:rPr>
+        <w:t xml:space="preserve">, clustering, closeness, betweenness, eigenvector e </w:t>
+      </w:r>
+      <w:r>
+        <w:rPr>
+          <w:rFonts w:ascii="Aptos" w:hAnsi="Aptos" w:eastAsia="Aptos" w:cs="Aptos"/>
+          <w:noProof w:val="0"/>
+          <w:sz w:val="24"/>
+          <w:szCs w:val="24"/>
+          <w:lang w:val="en-US"/>
+        </w:rPr>
+        <w:t>pagerank</w:t>
+      </w:r>
+      <w:r>
+        <w:rPr>
+          <w:rFonts w:ascii="Aptos" w:hAnsi="Aptos" w:eastAsia="Aptos" w:cs="Aptos"/>
+          <w:noProof w:val="0"/>
+          <w:sz w:val="24"/>
+          <w:szCs w:val="24"/>
+          <w:lang w:val="en-US"/>
+        </w:rPr>
+        <w:t>)</w:t>
+      </w:r>
+      <w:r>
+        <w:rPr>
+          <w:rFonts w:ascii="Aptos" w:hAnsi="Aptos" w:eastAsia="Aptos" w:cs="Aptos"/>
+          <w:noProof w:val="0"/>
+          <w:sz w:val="24"/>
+          <w:szCs w:val="24"/>
+          <w:lang w:val="en-US"/>
+        </w:rPr>
+        <w:t>:</w:t>
+      </w:r>
+      <w:r>
+        <w:br/>
+      </w:r>
+    </w:p>
+    <w:tbl>
+      <w:tblPr>
+        <w:tblStyle w:val="TableGrid"/>
+        <w:bidiVisual w:val="0"/>
+        <w:tblW w:w="0" w:type="auto"/>
+        <w:tblLook w:val="06A0" w:firstRow="1" w:lastRow="0" w:firstColumn="1" w:lastColumn="0" w:noHBand="1" w:noVBand="1"/>
+      </w:tblPr>
+      <w:tblGrid>
+        <w:gridCol w:w="780"/>
+        <w:gridCol w:w="825"/>
+        <w:gridCol w:w="915"/>
+        <w:gridCol w:w="825"/>
+        <w:gridCol w:w="960"/>
+        <w:gridCol w:w="1335"/>
+        <w:gridCol w:w="1665"/>
+      </w:tblGrid>
+      <w:tr>
+        <w:trPr>
+          <w:trHeight w:val="300"/>
+        </w:trPr>
+        <w:tc>
+          <w:tcPr>
+            <w:tcW w:w="780" w:type="dxa"/>
+            <w:tcBorders>
+              <w:top w:val="nil"/>
+              <w:left w:val="nil"/>
+              <w:bottom w:val="nil"/>
+              <w:right w:val="nil"/>
+            </w:tcBorders>
+            <w:tcMar>
+              <w:top w:w="60" w:type="dxa"/>
+              <w:left w:w="120" w:type="dxa"/>
+              <w:bottom w:w="60" w:type="dxa"/>
+              <w:right w:w="120" w:type="dxa"/>
+            </w:tcMar>
+            <w:vAlign w:val="center"/>
+          </w:tcPr>
+          <w:p>
+            <w:pPr>
+              <w:bidi w:val="0"/>
+              <w:spacing w:before="0" w:beforeAutospacing="off" w:after="0" w:afterAutospacing="off"/>
+              <w:jc w:val="right"/>
+            </w:pPr>
+          </w:p>
+          <w:p>
+            <w:pPr>
+              <w:bidi w:val="0"/>
+              <w:spacing w:before="0" w:beforeAutospacing="off" w:after="0" w:afterAutospacing="off"/>
+              <w:jc w:val="right"/>
+            </w:pPr>
+            <w:r>
+              <w:rPr>
+                <w:rFonts w:ascii="Segoe UI" w:hAnsi="Segoe UI" w:eastAsia="Segoe UI" w:cs="Segoe UI"/>
+                <w:b w:val="1"/>
+                <w:bCs w:val="1"/>
+                <w:i w:val="0"/>
+                <w:iCs w:val="0"/>
+                <w:caps w:val="0"/>
+                <w:smallCaps w:val="0"/>
+                <w:color w:val="000000" w:themeColor="text1" w:themeTint="FF" w:themeShade="FF"/>
+                <w:sz w:val="21"/>
+                <w:szCs w:val="21"/>
+              </w:rPr>
+              <w:t>grau</w:t>
+            </w:r>
+          </w:p>
+        </w:tc>
+        <w:tc>
+          <w:tcPr>
+            <w:tcW w:w="825" w:type="dxa"/>
+            <w:tcBorders>
+              <w:top w:val="nil"/>
+              <w:left w:val="nil"/>
+              <w:bottom w:val="nil"/>
+              <w:right w:val="nil"/>
+            </w:tcBorders>
+            <w:tcMar>
+              <w:top w:w="60" w:type="dxa"/>
+              <w:left w:w="120" w:type="dxa"/>
+              <w:bottom w:w="60" w:type="dxa"/>
+              <w:right w:w="120" w:type="dxa"/>
+            </w:tcMar>
+            <w:vAlign w:val="center"/>
+          </w:tcPr>
+          <w:p>
+            <w:pPr>
+              <w:bidi w:val="0"/>
+              <w:spacing w:before="0" w:beforeAutospacing="off" w:after="0" w:afterAutospacing="off"/>
+              <w:jc w:val="right"/>
+            </w:pPr>
+            <w:r>
+              <w:rPr>
+                <w:rFonts w:ascii="Segoe UI" w:hAnsi="Segoe UI" w:eastAsia="Segoe UI" w:cs="Segoe UI"/>
+                <w:b w:val="1"/>
+                <w:bCs w:val="1"/>
+                <w:i w:val="0"/>
+                <w:iCs w:val="0"/>
+                <w:caps w:val="0"/>
+                <w:smallCaps w:val="0"/>
+                <w:color w:val="000000" w:themeColor="text1" w:themeTint="FF" w:themeShade="FF"/>
+                <w:sz w:val="21"/>
+                <w:szCs w:val="21"/>
+              </w:rPr>
+              <w:t>clustering</w:t>
+            </w:r>
+          </w:p>
+        </w:tc>
+        <w:tc>
+          <w:tcPr>
+            <w:tcW w:w="915" w:type="dxa"/>
+            <w:tcBorders>
+              <w:top w:val="nil"/>
+              <w:left w:val="nil"/>
+              <w:bottom w:val="nil"/>
+              <w:right w:val="nil"/>
+            </w:tcBorders>
+            <w:tcMar>
+              <w:top w:w="60" w:type="dxa"/>
+              <w:left w:w="120" w:type="dxa"/>
+              <w:bottom w:w="60" w:type="dxa"/>
+              <w:right w:w="120" w:type="dxa"/>
+            </w:tcMar>
+            <w:vAlign w:val="center"/>
+          </w:tcPr>
+          <w:p>
+            <w:pPr>
+              <w:bidi w:val="0"/>
+              <w:spacing w:before="0" w:beforeAutospacing="off" w:after="0" w:afterAutospacing="off"/>
+              <w:jc w:val="right"/>
+            </w:pPr>
+            <w:r>
+              <w:rPr>
+                <w:rFonts w:ascii="Segoe UI" w:hAnsi="Segoe UI" w:eastAsia="Segoe UI" w:cs="Segoe UI"/>
+                <w:b w:val="1"/>
+                <w:bCs w:val="1"/>
+                <w:i w:val="0"/>
+                <w:iCs w:val="0"/>
+                <w:caps w:val="0"/>
+                <w:smallCaps w:val="0"/>
+                <w:color w:val="000000" w:themeColor="text1" w:themeTint="FF" w:themeShade="FF"/>
+                <w:sz w:val="21"/>
+                <w:szCs w:val="21"/>
+              </w:rPr>
+              <w:t>closeness</w:t>
+            </w:r>
+          </w:p>
+        </w:tc>
+        <w:tc>
+          <w:tcPr>
+            <w:tcW w:w="825" w:type="dxa"/>
+            <w:tcBorders>
+              <w:top w:val="nil"/>
+              <w:left w:val="nil"/>
+              <w:bottom w:val="nil"/>
+              <w:right w:val="nil"/>
+            </w:tcBorders>
+            <w:tcMar>
+              <w:top w:w="60" w:type="dxa"/>
+              <w:left w:w="120" w:type="dxa"/>
+              <w:bottom w:w="60" w:type="dxa"/>
+              <w:right w:w="120" w:type="dxa"/>
+            </w:tcMar>
+            <w:vAlign w:val="center"/>
+          </w:tcPr>
+          <w:p>
+            <w:pPr>
+              <w:bidi w:val="0"/>
+              <w:spacing w:before="0" w:beforeAutospacing="off" w:after="0" w:afterAutospacing="off"/>
+              <w:jc w:val="right"/>
+            </w:pPr>
+            <w:r>
+              <w:rPr>
+                <w:rFonts w:ascii="Segoe UI" w:hAnsi="Segoe UI" w:eastAsia="Segoe UI" w:cs="Segoe UI"/>
+                <w:b w:val="1"/>
+                <w:bCs w:val="1"/>
+                <w:i w:val="0"/>
+                <w:iCs w:val="0"/>
+                <w:caps w:val="0"/>
+                <w:smallCaps w:val="0"/>
+                <w:color w:val="000000" w:themeColor="text1" w:themeTint="FF" w:themeShade="FF"/>
+                <w:sz w:val="21"/>
+                <w:szCs w:val="21"/>
+              </w:rPr>
+              <w:t>betweenness</w:t>
+            </w:r>
+          </w:p>
+        </w:tc>
+        <w:tc>
+          <w:tcPr>
+            <w:tcW w:w="960" w:type="dxa"/>
+            <w:tcBorders>
+              <w:top w:val="nil"/>
+              <w:left w:val="nil"/>
+              <w:bottom w:val="nil"/>
+              <w:right w:val="nil"/>
+            </w:tcBorders>
+            <w:tcMar>
+              <w:top w:w="60" w:type="dxa"/>
+              <w:left w:w="120" w:type="dxa"/>
+              <w:bottom w:w="60" w:type="dxa"/>
+              <w:right w:w="120" w:type="dxa"/>
+            </w:tcMar>
+            <w:vAlign w:val="center"/>
+          </w:tcPr>
+          <w:p>
+            <w:pPr>
+              <w:bidi w:val="0"/>
+              <w:spacing w:before="0" w:beforeAutospacing="off" w:after="0" w:afterAutospacing="off"/>
+              <w:jc w:val="right"/>
+            </w:pPr>
+            <w:r>
+              <w:rPr>
+                <w:rFonts w:ascii="Segoe UI" w:hAnsi="Segoe UI" w:eastAsia="Segoe UI" w:cs="Segoe UI"/>
+                <w:b w:val="1"/>
+                <w:bCs w:val="1"/>
+                <w:i w:val="0"/>
+                <w:iCs w:val="0"/>
+                <w:caps w:val="0"/>
+                <w:smallCaps w:val="0"/>
+                <w:color w:val="000000" w:themeColor="text1" w:themeTint="FF" w:themeShade="FF"/>
+                <w:sz w:val="21"/>
+                <w:szCs w:val="21"/>
+              </w:rPr>
+              <w:t>eigenvector</w:t>
+            </w:r>
+          </w:p>
+        </w:tc>
+        <w:tc>
+          <w:tcPr>
+            <w:tcW w:w="1335" w:type="dxa"/>
+            <w:tcBorders>
+              <w:top w:val="nil"/>
+              <w:left w:val="nil"/>
+              <w:bottom w:val="nil"/>
+              <w:right w:val="nil"/>
+            </w:tcBorders>
+            <w:tcMar>
+              <w:top w:w="60" w:type="dxa"/>
+              <w:left w:w="120" w:type="dxa"/>
+              <w:bottom w:w="60" w:type="dxa"/>
+              <w:right w:w="120" w:type="dxa"/>
+            </w:tcMar>
+            <w:vAlign w:val="center"/>
+          </w:tcPr>
+          <w:p>
+            <w:pPr>
+              <w:bidi w:val="0"/>
+              <w:spacing w:before="0" w:beforeAutospacing="off" w:after="0" w:afterAutospacing="off"/>
+              <w:jc w:val="right"/>
+            </w:pPr>
+            <w:r>
+              <w:rPr>
+                <w:rFonts w:ascii="Segoe UI" w:hAnsi="Segoe UI" w:eastAsia="Segoe UI" w:cs="Segoe UI"/>
+                <w:b w:val="1"/>
+                <w:bCs w:val="1"/>
+                <w:i w:val="0"/>
+                <w:iCs w:val="0"/>
+                <w:caps w:val="0"/>
+                <w:smallCaps w:val="0"/>
+                <w:color w:val="000000" w:themeColor="text1" w:themeTint="FF" w:themeShade="FF"/>
+                <w:sz w:val="21"/>
+                <w:szCs w:val="21"/>
+              </w:rPr>
+              <w:t>page_rank</w:t>
+            </w:r>
+          </w:p>
+        </w:tc>
+        <w:tc>
+          <w:tcPr>
+            <w:tcW w:w="1665" w:type="dxa"/>
+            <w:tcBorders>
+              <w:top w:sz="0"/>
+              <w:left w:sz="0"/>
+              <w:bottom w:sz="0"/>
+              <w:right w:sz="0"/>
+            </w:tcBorders>
+            <w:tcMar/>
+            <w:vAlign w:val="center"/>
+          </w:tcPr>
+          <w:p/>
+        </w:tc>
+      </w:tr>
+      <w:tr>
+        <w:trPr>
+          <w:trHeight w:val="300"/>
+        </w:trPr>
+        <w:tc>
+          <w:tcPr>
+            <w:tcW w:w="780" w:type="dxa"/>
+            <w:tcBorders>
+              <w:top w:val="nil"/>
+              <w:left w:val="nil"/>
+              <w:bottom w:val="nil"/>
+              <w:right w:val="nil"/>
+            </w:tcBorders>
+            <w:tcMar>
+              <w:top w:w="60" w:type="dxa"/>
+              <w:left w:w="120" w:type="dxa"/>
+              <w:bottom w:w="60" w:type="dxa"/>
+              <w:right w:w="120" w:type="dxa"/>
+            </w:tcMar>
+            <w:vAlign w:val="center"/>
+          </w:tcPr>
+          <w:p>
+            <w:pPr>
+              <w:bidi w:val="0"/>
+              <w:spacing w:before="0" w:beforeAutospacing="off" w:after="0" w:afterAutospacing="off"/>
+              <w:jc w:val="right"/>
+            </w:pPr>
+            <w:r>
+              <w:rPr>
+                <w:rFonts w:ascii="Segoe UI" w:hAnsi="Segoe UI" w:eastAsia="Segoe UI" w:cs="Segoe UI"/>
+                <w:b w:val="0"/>
+                <w:bCs w:val="0"/>
+                <w:i w:val="0"/>
+                <w:iCs w:val="0"/>
+                <w:caps w:val="0"/>
+                <w:smallCaps w:val="0"/>
+                <w:color w:val="000000" w:themeColor="text1" w:themeTint="FF" w:themeShade="FF"/>
+                <w:sz w:val="21"/>
+                <w:szCs w:val="21"/>
+              </w:rPr>
+              <w:t>count</w:t>
+            </w:r>
+          </w:p>
+        </w:tc>
+        <w:tc>
+          <w:tcPr>
+            <w:tcW w:w="825" w:type="dxa"/>
+            <w:tcBorders>
+              <w:top w:val="nil"/>
+              <w:left w:val="nil"/>
+              <w:bottom w:val="nil"/>
+              <w:right w:val="nil"/>
+            </w:tcBorders>
+            <w:tcMar>
+              <w:top w:w="60" w:type="dxa"/>
+              <w:left w:w="120" w:type="dxa"/>
+              <w:bottom w:w="60" w:type="dxa"/>
+              <w:right w:w="120" w:type="dxa"/>
+            </w:tcMar>
+            <w:vAlign w:val="center"/>
+          </w:tcPr>
+          <w:p>
+            <w:pPr>
+              <w:bidi w:val="0"/>
+              <w:spacing w:before="0" w:beforeAutospacing="off" w:after="0" w:afterAutospacing="off"/>
+              <w:jc w:val="right"/>
+            </w:pPr>
+            <w:r>
+              <w:rPr>
+                <w:rFonts w:ascii="Segoe UI" w:hAnsi="Segoe UI" w:eastAsia="Segoe UI" w:cs="Segoe UI"/>
+                <w:b w:val="0"/>
+                <w:bCs w:val="0"/>
+                <w:i w:val="0"/>
+                <w:iCs w:val="0"/>
+                <w:caps w:val="0"/>
+                <w:smallCaps w:val="0"/>
+                <w:color w:val="000000" w:themeColor="text1" w:themeTint="FF" w:themeShade="FF"/>
+                <w:sz w:val="21"/>
+                <w:szCs w:val="21"/>
+              </w:rPr>
+              <w:t>12544.000000</w:t>
+            </w:r>
+          </w:p>
+        </w:tc>
+        <w:tc>
+          <w:tcPr>
+            <w:tcW w:w="915" w:type="dxa"/>
+            <w:tcBorders>
+              <w:top w:val="nil"/>
+              <w:left w:val="nil"/>
+              <w:bottom w:val="nil"/>
+              <w:right w:val="nil"/>
+            </w:tcBorders>
+            <w:tcMar>
+              <w:top w:w="60" w:type="dxa"/>
+              <w:left w:w="120" w:type="dxa"/>
+              <w:bottom w:w="60" w:type="dxa"/>
+              <w:right w:w="120" w:type="dxa"/>
+            </w:tcMar>
+            <w:vAlign w:val="center"/>
+          </w:tcPr>
+          <w:p>
+            <w:pPr>
+              <w:bidi w:val="0"/>
+              <w:spacing w:before="0" w:beforeAutospacing="off" w:after="0" w:afterAutospacing="off"/>
+              <w:jc w:val="right"/>
+            </w:pPr>
+            <w:r>
+              <w:rPr>
+                <w:rFonts w:ascii="Segoe UI" w:hAnsi="Segoe UI" w:eastAsia="Segoe UI" w:cs="Segoe UI"/>
+                <w:b w:val="0"/>
+                <w:bCs w:val="0"/>
+                <w:i w:val="0"/>
+                <w:iCs w:val="0"/>
+                <w:caps w:val="0"/>
+                <w:smallCaps w:val="0"/>
+                <w:color w:val="000000" w:themeColor="text1" w:themeTint="FF" w:themeShade="FF"/>
+                <w:sz w:val="21"/>
+                <w:szCs w:val="21"/>
+              </w:rPr>
+              <w:t>12544.000000</w:t>
+            </w:r>
+          </w:p>
+        </w:tc>
+        <w:tc>
+          <w:tcPr>
+            <w:tcW w:w="825" w:type="dxa"/>
+            <w:tcBorders>
+              <w:top w:val="nil"/>
+              <w:left w:val="nil"/>
+              <w:bottom w:val="nil"/>
+              <w:right w:val="nil"/>
+            </w:tcBorders>
+            <w:tcMar>
+              <w:top w:w="60" w:type="dxa"/>
+              <w:left w:w="120" w:type="dxa"/>
+              <w:bottom w:w="60" w:type="dxa"/>
+              <w:right w:w="120" w:type="dxa"/>
+            </w:tcMar>
+            <w:vAlign w:val="center"/>
+          </w:tcPr>
+          <w:p>
+            <w:pPr>
+              <w:bidi w:val="0"/>
+              <w:spacing w:before="0" w:beforeAutospacing="off" w:after="0" w:afterAutospacing="off"/>
+              <w:jc w:val="right"/>
+            </w:pPr>
+            <w:r>
+              <w:rPr>
+                <w:rFonts w:ascii="Segoe UI" w:hAnsi="Segoe UI" w:eastAsia="Segoe UI" w:cs="Segoe UI"/>
+                <w:b w:val="0"/>
+                <w:bCs w:val="0"/>
+                <w:i w:val="0"/>
+                <w:iCs w:val="0"/>
+                <w:caps w:val="0"/>
+                <w:smallCaps w:val="0"/>
+                <w:color w:val="000000" w:themeColor="text1" w:themeTint="FF" w:themeShade="FF"/>
+                <w:sz w:val="21"/>
+                <w:szCs w:val="21"/>
+              </w:rPr>
+              <w:t>12544.000000</w:t>
+            </w:r>
+          </w:p>
+        </w:tc>
+        <w:tc>
+          <w:tcPr>
+            <w:tcW w:w="960" w:type="dxa"/>
+            <w:tcBorders>
+              <w:top w:val="nil"/>
+              <w:left w:val="nil"/>
+              <w:bottom w:val="nil"/>
+              <w:right w:val="nil"/>
+            </w:tcBorders>
+            <w:tcMar>
+              <w:top w:w="60" w:type="dxa"/>
+              <w:left w:w="120" w:type="dxa"/>
+              <w:bottom w:w="60" w:type="dxa"/>
+              <w:right w:w="120" w:type="dxa"/>
+            </w:tcMar>
+            <w:vAlign w:val="center"/>
+          </w:tcPr>
+          <w:p>
+            <w:pPr>
+              <w:bidi w:val="0"/>
+              <w:spacing w:before="0" w:beforeAutospacing="off" w:after="0" w:afterAutospacing="off"/>
+              <w:jc w:val="right"/>
+            </w:pPr>
+            <w:r>
+              <w:rPr>
+                <w:rFonts w:ascii="Segoe UI" w:hAnsi="Segoe UI" w:eastAsia="Segoe UI" w:cs="Segoe UI"/>
+                <w:b w:val="0"/>
+                <w:bCs w:val="0"/>
+                <w:i w:val="0"/>
+                <w:iCs w:val="0"/>
+                <w:caps w:val="0"/>
+                <w:smallCaps w:val="0"/>
+                <w:color w:val="000000" w:themeColor="text1" w:themeTint="FF" w:themeShade="FF"/>
+                <w:sz w:val="21"/>
+                <w:szCs w:val="21"/>
+              </w:rPr>
+              <w:t>12544.000000</w:t>
+            </w:r>
+          </w:p>
+        </w:tc>
+        <w:tc>
+          <w:tcPr>
+            <w:tcW w:w="1335" w:type="dxa"/>
+            <w:tcBorders>
+              <w:top w:val="nil"/>
+              <w:left w:val="nil"/>
+              <w:bottom w:val="nil"/>
+              <w:right w:val="nil"/>
+            </w:tcBorders>
+            <w:tcMar>
+              <w:top w:w="60" w:type="dxa"/>
+              <w:left w:w="120" w:type="dxa"/>
+              <w:bottom w:w="60" w:type="dxa"/>
+              <w:right w:w="120" w:type="dxa"/>
+            </w:tcMar>
+            <w:vAlign w:val="center"/>
+          </w:tcPr>
+          <w:p>
+            <w:pPr>
+              <w:bidi w:val="0"/>
+              <w:spacing w:before="0" w:beforeAutospacing="off" w:after="0" w:afterAutospacing="off"/>
+              <w:jc w:val="right"/>
+            </w:pPr>
+            <w:r>
+              <w:rPr>
+                <w:rFonts w:ascii="Segoe UI" w:hAnsi="Segoe UI" w:eastAsia="Segoe UI" w:cs="Segoe UI"/>
+                <w:b w:val="0"/>
+                <w:bCs w:val="0"/>
+                <w:i w:val="0"/>
+                <w:iCs w:val="0"/>
+                <w:caps w:val="0"/>
+                <w:smallCaps w:val="0"/>
+                <w:color w:val="000000" w:themeColor="text1" w:themeTint="FF" w:themeShade="FF"/>
+                <w:sz w:val="21"/>
+                <w:szCs w:val="21"/>
+              </w:rPr>
+              <w:t>1.254400e+04</w:t>
+            </w:r>
+          </w:p>
+        </w:tc>
+        <w:tc>
+          <w:tcPr>
+            <w:tcW w:w="1665" w:type="dxa"/>
+            <w:tcBorders>
+              <w:top w:val="nil"/>
+              <w:left w:val="nil"/>
+              <w:bottom w:val="nil"/>
+              <w:right w:val="nil"/>
+            </w:tcBorders>
+            <w:tcMar>
+              <w:top w:w="60" w:type="dxa"/>
+              <w:left w:w="120" w:type="dxa"/>
+              <w:bottom w:w="60" w:type="dxa"/>
+              <w:right w:w="120" w:type="dxa"/>
+            </w:tcMar>
+            <w:vAlign w:val="center"/>
+          </w:tcPr>
+          <w:p>
+            <w:pPr>
+              <w:bidi w:val="0"/>
+              <w:spacing w:before="0" w:beforeAutospacing="off" w:after="0" w:afterAutospacing="off"/>
+              <w:jc w:val="right"/>
+            </w:pPr>
+            <w:r>
+              <w:rPr>
+                <w:rFonts w:ascii="Segoe UI" w:hAnsi="Segoe UI" w:eastAsia="Segoe UI" w:cs="Segoe UI"/>
+                <w:b w:val="0"/>
+                <w:bCs w:val="0"/>
+                <w:i w:val="0"/>
+                <w:iCs w:val="0"/>
+                <w:caps w:val="0"/>
+                <w:smallCaps w:val="0"/>
+                <w:color w:val="000000" w:themeColor="text1" w:themeTint="FF" w:themeShade="FF"/>
+                <w:sz w:val="21"/>
+                <w:szCs w:val="21"/>
+              </w:rPr>
+              <w:t>12544.000000</w:t>
+            </w:r>
+          </w:p>
+        </w:tc>
+      </w:tr>
+      <w:tr>
+        <w:trPr>
+          <w:trHeight w:val="300"/>
+        </w:trPr>
+        <w:tc>
+          <w:tcPr>
+            <w:tcW w:w="780" w:type="dxa"/>
+            <w:tcBorders>
+              <w:top w:val="nil"/>
+              <w:left w:val="nil"/>
+              <w:bottom w:val="nil"/>
+              <w:right w:val="nil"/>
+            </w:tcBorders>
+            <w:tcMar>
+              <w:top w:w="60" w:type="dxa"/>
+              <w:left w:w="120" w:type="dxa"/>
+              <w:bottom w:w="60" w:type="dxa"/>
+              <w:right w:w="120" w:type="dxa"/>
+            </w:tcMar>
+            <w:vAlign w:val="center"/>
+          </w:tcPr>
+          <w:p>
+            <w:pPr>
+              <w:bidi w:val="0"/>
+              <w:spacing w:before="0" w:beforeAutospacing="off" w:after="0" w:afterAutospacing="off"/>
+              <w:jc w:val="right"/>
+            </w:pPr>
+            <w:r>
+              <w:rPr>
+                <w:rFonts w:ascii="Segoe UI" w:hAnsi="Segoe UI" w:eastAsia="Segoe UI" w:cs="Segoe UI"/>
+                <w:b w:val="0"/>
+                <w:bCs w:val="0"/>
+                <w:i w:val="0"/>
+                <w:iCs w:val="0"/>
+                <w:caps w:val="0"/>
+                <w:smallCaps w:val="0"/>
+                <w:color w:val="000000" w:themeColor="text1" w:themeTint="FF" w:themeShade="FF"/>
+                <w:sz w:val="21"/>
+                <w:szCs w:val="21"/>
+              </w:rPr>
+              <w:t>mean</w:t>
+            </w:r>
+          </w:p>
+        </w:tc>
+        <w:tc>
+          <w:tcPr>
+            <w:tcW w:w="825" w:type="dxa"/>
+            <w:tcBorders>
+              <w:top w:val="nil"/>
+              <w:left w:val="nil"/>
+              <w:bottom w:val="nil"/>
+              <w:right w:val="nil"/>
+            </w:tcBorders>
+            <w:tcMar>
+              <w:top w:w="60" w:type="dxa"/>
+              <w:left w:w="120" w:type="dxa"/>
+              <w:bottom w:w="60" w:type="dxa"/>
+              <w:right w:w="120" w:type="dxa"/>
+            </w:tcMar>
+            <w:vAlign w:val="center"/>
+          </w:tcPr>
+          <w:p>
+            <w:pPr>
+              <w:bidi w:val="0"/>
+              <w:spacing w:before="0" w:beforeAutospacing="off" w:after="0" w:afterAutospacing="off"/>
+              <w:jc w:val="right"/>
+            </w:pPr>
+            <w:r>
+              <w:rPr>
+                <w:rFonts w:ascii="Segoe UI" w:hAnsi="Segoe UI" w:eastAsia="Segoe UI" w:cs="Segoe UI"/>
+                <w:b w:val="0"/>
+                <w:bCs w:val="0"/>
+                <w:i w:val="0"/>
+                <w:iCs w:val="0"/>
+                <w:caps w:val="0"/>
+                <w:smallCaps w:val="0"/>
+                <w:color w:val="000000" w:themeColor="text1" w:themeTint="FF" w:themeShade="FF"/>
+                <w:sz w:val="21"/>
+                <w:szCs w:val="21"/>
+              </w:rPr>
+              <w:t>20.261639</w:t>
+            </w:r>
+          </w:p>
+        </w:tc>
+        <w:tc>
+          <w:tcPr>
+            <w:tcW w:w="915" w:type="dxa"/>
+            <w:tcBorders>
+              <w:top w:val="nil"/>
+              <w:left w:val="nil"/>
+              <w:bottom w:val="nil"/>
+              <w:right w:val="nil"/>
+            </w:tcBorders>
+            <w:tcMar>
+              <w:top w:w="60" w:type="dxa"/>
+              <w:left w:w="120" w:type="dxa"/>
+              <w:bottom w:w="60" w:type="dxa"/>
+              <w:right w:w="120" w:type="dxa"/>
+            </w:tcMar>
+            <w:vAlign w:val="center"/>
+          </w:tcPr>
+          <w:p>
+            <w:pPr>
+              <w:bidi w:val="0"/>
+              <w:spacing w:before="0" w:beforeAutospacing="off" w:after="0" w:afterAutospacing="off"/>
+              <w:jc w:val="right"/>
+            </w:pPr>
+            <w:r>
+              <w:rPr>
+                <w:rFonts w:ascii="Segoe UI" w:hAnsi="Segoe UI" w:eastAsia="Segoe UI" w:cs="Segoe UI"/>
+                <w:b w:val="0"/>
+                <w:bCs w:val="0"/>
+                <w:i w:val="0"/>
+                <w:iCs w:val="0"/>
+                <w:caps w:val="0"/>
+                <w:smallCaps w:val="0"/>
+                <w:color w:val="000000" w:themeColor="text1" w:themeTint="FF" w:themeShade="FF"/>
+                <w:sz w:val="21"/>
+                <w:szCs w:val="21"/>
+              </w:rPr>
+              <w:t>0.380073</w:t>
+            </w:r>
+          </w:p>
+        </w:tc>
+        <w:tc>
+          <w:tcPr>
+            <w:tcW w:w="825" w:type="dxa"/>
+            <w:tcBorders>
+              <w:top w:val="nil"/>
+              <w:left w:val="nil"/>
+              <w:bottom w:val="nil"/>
+              <w:right w:val="nil"/>
+            </w:tcBorders>
+            <w:tcMar>
+              <w:top w:w="60" w:type="dxa"/>
+              <w:left w:w="120" w:type="dxa"/>
+              <w:bottom w:w="60" w:type="dxa"/>
+              <w:right w:w="120" w:type="dxa"/>
+            </w:tcMar>
+            <w:vAlign w:val="center"/>
+          </w:tcPr>
+          <w:p>
+            <w:pPr>
+              <w:bidi w:val="0"/>
+              <w:spacing w:before="0" w:beforeAutospacing="off" w:after="0" w:afterAutospacing="off"/>
+              <w:jc w:val="right"/>
+            </w:pPr>
+            <w:r>
+              <w:rPr>
+                <w:rFonts w:ascii="Segoe UI" w:hAnsi="Segoe UI" w:eastAsia="Segoe UI" w:cs="Segoe UI"/>
+                <w:b w:val="0"/>
+                <w:bCs w:val="0"/>
+                <w:i w:val="0"/>
+                <w:iCs w:val="0"/>
+                <w:caps w:val="0"/>
+                <w:smallCaps w:val="0"/>
+                <w:color w:val="000000" w:themeColor="text1" w:themeTint="FF" w:themeShade="FF"/>
+                <w:sz w:val="21"/>
+                <w:szCs w:val="21"/>
+              </w:rPr>
+              <w:t>0.114395</w:t>
+            </w:r>
+          </w:p>
+        </w:tc>
+        <w:tc>
+          <w:tcPr>
+            <w:tcW w:w="960" w:type="dxa"/>
+            <w:tcBorders>
+              <w:top w:val="nil"/>
+              <w:left w:val="nil"/>
+              <w:bottom w:val="nil"/>
+              <w:right w:val="nil"/>
+            </w:tcBorders>
+            <w:tcMar>
+              <w:top w:w="60" w:type="dxa"/>
+              <w:left w:w="120" w:type="dxa"/>
+              <w:bottom w:w="60" w:type="dxa"/>
+              <w:right w:w="120" w:type="dxa"/>
+            </w:tcMar>
+            <w:vAlign w:val="center"/>
+          </w:tcPr>
+          <w:p>
+            <w:pPr>
+              <w:bidi w:val="0"/>
+              <w:spacing w:before="0" w:beforeAutospacing="off" w:after="0" w:afterAutospacing="off"/>
+              <w:jc w:val="right"/>
+            </w:pPr>
+            <w:r>
+              <w:rPr>
+                <w:rFonts w:ascii="Segoe UI" w:hAnsi="Segoe UI" w:eastAsia="Segoe UI" w:cs="Segoe UI"/>
+                <w:b w:val="0"/>
+                <w:bCs w:val="0"/>
+                <w:i w:val="0"/>
+                <w:iCs w:val="0"/>
+                <w:caps w:val="0"/>
+                <w:smallCaps w:val="0"/>
+                <w:color w:val="000000" w:themeColor="text1" w:themeTint="FF" w:themeShade="FF"/>
+                <w:sz w:val="21"/>
+                <w:szCs w:val="21"/>
+              </w:rPr>
+              <w:t>0.000640</w:t>
+            </w:r>
+          </w:p>
+        </w:tc>
+        <w:tc>
+          <w:tcPr>
+            <w:tcW w:w="1335" w:type="dxa"/>
+            <w:tcBorders>
+              <w:top w:val="nil"/>
+              <w:left w:val="nil"/>
+              <w:bottom w:val="nil"/>
+              <w:right w:val="nil"/>
+            </w:tcBorders>
+            <w:tcMar>
+              <w:top w:w="60" w:type="dxa"/>
+              <w:left w:w="120" w:type="dxa"/>
+              <w:bottom w:w="60" w:type="dxa"/>
+              <w:right w:w="120" w:type="dxa"/>
+            </w:tcMar>
+            <w:vAlign w:val="center"/>
+          </w:tcPr>
+          <w:p>
+            <w:pPr>
+              <w:bidi w:val="0"/>
+              <w:spacing w:before="0" w:beforeAutospacing="off" w:after="0" w:afterAutospacing="off"/>
+              <w:jc w:val="right"/>
+            </w:pPr>
+            <w:r>
+              <w:rPr>
+                <w:rFonts w:ascii="Segoe UI" w:hAnsi="Segoe UI" w:eastAsia="Segoe UI" w:cs="Segoe UI"/>
+                <w:b w:val="0"/>
+                <w:bCs w:val="0"/>
+                <w:i w:val="0"/>
+                <w:iCs w:val="0"/>
+                <w:caps w:val="0"/>
+                <w:smallCaps w:val="0"/>
+                <w:color w:val="000000" w:themeColor="text1" w:themeTint="FF" w:themeShade="FF"/>
+                <w:sz w:val="21"/>
+                <w:szCs w:val="21"/>
+              </w:rPr>
+              <w:t>3.574269e-03</w:t>
+            </w:r>
+          </w:p>
+        </w:tc>
+        <w:tc>
+          <w:tcPr>
+            <w:tcW w:w="1665" w:type="dxa"/>
+            <w:tcBorders>
+              <w:top w:val="nil"/>
+              <w:left w:val="nil"/>
+              <w:bottom w:val="nil"/>
+              <w:right w:val="nil"/>
+            </w:tcBorders>
+            <w:tcMar>
+              <w:top w:w="60" w:type="dxa"/>
+              <w:left w:w="120" w:type="dxa"/>
+              <w:bottom w:w="60" w:type="dxa"/>
+              <w:right w:w="120" w:type="dxa"/>
+            </w:tcMar>
+            <w:vAlign w:val="center"/>
+          </w:tcPr>
+          <w:p>
+            <w:pPr>
+              <w:bidi w:val="0"/>
+              <w:spacing w:before="0" w:beforeAutospacing="off" w:after="0" w:afterAutospacing="off"/>
+              <w:jc w:val="right"/>
+            </w:pPr>
+            <w:r>
+              <w:rPr>
+                <w:rFonts w:ascii="Segoe UI" w:hAnsi="Segoe UI" w:eastAsia="Segoe UI" w:cs="Segoe UI"/>
+                <w:b w:val="0"/>
+                <w:bCs w:val="0"/>
+                <w:i w:val="0"/>
+                <w:iCs w:val="0"/>
+                <w:caps w:val="0"/>
+                <w:smallCaps w:val="0"/>
+                <w:color w:val="000000" w:themeColor="text1" w:themeTint="FF" w:themeShade="FF"/>
+                <w:sz w:val="21"/>
+                <w:szCs w:val="21"/>
+              </w:rPr>
+              <w:t>0.000080</w:t>
+            </w:r>
+          </w:p>
+        </w:tc>
+      </w:tr>
+      <w:tr>
+        <w:trPr>
+          <w:trHeight w:val="300"/>
+        </w:trPr>
+        <w:tc>
+          <w:tcPr>
+            <w:tcW w:w="780" w:type="dxa"/>
+            <w:tcBorders>
+              <w:top w:val="nil"/>
+              <w:left w:val="nil"/>
+              <w:bottom w:val="nil"/>
+              <w:right w:val="nil"/>
+            </w:tcBorders>
+            <w:tcMar>
+              <w:top w:w="60" w:type="dxa"/>
+              <w:left w:w="120" w:type="dxa"/>
+              <w:bottom w:w="60" w:type="dxa"/>
+              <w:right w:w="120" w:type="dxa"/>
+            </w:tcMar>
+            <w:vAlign w:val="center"/>
+          </w:tcPr>
+          <w:p>
+            <w:pPr>
+              <w:bidi w:val="0"/>
+              <w:spacing w:before="0" w:beforeAutospacing="off" w:after="0" w:afterAutospacing="off"/>
+              <w:jc w:val="right"/>
+            </w:pPr>
+            <w:r>
+              <w:rPr>
+                <w:rFonts w:ascii="Segoe UI" w:hAnsi="Segoe UI" w:eastAsia="Segoe UI" w:cs="Segoe UI"/>
+                <w:b w:val="0"/>
+                <w:bCs w:val="0"/>
+                <w:i w:val="0"/>
+                <w:iCs w:val="0"/>
+                <w:caps w:val="0"/>
+                <w:smallCaps w:val="0"/>
+                <w:color w:val="000000" w:themeColor="text1" w:themeTint="FF" w:themeShade="FF"/>
+                <w:sz w:val="21"/>
+                <w:szCs w:val="21"/>
+              </w:rPr>
+              <w:t>std</w:t>
+            </w:r>
+          </w:p>
+        </w:tc>
+        <w:tc>
+          <w:tcPr>
+            <w:tcW w:w="825" w:type="dxa"/>
+            <w:tcBorders>
+              <w:top w:val="nil"/>
+              <w:left w:val="nil"/>
+              <w:bottom w:val="nil"/>
+              <w:right w:val="nil"/>
+            </w:tcBorders>
+            <w:tcMar>
+              <w:top w:w="60" w:type="dxa"/>
+              <w:left w:w="120" w:type="dxa"/>
+              <w:bottom w:w="60" w:type="dxa"/>
+              <w:right w:w="120" w:type="dxa"/>
+            </w:tcMar>
+            <w:vAlign w:val="center"/>
+          </w:tcPr>
+          <w:p>
+            <w:pPr>
+              <w:bidi w:val="0"/>
+              <w:spacing w:before="0" w:beforeAutospacing="off" w:after="0" w:afterAutospacing="off"/>
+              <w:jc w:val="right"/>
+            </w:pPr>
+            <w:r>
+              <w:rPr>
+                <w:rFonts w:ascii="Segoe UI" w:hAnsi="Segoe UI" w:eastAsia="Segoe UI" w:cs="Segoe UI"/>
+                <w:b w:val="0"/>
+                <w:bCs w:val="0"/>
+                <w:i w:val="0"/>
+                <w:iCs w:val="0"/>
+                <w:caps w:val="0"/>
+                <w:smallCaps w:val="0"/>
+                <w:color w:val="000000" w:themeColor="text1" w:themeTint="FF" w:themeShade="FF"/>
+                <w:sz w:val="21"/>
+                <w:szCs w:val="21"/>
+              </w:rPr>
+              <w:t>4.929603</w:t>
+            </w:r>
+          </w:p>
+        </w:tc>
+        <w:tc>
+          <w:tcPr>
+            <w:tcW w:w="915" w:type="dxa"/>
+            <w:tcBorders>
+              <w:top w:val="nil"/>
+              <w:left w:val="nil"/>
+              <w:bottom w:val="nil"/>
+              <w:right w:val="nil"/>
+            </w:tcBorders>
+            <w:tcMar>
+              <w:top w:w="60" w:type="dxa"/>
+              <w:left w:w="120" w:type="dxa"/>
+              <w:bottom w:w="60" w:type="dxa"/>
+              <w:right w:w="120" w:type="dxa"/>
+            </w:tcMar>
+            <w:vAlign w:val="center"/>
+          </w:tcPr>
+          <w:p>
+            <w:pPr>
+              <w:bidi w:val="0"/>
+              <w:spacing w:before="0" w:beforeAutospacing="off" w:after="0" w:afterAutospacing="off"/>
+              <w:jc w:val="right"/>
+            </w:pPr>
+            <w:r>
+              <w:rPr>
+                <w:rFonts w:ascii="Segoe UI" w:hAnsi="Segoe UI" w:eastAsia="Segoe UI" w:cs="Segoe UI"/>
+                <w:b w:val="0"/>
+                <w:bCs w:val="0"/>
+                <w:i w:val="0"/>
+                <w:iCs w:val="0"/>
+                <w:caps w:val="0"/>
+                <w:smallCaps w:val="0"/>
+                <w:color w:val="000000" w:themeColor="text1" w:themeTint="FF" w:themeShade="FF"/>
+                <w:sz w:val="21"/>
+                <w:szCs w:val="21"/>
+              </w:rPr>
+              <w:t>0.084561</w:t>
+            </w:r>
+          </w:p>
+        </w:tc>
+        <w:tc>
+          <w:tcPr>
+            <w:tcW w:w="825" w:type="dxa"/>
+            <w:tcBorders>
+              <w:top w:val="nil"/>
+              <w:left w:val="nil"/>
+              <w:bottom w:val="nil"/>
+              <w:right w:val="nil"/>
+            </w:tcBorders>
+            <w:tcMar>
+              <w:top w:w="60" w:type="dxa"/>
+              <w:left w:w="120" w:type="dxa"/>
+              <w:bottom w:w="60" w:type="dxa"/>
+              <w:right w:w="120" w:type="dxa"/>
+            </w:tcMar>
+            <w:vAlign w:val="center"/>
+          </w:tcPr>
+          <w:p>
+            <w:pPr>
+              <w:bidi w:val="0"/>
+              <w:spacing w:before="0" w:beforeAutospacing="off" w:after="0" w:afterAutospacing="off"/>
+              <w:jc w:val="right"/>
+            </w:pPr>
+            <w:r>
+              <w:rPr>
+                <w:rFonts w:ascii="Segoe UI" w:hAnsi="Segoe UI" w:eastAsia="Segoe UI" w:cs="Segoe UI"/>
+                <w:b w:val="0"/>
+                <w:bCs w:val="0"/>
+                <w:i w:val="0"/>
+                <w:iCs w:val="0"/>
+                <w:caps w:val="0"/>
+                <w:smallCaps w:val="0"/>
+                <w:color w:val="000000" w:themeColor="text1" w:themeTint="FF" w:themeShade="FF"/>
+                <w:sz w:val="21"/>
+                <w:szCs w:val="21"/>
+              </w:rPr>
+              <w:t>0.018442</w:t>
+            </w:r>
+          </w:p>
+        </w:tc>
+        <w:tc>
+          <w:tcPr>
+            <w:tcW w:w="960" w:type="dxa"/>
+            <w:tcBorders>
+              <w:top w:val="nil"/>
+              <w:left w:val="nil"/>
+              <w:bottom w:val="nil"/>
+              <w:right w:val="nil"/>
+            </w:tcBorders>
+            <w:tcMar>
+              <w:top w:w="60" w:type="dxa"/>
+              <w:left w:w="120" w:type="dxa"/>
+              <w:bottom w:w="60" w:type="dxa"/>
+              <w:right w:w="120" w:type="dxa"/>
+            </w:tcMar>
+            <w:vAlign w:val="center"/>
+          </w:tcPr>
+          <w:p>
+            <w:pPr>
+              <w:bidi w:val="0"/>
+              <w:spacing w:before="0" w:beforeAutospacing="off" w:after="0" w:afterAutospacing="off"/>
+              <w:jc w:val="right"/>
+            </w:pPr>
+            <w:r>
+              <w:rPr>
+                <w:rFonts w:ascii="Segoe UI" w:hAnsi="Segoe UI" w:eastAsia="Segoe UI" w:cs="Segoe UI"/>
+                <w:b w:val="0"/>
+                <w:bCs w:val="0"/>
+                <w:i w:val="0"/>
+                <w:iCs w:val="0"/>
+                <w:caps w:val="0"/>
+                <w:smallCaps w:val="0"/>
+                <w:color w:val="000000" w:themeColor="text1" w:themeTint="FF" w:themeShade="FF"/>
+                <w:sz w:val="21"/>
+                <w:szCs w:val="21"/>
+              </w:rPr>
+              <w:t>0.001021</w:t>
+            </w:r>
+          </w:p>
+        </w:tc>
+        <w:tc>
+          <w:tcPr>
+            <w:tcW w:w="1335" w:type="dxa"/>
+            <w:tcBorders>
+              <w:top w:val="nil"/>
+              <w:left w:val="nil"/>
+              <w:bottom w:val="nil"/>
+              <w:right w:val="nil"/>
+            </w:tcBorders>
+            <w:tcMar>
+              <w:top w:w="60" w:type="dxa"/>
+              <w:left w:w="120" w:type="dxa"/>
+              <w:bottom w:w="60" w:type="dxa"/>
+              <w:right w:w="120" w:type="dxa"/>
+            </w:tcMar>
+            <w:vAlign w:val="center"/>
+          </w:tcPr>
+          <w:p>
+            <w:pPr>
+              <w:bidi w:val="0"/>
+              <w:spacing w:before="0" w:beforeAutospacing="off" w:after="0" w:afterAutospacing="off"/>
+              <w:jc w:val="right"/>
+            </w:pPr>
+            <w:r>
+              <w:rPr>
+                <w:rFonts w:ascii="Segoe UI" w:hAnsi="Segoe UI" w:eastAsia="Segoe UI" w:cs="Segoe UI"/>
+                <w:b w:val="0"/>
+                <w:bCs w:val="0"/>
+                <w:i w:val="0"/>
+                <w:iCs w:val="0"/>
+                <w:caps w:val="0"/>
+                <w:smallCaps w:val="0"/>
+                <w:color w:val="000000" w:themeColor="text1" w:themeTint="FF" w:themeShade="FF"/>
+                <w:sz w:val="21"/>
+                <w:szCs w:val="21"/>
+              </w:rPr>
+              <w:t>8.182257e-03</w:t>
+            </w:r>
+          </w:p>
+        </w:tc>
+        <w:tc>
+          <w:tcPr>
+            <w:tcW w:w="1665" w:type="dxa"/>
+            <w:tcBorders>
+              <w:top w:val="nil"/>
+              <w:left w:val="nil"/>
+              <w:bottom w:val="nil"/>
+              <w:right w:val="nil"/>
+            </w:tcBorders>
+            <w:tcMar>
+              <w:top w:w="60" w:type="dxa"/>
+              <w:left w:w="120" w:type="dxa"/>
+              <w:bottom w:w="60" w:type="dxa"/>
+              <w:right w:w="120" w:type="dxa"/>
+            </w:tcMar>
+            <w:vAlign w:val="center"/>
+          </w:tcPr>
+          <w:p>
+            <w:pPr>
+              <w:bidi w:val="0"/>
+              <w:spacing w:before="0" w:beforeAutospacing="off" w:after="0" w:afterAutospacing="off"/>
+              <w:jc w:val="right"/>
+            </w:pPr>
+            <w:r>
+              <w:rPr>
+                <w:rFonts w:ascii="Segoe UI" w:hAnsi="Segoe UI" w:eastAsia="Segoe UI" w:cs="Segoe UI"/>
+                <w:b w:val="0"/>
+                <w:bCs w:val="0"/>
+                <w:i w:val="0"/>
+                <w:iCs w:val="0"/>
+                <w:caps w:val="0"/>
+                <w:smallCaps w:val="0"/>
+                <w:color w:val="000000" w:themeColor="text1" w:themeTint="FF" w:themeShade="FF"/>
+                <w:sz w:val="21"/>
+                <w:szCs w:val="21"/>
+              </w:rPr>
+              <w:t>0.000008</w:t>
+            </w:r>
+          </w:p>
+        </w:tc>
+      </w:tr>
+      <w:tr>
+        <w:trPr>
+          <w:trHeight w:val="300"/>
+        </w:trPr>
+        <w:tc>
+          <w:tcPr>
+            <w:tcW w:w="780" w:type="dxa"/>
+            <w:tcBorders>
+              <w:top w:val="nil"/>
+              <w:left w:val="nil"/>
+              <w:bottom w:val="nil"/>
+              <w:right w:val="nil"/>
+            </w:tcBorders>
+            <w:tcMar>
+              <w:top w:w="60" w:type="dxa"/>
+              <w:left w:w="120" w:type="dxa"/>
+              <w:bottom w:w="60" w:type="dxa"/>
+              <w:right w:w="120" w:type="dxa"/>
+            </w:tcMar>
+            <w:vAlign w:val="center"/>
+          </w:tcPr>
+          <w:p>
+            <w:pPr>
+              <w:bidi w:val="0"/>
+              <w:spacing w:before="0" w:beforeAutospacing="off" w:after="0" w:afterAutospacing="off"/>
+              <w:jc w:val="right"/>
+            </w:pPr>
+            <w:r>
+              <w:rPr>
+                <w:rFonts w:ascii="Segoe UI" w:hAnsi="Segoe UI" w:eastAsia="Segoe UI" w:cs="Segoe UI"/>
+                <w:b w:val="0"/>
+                <w:bCs w:val="0"/>
+                <w:i w:val="0"/>
+                <w:iCs w:val="0"/>
+                <w:caps w:val="0"/>
+                <w:smallCaps w:val="0"/>
+                <w:color w:val="000000" w:themeColor="text1" w:themeTint="FF" w:themeShade="FF"/>
+                <w:sz w:val="21"/>
+                <w:szCs w:val="21"/>
+              </w:rPr>
+              <w:t>min</w:t>
+            </w:r>
+          </w:p>
+        </w:tc>
+        <w:tc>
+          <w:tcPr>
+            <w:tcW w:w="825" w:type="dxa"/>
+            <w:tcBorders>
+              <w:top w:val="nil"/>
+              <w:left w:val="nil"/>
+              <w:bottom w:val="nil"/>
+              <w:right w:val="nil"/>
+            </w:tcBorders>
+            <w:tcMar>
+              <w:top w:w="60" w:type="dxa"/>
+              <w:left w:w="120" w:type="dxa"/>
+              <w:bottom w:w="60" w:type="dxa"/>
+              <w:right w:w="120" w:type="dxa"/>
+            </w:tcMar>
+            <w:vAlign w:val="center"/>
+          </w:tcPr>
+          <w:p>
+            <w:pPr>
+              <w:bidi w:val="0"/>
+              <w:spacing w:before="0" w:beforeAutospacing="off" w:after="0" w:afterAutospacing="off"/>
+              <w:jc w:val="right"/>
+            </w:pPr>
+            <w:r>
+              <w:rPr>
+                <w:rFonts w:ascii="Segoe UI" w:hAnsi="Segoe UI" w:eastAsia="Segoe UI" w:cs="Segoe UI"/>
+                <w:b w:val="0"/>
+                <w:bCs w:val="0"/>
+                <w:i w:val="0"/>
+                <w:iCs w:val="0"/>
+                <w:caps w:val="0"/>
+                <w:smallCaps w:val="0"/>
+                <w:color w:val="000000" w:themeColor="text1" w:themeTint="FF" w:themeShade="FF"/>
+                <w:sz w:val="21"/>
+                <w:szCs w:val="21"/>
+              </w:rPr>
+              <w:t>2.000000</w:t>
+            </w:r>
+          </w:p>
+        </w:tc>
+        <w:tc>
+          <w:tcPr>
+            <w:tcW w:w="915" w:type="dxa"/>
+            <w:tcBorders>
+              <w:top w:val="nil"/>
+              <w:left w:val="nil"/>
+              <w:bottom w:val="nil"/>
+              <w:right w:val="nil"/>
+            </w:tcBorders>
+            <w:tcMar>
+              <w:top w:w="60" w:type="dxa"/>
+              <w:left w:w="120" w:type="dxa"/>
+              <w:bottom w:w="60" w:type="dxa"/>
+              <w:right w:w="120" w:type="dxa"/>
+            </w:tcMar>
+            <w:vAlign w:val="center"/>
+          </w:tcPr>
+          <w:p>
+            <w:pPr>
+              <w:bidi w:val="0"/>
+              <w:spacing w:before="0" w:beforeAutospacing="off" w:after="0" w:afterAutospacing="off"/>
+              <w:jc w:val="right"/>
+            </w:pPr>
+            <w:r>
+              <w:rPr>
+                <w:rFonts w:ascii="Segoe UI" w:hAnsi="Segoe UI" w:eastAsia="Segoe UI" w:cs="Segoe UI"/>
+                <w:b w:val="0"/>
+                <w:bCs w:val="0"/>
+                <w:i w:val="0"/>
+                <w:iCs w:val="0"/>
+                <w:caps w:val="0"/>
+                <w:smallCaps w:val="0"/>
+                <w:color w:val="000000" w:themeColor="text1" w:themeTint="FF" w:themeShade="FF"/>
+                <w:sz w:val="21"/>
+                <w:szCs w:val="21"/>
+              </w:rPr>
+              <w:t>0.166667</w:t>
+            </w:r>
+          </w:p>
+        </w:tc>
+        <w:tc>
+          <w:tcPr>
+            <w:tcW w:w="825" w:type="dxa"/>
+            <w:tcBorders>
+              <w:top w:val="nil"/>
+              <w:left w:val="nil"/>
+              <w:bottom w:val="nil"/>
+              <w:right w:val="nil"/>
+            </w:tcBorders>
+            <w:tcMar>
+              <w:top w:w="60" w:type="dxa"/>
+              <w:left w:w="120" w:type="dxa"/>
+              <w:bottom w:w="60" w:type="dxa"/>
+              <w:right w:w="120" w:type="dxa"/>
+            </w:tcMar>
+            <w:vAlign w:val="center"/>
+          </w:tcPr>
+          <w:p>
+            <w:pPr>
+              <w:bidi w:val="0"/>
+              <w:spacing w:before="0" w:beforeAutospacing="off" w:after="0" w:afterAutospacing="off"/>
+              <w:jc w:val="right"/>
+            </w:pPr>
+            <w:r>
+              <w:rPr>
+                <w:rFonts w:ascii="Segoe UI" w:hAnsi="Segoe UI" w:eastAsia="Segoe UI" w:cs="Segoe UI"/>
+                <w:b w:val="0"/>
+                <w:bCs w:val="0"/>
+                <w:i w:val="0"/>
+                <w:iCs w:val="0"/>
+                <w:caps w:val="0"/>
+                <w:smallCaps w:val="0"/>
+                <w:color w:val="000000" w:themeColor="text1" w:themeTint="FF" w:themeShade="FF"/>
+                <w:sz w:val="21"/>
+                <w:szCs w:val="21"/>
+              </w:rPr>
+              <w:t>0.049581</w:t>
+            </w:r>
+          </w:p>
+        </w:tc>
+        <w:tc>
+          <w:tcPr>
+            <w:tcW w:w="960" w:type="dxa"/>
+            <w:tcBorders>
+              <w:top w:val="nil"/>
+              <w:left w:val="nil"/>
+              <w:bottom w:val="nil"/>
+              <w:right w:val="nil"/>
+            </w:tcBorders>
+            <w:tcMar>
+              <w:top w:w="60" w:type="dxa"/>
+              <w:left w:w="120" w:type="dxa"/>
+              <w:bottom w:w="60" w:type="dxa"/>
+              <w:right w:w="120" w:type="dxa"/>
+            </w:tcMar>
+            <w:vAlign w:val="center"/>
+          </w:tcPr>
+          <w:p>
+            <w:pPr>
+              <w:bidi w:val="0"/>
+              <w:spacing w:before="0" w:beforeAutospacing="off" w:after="0" w:afterAutospacing="off"/>
+              <w:jc w:val="right"/>
+            </w:pPr>
+            <w:r>
+              <w:rPr>
+                <w:rFonts w:ascii="Segoe UI" w:hAnsi="Segoe UI" w:eastAsia="Segoe UI" w:cs="Segoe UI"/>
+                <w:b w:val="0"/>
+                <w:bCs w:val="0"/>
+                <w:i w:val="0"/>
+                <w:iCs w:val="0"/>
+                <w:caps w:val="0"/>
+                <w:smallCaps w:val="0"/>
+                <w:color w:val="000000" w:themeColor="text1" w:themeTint="FF" w:themeShade="FF"/>
+                <w:sz w:val="21"/>
+                <w:szCs w:val="21"/>
+              </w:rPr>
+              <w:t>0.000000</w:t>
+            </w:r>
+          </w:p>
+        </w:tc>
+        <w:tc>
+          <w:tcPr>
+            <w:tcW w:w="1335" w:type="dxa"/>
+            <w:tcBorders>
+              <w:top w:val="nil"/>
+              <w:left w:val="nil"/>
+              <w:bottom w:val="nil"/>
+              <w:right w:val="nil"/>
+            </w:tcBorders>
+            <w:tcMar>
+              <w:top w:w="60" w:type="dxa"/>
+              <w:left w:w="120" w:type="dxa"/>
+              <w:bottom w:w="60" w:type="dxa"/>
+              <w:right w:w="120" w:type="dxa"/>
+            </w:tcMar>
+            <w:vAlign w:val="center"/>
+          </w:tcPr>
+          <w:p>
+            <w:pPr>
+              <w:bidi w:val="0"/>
+              <w:spacing w:before="0" w:beforeAutospacing="off" w:after="0" w:afterAutospacing="off"/>
+              <w:jc w:val="right"/>
+            </w:pPr>
+            <w:r>
+              <w:rPr>
+                <w:rFonts w:ascii="Segoe UI" w:hAnsi="Segoe UI" w:eastAsia="Segoe UI" w:cs="Segoe UI"/>
+                <w:b w:val="0"/>
+                <w:bCs w:val="0"/>
+                <w:i w:val="0"/>
+                <w:iCs w:val="0"/>
+                <w:caps w:val="0"/>
+                <w:smallCaps w:val="0"/>
+                <w:color w:val="000000" w:themeColor="text1" w:themeTint="FF" w:themeShade="FF"/>
+                <w:sz w:val="21"/>
+                <w:szCs w:val="21"/>
+              </w:rPr>
+              <w:t>-3.279439e-18</w:t>
+            </w:r>
+          </w:p>
+        </w:tc>
+        <w:tc>
+          <w:tcPr>
+            <w:tcW w:w="1665" w:type="dxa"/>
+            <w:tcBorders>
+              <w:top w:val="nil"/>
+              <w:left w:val="nil"/>
+              <w:bottom w:val="nil"/>
+              <w:right w:val="nil"/>
+            </w:tcBorders>
+            <w:tcMar>
+              <w:top w:w="60" w:type="dxa"/>
+              <w:left w:w="120" w:type="dxa"/>
+              <w:bottom w:w="60" w:type="dxa"/>
+              <w:right w:w="120" w:type="dxa"/>
+            </w:tcMar>
+            <w:vAlign w:val="center"/>
+          </w:tcPr>
+          <w:p>
+            <w:pPr>
+              <w:bidi w:val="0"/>
+              <w:spacing w:before="0" w:beforeAutospacing="off" w:after="0" w:afterAutospacing="off"/>
+              <w:jc w:val="right"/>
+            </w:pPr>
+            <w:r>
+              <w:rPr>
+                <w:rFonts w:ascii="Segoe UI" w:hAnsi="Segoe UI" w:eastAsia="Segoe UI" w:cs="Segoe UI"/>
+                <w:b w:val="0"/>
+                <w:bCs w:val="0"/>
+                <w:i w:val="0"/>
+                <w:iCs w:val="0"/>
+                <w:caps w:val="0"/>
+                <w:smallCaps w:val="0"/>
+                <w:color w:val="000000" w:themeColor="text1" w:themeTint="FF" w:themeShade="FF"/>
+                <w:sz w:val="21"/>
+                <w:szCs w:val="21"/>
+              </w:rPr>
+              <w:t>0.000033</w:t>
+            </w:r>
+          </w:p>
+        </w:tc>
+      </w:tr>
+      <w:tr>
+        <w:trPr>
+          <w:trHeight w:val="300"/>
+        </w:trPr>
+        <w:tc>
+          <w:tcPr>
+            <w:tcW w:w="780" w:type="dxa"/>
+            <w:tcBorders>
+              <w:top w:val="nil"/>
+              <w:left w:val="nil"/>
+              <w:bottom w:val="nil"/>
+              <w:right w:val="nil"/>
+            </w:tcBorders>
+            <w:tcMar>
+              <w:top w:w="60" w:type="dxa"/>
+              <w:left w:w="120" w:type="dxa"/>
+              <w:bottom w:w="60" w:type="dxa"/>
+              <w:right w:w="120" w:type="dxa"/>
+            </w:tcMar>
+            <w:vAlign w:val="center"/>
+          </w:tcPr>
+          <w:p>
+            <w:pPr>
+              <w:bidi w:val="0"/>
+              <w:spacing w:before="0" w:beforeAutospacing="off" w:after="0" w:afterAutospacing="off"/>
+              <w:jc w:val="right"/>
+            </w:pPr>
+            <w:r>
+              <w:rPr>
+                <w:rFonts w:ascii="Segoe UI" w:hAnsi="Segoe UI" w:eastAsia="Segoe UI" w:cs="Segoe UI"/>
+                <w:b w:val="0"/>
+                <w:bCs w:val="0"/>
+                <w:i w:val="0"/>
+                <w:iCs w:val="0"/>
+                <w:caps w:val="0"/>
+                <w:smallCaps w:val="0"/>
+                <w:color w:val="000000" w:themeColor="text1" w:themeTint="FF" w:themeShade="FF"/>
+                <w:sz w:val="21"/>
+                <w:szCs w:val="21"/>
+              </w:rPr>
+              <w:t>25%</w:t>
+            </w:r>
+          </w:p>
+        </w:tc>
+        <w:tc>
+          <w:tcPr>
+            <w:tcW w:w="825" w:type="dxa"/>
+            <w:tcBorders>
+              <w:top w:val="nil"/>
+              <w:left w:val="nil"/>
+              <w:bottom w:val="nil"/>
+              <w:right w:val="nil"/>
+            </w:tcBorders>
+            <w:tcMar>
+              <w:top w:w="60" w:type="dxa"/>
+              <w:left w:w="120" w:type="dxa"/>
+              <w:bottom w:w="60" w:type="dxa"/>
+              <w:right w:w="120" w:type="dxa"/>
+            </w:tcMar>
+            <w:vAlign w:val="center"/>
+          </w:tcPr>
+          <w:p>
+            <w:pPr>
+              <w:bidi w:val="0"/>
+              <w:spacing w:before="0" w:beforeAutospacing="off" w:after="0" w:afterAutospacing="off"/>
+              <w:jc w:val="right"/>
+            </w:pPr>
+            <w:r>
+              <w:rPr>
+                <w:rFonts w:ascii="Segoe UI" w:hAnsi="Segoe UI" w:eastAsia="Segoe UI" w:cs="Segoe UI"/>
+                <w:b w:val="0"/>
+                <w:bCs w:val="0"/>
+                <w:i w:val="0"/>
+                <w:iCs w:val="0"/>
+                <w:caps w:val="0"/>
+                <w:smallCaps w:val="0"/>
+                <w:color w:val="000000" w:themeColor="text1" w:themeTint="FF" w:themeShade="FF"/>
+                <w:sz w:val="21"/>
+                <w:szCs w:val="21"/>
+              </w:rPr>
+              <w:t>19.000000</w:t>
+            </w:r>
+          </w:p>
+        </w:tc>
+        <w:tc>
+          <w:tcPr>
+            <w:tcW w:w="915" w:type="dxa"/>
+            <w:tcBorders>
+              <w:top w:val="nil"/>
+              <w:left w:val="nil"/>
+              <w:bottom w:val="nil"/>
+              <w:right w:val="nil"/>
+            </w:tcBorders>
+            <w:tcMar>
+              <w:top w:w="60" w:type="dxa"/>
+              <w:left w:w="120" w:type="dxa"/>
+              <w:bottom w:w="60" w:type="dxa"/>
+              <w:right w:w="120" w:type="dxa"/>
+            </w:tcMar>
+            <w:vAlign w:val="center"/>
+          </w:tcPr>
+          <w:p>
+            <w:pPr>
+              <w:bidi w:val="0"/>
+              <w:spacing w:before="0" w:beforeAutospacing="off" w:after="0" w:afterAutospacing="off"/>
+              <w:jc w:val="right"/>
+            </w:pPr>
+            <w:r>
+              <w:rPr>
+                <w:rFonts w:ascii="Segoe UI" w:hAnsi="Segoe UI" w:eastAsia="Segoe UI" w:cs="Segoe UI"/>
+                <w:b w:val="0"/>
+                <w:bCs w:val="0"/>
+                <w:i w:val="0"/>
+                <w:iCs w:val="0"/>
+                <w:caps w:val="0"/>
+                <w:smallCaps w:val="0"/>
+                <w:color w:val="000000" w:themeColor="text1" w:themeTint="FF" w:themeShade="FF"/>
+                <w:sz w:val="21"/>
+                <w:szCs w:val="21"/>
+              </w:rPr>
+              <w:t>0.326667</w:t>
+            </w:r>
+          </w:p>
+        </w:tc>
+        <w:tc>
+          <w:tcPr>
+            <w:tcW w:w="825" w:type="dxa"/>
+            <w:tcBorders>
+              <w:top w:val="nil"/>
+              <w:left w:val="nil"/>
+              <w:bottom w:val="nil"/>
+              <w:right w:val="nil"/>
+            </w:tcBorders>
+            <w:tcMar>
+              <w:top w:w="60" w:type="dxa"/>
+              <w:left w:w="120" w:type="dxa"/>
+              <w:bottom w:w="60" w:type="dxa"/>
+              <w:right w:w="120" w:type="dxa"/>
+            </w:tcMar>
+            <w:vAlign w:val="center"/>
+          </w:tcPr>
+          <w:p>
+            <w:pPr>
+              <w:bidi w:val="0"/>
+              <w:spacing w:before="0" w:beforeAutospacing="off" w:after="0" w:afterAutospacing="off"/>
+              <w:jc w:val="right"/>
+            </w:pPr>
+            <w:r>
+              <w:rPr>
+                <w:rFonts w:ascii="Segoe UI" w:hAnsi="Segoe UI" w:eastAsia="Segoe UI" w:cs="Segoe UI"/>
+                <w:b w:val="0"/>
+                <w:bCs w:val="0"/>
+                <w:i w:val="0"/>
+                <w:iCs w:val="0"/>
+                <w:caps w:val="0"/>
+                <w:smallCaps w:val="0"/>
+                <w:color w:val="000000" w:themeColor="text1" w:themeTint="FF" w:themeShade="FF"/>
+                <w:sz w:val="21"/>
+                <w:szCs w:val="21"/>
+              </w:rPr>
+              <w:t>0.103287</w:t>
+            </w:r>
+          </w:p>
+        </w:tc>
+        <w:tc>
+          <w:tcPr>
+            <w:tcW w:w="960" w:type="dxa"/>
+            <w:tcBorders>
+              <w:top w:val="nil"/>
+              <w:left w:val="nil"/>
+              <w:bottom w:val="nil"/>
+              <w:right w:val="nil"/>
+            </w:tcBorders>
+            <w:tcMar>
+              <w:top w:w="60" w:type="dxa"/>
+              <w:left w:w="120" w:type="dxa"/>
+              <w:bottom w:w="60" w:type="dxa"/>
+              <w:right w:w="120" w:type="dxa"/>
+            </w:tcMar>
+            <w:vAlign w:val="center"/>
+          </w:tcPr>
+          <w:p>
+            <w:pPr>
+              <w:bidi w:val="0"/>
+              <w:spacing w:before="0" w:beforeAutospacing="off" w:after="0" w:afterAutospacing="off"/>
+              <w:jc w:val="right"/>
+            </w:pPr>
+            <w:r>
+              <w:rPr>
+                <w:rFonts w:ascii="Segoe UI" w:hAnsi="Segoe UI" w:eastAsia="Segoe UI" w:cs="Segoe UI"/>
+                <w:b w:val="0"/>
+                <w:bCs w:val="0"/>
+                <w:i w:val="0"/>
+                <w:iCs w:val="0"/>
+                <w:caps w:val="0"/>
+                <w:smallCaps w:val="0"/>
+                <w:color w:val="000000" w:themeColor="text1" w:themeTint="FF" w:themeShade="FF"/>
+                <w:sz w:val="21"/>
+                <w:szCs w:val="21"/>
+              </w:rPr>
+              <w:t>0.000145</w:t>
+            </w:r>
+          </w:p>
+        </w:tc>
+        <w:tc>
+          <w:tcPr>
+            <w:tcW w:w="1335" w:type="dxa"/>
+            <w:tcBorders>
+              <w:top w:val="nil"/>
+              <w:left w:val="nil"/>
+              <w:bottom w:val="nil"/>
+              <w:right w:val="nil"/>
+            </w:tcBorders>
+            <w:tcMar>
+              <w:top w:w="60" w:type="dxa"/>
+              <w:left w:w="120" w:type="dxa"/>
+              <w:bottom w:w="60" w:type="dxa"/>
+              <w:right w:w="120" w:type="dxa"/>
+            </w:tcMar>
+            <w:vAlign w:val="center"/>
+          </w:tcPr>
+          <w:p>
+            <w:pPr>
+              <w:bidi w:val="0"/>
+              <w:spacing w:before="0" w:beforeAutospacing="off" w:after="0" w:afterAutospacing="off"/>
+              <w:jc w:val="right"/>
+            </w:pPr>
+            <w:r>
+              <w:rPr>
+                <w:rFonts w:ascii="Segoe UI" w:hAnsi="Segoe UI" w:eastAsia="Segoe UI" w:cs="Segoe UI"/>
+                <w:b w:val="0"/>
+                <w:bCs w:val="0"/>
+                <w:i w:val="0"/>
+                <w:iCs w:val="0"/>
+                <w:caps w:val="0"/>
+                <w:smallCaps w:val="0"/>
+                <w:color w:val="000000" w:themeColor="text1" w:themeTint="FF" w:themeShade="FF"/>
+                <w:sz w:val="21"/>
+                <w:szCs w:val="21"/>
+              </w:rPr>
+              <w:t>6.965380e-06</w:t>
+            </w:r>
+          </w:p>
+        </w:tc>
+        <w:tc>
+          <w:tcPr>
+            <w:tcW w:w="1665" w:type="dxa"/>
+            <w:tcBorders>
+              <w:top w:val="nil"/>
+              <w:left w:val="nil"/>
+              <w:bottom w:val="nil"/>
+              <w:right w:val="nil"/>
+            </w:tcBorders>
+            <w:tcMar>
+              <w:top w:w="60" w:type="dxa"/>
+              <w:left w:w="120" w:type="dxa"/>
+              <w:bottom w:w="60" w:type="dxa"/>
+              <w:right w:w="120" w:type="dxa"/>
+            </w:tcMar>
+            <w:vAlign w:val="center"/>
+          </w:tcPr>
+          <w:p>
+            <w:pPr>
+              <w:bidi w:val="0"/>
+              <w:spacing w:before="0" w:beforeAutospacing="off" w:after="0" w:afterAutospacing="off"/>
+              <w:jc w:val="right"/>
+            </w:pPr>
+            <w:r>
+              <w:rPr>
+                <w:rFonts w:ascii="Segoe UI" w:hAnsi="Segoe UI" w:eastAsia="Segoe UI" w:cs="Segoe UI"/>
+                <w:b w:val="0"/>
+                <w:bCs w:val="0"/>
+                <w:i w:val="0"/>
+                <w:iCs w:val="0"/>
+                <w:caps w:val="0"/>
+                <w:smallCaps w:val="0"/>
+                <w:color w:val="000000" w:themeColor="text1" w:themeTint="FF" w:themeShade="FF"/>
+                <w:sz w:val="21"/>
+                <w:szCs w:val="21"/>
+              </w:rPr>
+              <w:t>0.000075</w:t>
+            </w:r>
+          </w:p>
+        </w:tc>
+      </w:tr>
+      <w:tr>
+        <w:trPr>
+          <w:trHeight w:val="300"/>
+        </w:trPr>
+        <w:tc>
+          <w:tcPr>
+            <w:tcW w:w="780" w:type="dxa"/>
+            <w:tcBorders>
+              <w:top w:val="nil"/>
+              <w:left w:val="nil"/>
+              <w:bottom w:val="nil"/>
+              <w:right w:val="nil"/>
+            </w:tcBorders>
+            <w:tcMar>
+              <w:top w:w="60" w:type="dxa"/>
+              <w:left w:w="120" w:type="dxa"/>
+              <w:bottom w:w="60" w:type="dxa"/>
+              <w:right w:w="120" w:type="dxa"/>
+            </w:tcMar>
+            <w:vAlign w:val="center"/>
+          </w:tcPr>
+          <w:p>
+            <w:pPr>
+              <w:bidi w:val="0"/>
+              <w:spacing w:before="0" w:beforeAutospacing="off" w:after="0" w:afterAutospacing="off"/>
+              <w:jc w:val="right"/>
+            </w:pPr>
+            <w:r>
+              <w:rPr>
+                <w:rFonts w:ascii="Segoe UI" w:hAnsi="Segoe UI" w:eastAsia="Segoe UI" w:cs="Segoe UI"/>
+                <w:b w:val="0"/>
+                <w:bCs w:val="0"/>
+                <w:i w:val="0"/>
+                <w:iCs w:val="0"/>
+                <w:caps w:val="0"/>
+                <w:smallCaps w:val="0"/>
+                <w:color w:val="000000" w:themeColor="text1" w:themeTint="FF" w:themeShade="FF"/>
+                <w:sz w:val="21"/>
+                <w:szCs w:val="21"/>
+              </w:rPr>
+              <w:t>50%</w:t>
+            </w:r>
+          </w:p>
+        </w:tc>
+        <w:tc>
+          <w:tcPr>
+            <w:tcW w:w="825" w:type="dxa"/>
+            <w:tcBorders>
+              <w:top w:val="nil"/>
+              <w:left w:val="nil"/>
+              <w:bottom w:val="nil"/>
+              <w:right w:val="nil"/>
+            </w:tcBorders>
+            <w:tcMar>
+              <w:top w:w="60" w:type="dxa"/>
+              <w:left w:w="120" w:type="dxa"/>
+              <w:bottom w:w="60" w:type="dxa"/>
+              <w:right w:w="120" w:type="dxa"/>
+            </w:tcMar>
+            <w:vAlign w:val="center"/>
+          </w:tcPr>
+          <w:p>
+            <w:pPr>
+              <w:bidi w:val="0"/>
+              <w:spacing w:before="0" w:beforeAutospacing="off" w:after="0" w:afterAutospacing="off"/>
+              <w:jc w:val="right"/>
+            </w:pPr>
+            <w:r>
+              <w:rPr>
+                <w:rFonts w:ascii="Segoe UI" w:hAnsi="Segoe UI" w:eastAsia="Segoe UI" w:cs="Segoe UI"/>
+                <w:b w:val="0"/>
+                <w:bCs w:val="0"/>
+                <w:i w:val="0"/>
+                <w:iCs w:val="0"/>
+                <w:caps w:val="0"/>
+                <w:smallCaps w:val="0"/>
+                <w:color w:val="000000" w:themeColor="text1" w:themeTint="FF" w:themeShade="FF"/>
+                <w:sz w:val="21"/>
+                <w:szCs w:val="21"/>
+              </w:rPr>
+              <w:t>22.000000</w:t>
+            </w:r>
+          </w:p>
+        </w:tc>
+        <w:tc>
+          <w:tcPr>
+            <w:tcW w:w="915" w:type="dxa"/>
+            <w:tcBorders>
+              <w:top w:val="nil"/>
+              <w:left w:val="nil"/>
+              <w:bottom w:val="nil"/>
+              <w:right w:val="nil"/>
+            </w:tcBorders>
+            <w:tcMar>
+              <w:top w:w="60" w:type="dxa"/>
+              <w:left w:w="120" w:type="dxa"/>
+              <w:bottom w:w="60" w:type="dxa"/>
+              <w:right w:w="120" w:type="dxa"/>
+            </w:tcMar>
+            <w:vAlign w:val="center"/>
+          </w:tcPr>
+          <w:p>
+            <w:pPr>
+              <w:bidi w:val="0"/>
+              <w:spacing w:before="0" w:beforeAutospacing="off" w:after="0" w:afterAutospacing="off"/>
+              <w:jc w:val="right"/>
+            </w:pPr>
+            <w:r>
+              <w:rPr>
+                <w:rFonts w:ascii="Segoe UI" w:hAnsi="Segoe UI" w:eastAsia="Segoe UI" w:cs="Segoe UI"/>
+                <w:b w:val="0"/>
+                <w:bCs w:val="0"/>
+                <w:i w:val="0"/>
+                <w:iCs w:val="0"/>
+                <w:caps w:val="0"/>
+                <w:smallCaps w:val="0"/>
+                <w:color w:val="000000" w:themeColor="text1" w:themeTint="FF" w:themeShade="FF"/>
+                <w:sz w:val="21"/>
+                <w:szCs w:val="21"/>
+              </w:rPr>
+              <w:t>0.354978</w:t>
+            </w:r>
+          </w:p>
+        </w:tc>
+        <w:tc>
+          <w:tcPr>
+            <w:tcW w:w="825" w:type="dxa"/>
+            <w:tcBorders>
+              <w:top w:val="nil"/>
+              <w:left w:val="nil"/>
+              <w:bottom w:val="nil"/>
+              <w:right w:val="nil"/>
+            </w:tcBorders>
+            <w:tcMar>
+              <w:top w:w="60" w:type="dxa"/>
+              <w:left w:w="120" w:type="dxa"/>
+              <w:bottom w:w="60" w:type="dxa"/>
+              <w:right w:w="120" w:type="dxa"/>
+            </w:tcMar>
+            <w:vAlign w:val="center"/>
+          </w:tcPr>
+          <w:p>
+            <w:pPr>
+              <w:bidi w:val="0"/>
+              <w:spacing w:before="0" w:beforeAutospacing="off" w:after="0" w:afterAutospacing="off"/>
+              <w:jc w:val="right"/>
+            </w:pPr>
+            <w:r>
+              <w:rPr>
+                <w:rFonts w:ascii="Segoe UI" w:hAnsi="Segoe UI" w:eastAsia="Segoe UI" w:cs="Segoe UI"/>
+                <w:b w:val="0"/>
+                <w:bCs w:val="0"/>
+                <w:i w:val="0"/>
+                <w:iCs w:val="0"/>
+                <w:caps w:val="0"/>
+                <w:smallCaps w:val="0"/>
+                <w:color w:val="000000" w:themeColor="text1" w:themeTint="FF" w:themeShade="FF"/>
+                <w:sz w:val="21"/>
+                <w:szCs w:val="21"/>
+              </w:rPr>
+              <w:t>0.117721</w:t>
+            </w:r>
+          </w:p>
+        </w:tc>
+        <w:tc>
+          <w:tcPr>
+            <w:tcW w:w="960" w:type="dxa"/>
+            <w:tcBorders>
+              <w:top w:val="nil"/>
+              <w:left w:val="nil"/>
+              <w:bottom w:val="nil"/>
+              <w:right w:val="nil"/>
+            </w:tcBorders>
+            <w:tcMar>
+              <w:top w:w="60" w:type="dxa"/>
+              <w:left w:w="120" w:type="dxa"/>
+              <w:bottom w:w="60" w:type="dxa"/>
+              <w:right w:w="120" w:type="dxa"/>
+            </w:tcMar>
+            <w:vAlign w:val="center"/>
+          </w:tcPr>
+          <w:p>
+            <w:pPr>
+              <w:bidi w:val="0"/>
+              <w:spacing w:before="0" w:beforeAutospacing="off" w:after="0" w:afterAutospacing="off"/>
+              <w:jc w:val="right"/>
+            </w:pPr>
+            <w:r>
+              <w:rPr>
+                <w:rFonts w:ascii="Segoe UI" w:hAnsi="Segoe UI" w:eastAsia="Segoe UI" w:cs="Segoe UI"/>
+                <w:b w:val="0"/>
+                <w:bCs w:val="0"/>
+                <w:i w:val="0"/>
+                <w:iCs w:val="0"/>
+                <w:caps w:val="0"/>
+                <w:smallCaps w:val="0"/>
+                <w:color w:val="000000" w:themeColor="text1" w:themeTint="FF" w:themeShade="FF"/>
+                <w:sz w:val="21"/>
+                <w:szCs w:val="21"/>
+              </w:rPr>
+              <w:t>0.000355</w:t>
+            </w:r>
+          </w:p>
+        </w:tc>
+        <w:tc>
+          <w:tcPr>
+            <w:tcW w:w="1335" w:type="dxa"/>
+            <w:tcBorders>
+              <w:top w:val="nil"/>
+              <w:left w:val="nil"/>
+              <w:bottom w:val="nil"/>
+              <w:right w:val="nil"/>
+            </w:tcBorders>
+            <w:tcMar>
+              <w:top w:w="60" w:type="dxa"/>
+              <w:left w:w="120" w:type="dxa"/>
+              <w:bottom w:w="60" w:type="dxa"/>
+              <w:right w:w="120" w:type="dxa"/>
+            </w:tcMar>
+            <w:vAlign w:val="center"/>
+          </w:tcPr>
+          <w:p>
+            <w:pPr>
+              <w:bidi w:val="0"/>
+              <w:spacing w:before="0" w:beforeAutospacing="off" w:after="0" w:afterAutospacing="off"/>
+              <w:jc w:val="right"/>
+            </w:pPr>
+            <w:r>
+              <w:rPr>
+                <w:rFonts w:ascii="Segoe UI" w:hAnsi="Segoe UI" w:eastAsia="Segoe UI" w:cs="Segoe UI"/>
+                <w:b w:val="0"/>
+                <w:bCs w:val="0"/>
+                <w:i w:val="0"/>
+                <w:iCs w:val="0"/>
+                <w:caps w:val="0"/>
+                <w:smallCaps w:val="0"/>
+                <w:color w:val="000000" w:themeColor="text1" w:themeTint="FF" w:themeShade="FF"/>
+                <w:sz w:val="21"/>
+                <w:szCs w:val="21"/>
+              </w:rPr>
+              <w:t>1.266194e-04</w:t>
+            </w:r>
+          </w:p>
+        </w:tc>
+        <w:tc>
+          <w:tcPr>
+            <w:tcW w:w="1665" w:type="dxa"/>
+            <w:tcBorders>
+              <w:top w:val="nil"/>
+              <w:left w:val="nil"/>
+              <w:bottom w:val="nil"/>
+              <w:right w:val="nil"/>
+            </w:tcBorders>
+            <w:tcMar>
+              <w:top w:w="60" w:type="dxa"/>
+              <w:left w:w="120" w:type="dxa"/>
+              <w:bottom w:w="60" w:type="dxa"/>
+              <w:right w:w="120" w:type="dxa"/>
+            </w:tcMar>
+            <w:vAlign w:val="center"/>
+          </w:tcPr>
+          <w:p>
+            <w:pPr>
+              <w:bidi w:val="0"/>
+              <w:spacing w:before="0" w:beforeAutospacing="off" w:after="0" w:afterAutospacing="off"/>
+              <w:jc w:val="right"/>
+            </w:pPr>
+            <w:r>
+              <w:rPr>
+                <w:rFonts w:ascii="Segoe UI" w:hAnsi="Segoe UI" w:eastAsia="Segoe UI" w:cs="Segoe UI"/>
+                <w:b w:val="0"/>
+                <w:bCs w:val="0"/>
+                <w:i w:val="0"/>
+                <w:iCs w:val="0"/>
+                <w:caps w:val="0"/>
+                <w:smallCaps w:val="0"/>
+                <w:color w:val="000000" w:themeColor="text1" w:themeTint="FF" w:themeShade="FF"/>
+                <w:sz w:val="21"/>
+                <w:szCs w:val="21"/>
+              </w:rPr>
+              <w:t>0.000080</w:t>
+            </w:r>
+          </w:p>
+        </w:tc>
+      </w:tr>
+      <w:tr>
+        <w:trPr>
+          <w:trHeight w:val="300"/>
+        </w:trPr>
+        <w:tc>
+          <w:tcPr>
+            <w:tcW w:w="780" w:type="dxa"/>
+            <w:tcBorders>
+              <w:top w:val="nil"/>
+              <w:left w:val="nil"/>
+              <w:bottom w:val="nil"/>
+              <w:right w:val="nil"/>
+            </w:tcBorders>
+            <w:tcMar>
+              <w:top w:w="60" w:type="dxa"/>
+              <w:left w:w="120" w:type="dxa"/>
+              <w:bottom w:w="60" w:type="dxa"/>
+              <w:right w:w="120" w:type="dxa"/>
+            </w:tcMar>
+            <w:vAlign w:val="center"/>
+          </w:tcPr>
+          <w:p>
+            <w:pPr>
+              <w:bidi w:val="0"/>
+              <w:spacing w:before="0" w:beforeAutospacing="off" w:after="0" w:afterAutospacing="off"/>
+              <w:jc w:val="right"/>
+            </w:pPr>
+            <w:r>
+              <w:rPr>
+                <w:rFonts w:ascii="Segoe UI" w:hAnsi="Segoe UI" w:eastAsia="Segoe UI" w:cs="Segoe UI"/>
+                <w:b w:val="0"/>
+                <w:bCs w:val="0"/>
+                <w:i w:val="0"/>
+                <w:iCs w:val="0"/>
+                <w:caps w:val="0"/>
+                <w:smallCaps w:val="0"/>
+                <w:color w:val="000000" w:themeColor="text1" w:themeTint="FF" w:themeShade="FF"/>
+                <w:sz w:val="21"/>
+                <w:szCs w:val="21"/>
+              </w:rPr>
+              <w:t>75%</w:t>
+            </w:r>
+          </w:p>
+        </w:tc>
+        <w:tc>
+          <w:tcPr>
+            <w:tcW w:w="825" w:type="dxa"/>
+            <w:tcBorders>
+              <w:top w:val="nil"/>
+              <w:left w:val="nil"/>
+              <w:bottom w:val="nil"/>
+              <w:right w:val="nil"/>
+            </w:tcBorders>
+            <w:tcMar>
+              <w:top w:w="60" w:type="dxa"/>
+              <w:left w:w="120" w:type="dxa"/>
+              <w:bottom w:w="60" w:type="dxa"/>
+              <w:right w:w="120" w:type="dxa"/>
+            </w:tcMar>
+            <w:vAlign w:val="center"/>
+          </w:tcPr>
+          <w:p>
+            <w:pPr>
+              <w:bidi w:val="0"/>
+              <w:spacing w:before="0" w:beforeAutospacing="off" w:after="0" w:afterAutospacing="off"/>
+              <w:jc w:val="right"/>
+            </w:pPr>
+            <w:r>
+              <w:rPr>
+                <w:rFonts w:ascii="Segoe UI" w:hAnsi="Segoe UI" w:eastAsia="Segoe UI" w:cs="Segoe UI"/>
+                <w:b w:val="0"/>
+                <w:bCs w:val="0"/>
+                <w:i w:val="0"/>
+                <w:iCs w:val="0"/>
+                <w:caps w:val="0"/>
+                <w:smallCaps w:val="0"/>
+                <w:color w:val="000000" w:themeColor="text1" w:themeTint="FF" w:themeShade="FF"/>
+                <w:sz w:val="21"/>
+                <w:szCs w:val="21"/>
+              </w:rPr>
+              <w:t>23.000000</w:t>
+            </w:r>
+          </w:p>
+        </w:tc>
+        <w:tc>
+          <w:tcPr>
+            <w:tcW w:w="915" w:type="dxa"/>
+            <w:tcBorders>
+              <w:top w:val="nil"/>
+              <w:left w:val="nil"/>
+              <w:bottom w:val="nil"/>
+              <w:right w:val="nil"/>
+            </w:tcBorders>
+            <w:tcMar>
+              <w:top w:w="60" w:type="dxa"/>
+              <w:left w:w="120" w:type="dxa"/>
+              <w:bottom w:w="60" w:type="dxa"/>
+              <w:right w:w="120" w:type="dxa"/>
+            </w:tcMar>
+            <w:vAlign w:val="center"/>
+          </w:tcPr>
+          <w:p>
+            <w:pPr>
+              <w:bidi w:val="0"/>
+              <w:spacing w:before="0" w:beforeAutospacing="off" w:after="0" w:afterAutospacing="off"/>
+              <w:jc w:val="right"/>
+            </w:pPr>
+            <w:r>
+              <w:rPr>
+                <w:rFonts w:ascii="Segoe UI" w:hAnsi="Segoe UI" w:eastAsia="Segoe UI" w:cs="Segoe UI"/>
+                <w:b w:val="0"/>
+                <w:bCs w:val="0"/>
+                <w:i w:val="0"/>
+                <w:iCs w:val="0"/>
+                <w:caps w:val="0"/>
+                <w:smallCaps w:val="0"/>
+                <w:color w:val="000000" w:themeColor="text1" w:themeTint="FF" w:themeShade="FF"/>
+                <w:sz w:val="21"/>
+                <w:szCs w:val="21"/>
+              </w:rPr>
+              <w:t>0.405263</w:t>
+            </w:r>
+          </w:p>
+        </w:tc>
+        <w:tc>
+          <w:tcPr>
+            <w:tcW w:w="825" w:type="dxa"/>
+            <w:tcBorders>
+              <w:top w:val="nil"/>
+              <w:left w:val="nil"/>
+              <w:bottom w:val="nil"/>
+              <w:right w:val="nil"/>
+            </w:tcBorders>
+            <w:tcMar>
+              <w:top w:w="60" w:type="dxa"/>
+              <w:left w:w="120" w:type="dxa"/>
+              <w:bottom w:w="60" w:type="dxa"/>
+              <w:right w:w="120" w:type="dxa"/>
+            </w:tcMar>
+            <w:vAlign w:val="center"/>
+          </w:tcPr>
+          <w:p>
+            <w:pPr>
+              <w:bidi w:val="0"/>
+              <w:spacing w:before="0" w:beforeAutospacing="off" w:after="0" w:afterAutospacing="off"/>
+              <w:jc w:val="right"/>
+            </w:pPr>
+            <w:r>
+              <w:rPr>
+                <w:rFonts w:ascii="Segoe UI" w:hAnsi="Segoe UI" w:eastAsia="Segoe UI" w:cs="Segoe UI"/>
+                <w:b w:val="0"/>
+                <w:bCs w:val="0"/>
+                <w:i w:val="0"/>
+                <w:iCs w:val="0"/>
+                <w:caps w:val="0"/>
+                <w:smallCaps w:val="0"/>
+                <w:color w:val="000000" w:themeColor="text1" w:themeTint="FF" w:themeShade="FF"/>
+                <w:sz w:val="21"/>
+                <w:szCs w:val="21"/>
+              </w:rPr>
+              <w:t>0.128835</w:t>
+            </w:r>
+          </w:p>
+        </w:tc>
+        <w:tc>
+          <w:tcPr>
+            <w:tcW w:w="960" w:type="dxa"/>
+            <w:tcBorders>
+              <w:top w:val="nil"/>
+              <w:left w:val="nil"/>
+              <w:bottom w:val="nil"/>
+              <w:right w:val="nil"/>
+            </w:tcBorders>
+            <w:tcMar>
+              <w:top w:w="60" w:type="dxa"/>
+              <w:left w:w="120" w:type="dxa"/>
+              <w:bottom w:w="60" w:type="dxa"/>
+              <w:right w:w="120" w:type="dxa"/>
+            </w:tcMar>
+            <w:vAlign w:val="center"/>
+          </w:tcPr>
+          <w:p>
+            <w:pPr>
+              <w:bidi w:val="0"/>
+              <w:spacing w:before="0" w:beforeAutospacing="off" w:after="0" w:afterAutospacing="off"/>
+              <w:jc w:val="right"/>
+            </w:pPr>
+            <w:r>
+              <w:rPr>
+                <w:rFonts w:ascii="Segoe UI" w:hAnsi="Segoe UI" w:eastAsia="Segoe UI" w:cs="Segoe UI"/>
+                <w:b w:val="0"/>
+                <w:bCs w:val="0"/>
+                <w:i w:val="0"/>
+                <w:iCs w:val="0"/>
+                <w:caps w:val="0"/>
+                <w:smallCaps w:val="0"/>
+                <w:color w:val="000000" w:themeColor="text1" w:themeTint="FF" w:themeShade="FF"/>
+                <w:sz w:val="21"/>
+                <w:szCs w:val="21"/>
+              </w:rPr>
+              <w:t>0.000763</w:t>
+            </w:r>
+          </w:p>
+        </w:tc>
+        <w:tc>
+          <w:tcPr>
+            <w:tcW w:w="1335" w:type="dxa"/>
+            <w:tcBorders>
+              <w:top w:val="nil"/>
+              <w:left w:val="nil"/>
+              <w:bottom w:val="nil"/>
+              <w:right w:val="nil"/>
+            </w:tcBorders>
+            <w:tcMar>
+              <w:top w:w="60" w:type="dxa"/>
+              <w:left w:w="120" w:type="dxa"/>
+              <w:bottom w:w="60" w:type="dxa"/>
+              <w:right w:w="120" w:type="dxa"/>
+            </w:tcMar>
+            <w:vAlign w:val="center"/>
+          </w:tcPr>
+          <w:p>
+            <w:pPr>
+              <w:bidi w:val="0"/>
+              <w:spacing w:before="0" w:beforeAutospacing="off" w:after="0" w:afterAutospacing="off"/>
+              <w:jc w:val="right"/>
+            </w:pPr>
+            <w:r>
+              <w:rPr>
+                <w:rFonts w:ascii="Segoe UI" w:hAnsi="Segoe UI" w:eastAsia="Segoe UI" w:cs="Segoe UI"/>
+                <w:b w:val="0"/>
+                <w:bCs w:val="0"/>
+                <w:i w:val="0"/>
+                <w:iCs w:val="0"/>
+                <w:caps w:val="0"/>
+                <w:smallCaps w:val="0"/>
+                <w:color w:val="000000" w:themeColor="text1" w:themeTint="FF" w:themeShade="FF"/>
+                <w:sz w:val="21"/>
+                <w:szCs w:val="21"/>
+              </w:rPr>
+              <w:t>2.424041e-03</w:t>
+            </w:r>
+          </w:p>
+        </w:tc>
+        <w:tc>
+          <w:tcPr>
+            <w:tcW w:w="1665" w:type="dxa"/>
+            <w:tcBorders>
+              <w:top w:val="nil"/>
+              <w:left w:val="nil"/>
+              <w:bottom w:val="nil"/>
+              <w:right w:val="nil"/>
+            </w:tcBorders>
+            <w:tcMar>
+              <w:top w:w="60" w:type="dxa"/>
+              <w:left w:w="120" w:type="dxa"/>
+              <w:bottom w:w="60" w:type="dxa"/>
+              <w:right w:w="120" w:type="dxa"/>
+            </w:tcMar>
+            <w:vAlign w:val="center"/>
+          </w:tcPr>
+          <w:p>
+            <w:pPr>
+              <w:bidi w:val="0"/>
+              <w:spacing w:before="0" w:beforeAutospacing="off" w:after="0" w:afterAutospacing="off"/>
+              <w:jc w:val="right"/>
+            </w:pPr>
+            <w:r>
+              <w:rPr>
+                <w:rFonts w:ascii="Segoe UI" w:hAnsi="Segoe UI" w:eastAsia="Segoe UI" w:cs="Segoe UI"/>
+                <w:b w:val="0"/>
+                <w:bCs w:val="0"/>
+                <w:i w:val="0"/>
+                <w:iCs w:val="0"/>
+                <w:caps w:val="0"/>
+                <w:smallCaps w:val="0"/>
+                <w:color w:val="000000" w:themeColor="text1" w:themeTint="FF" w:themeShade="FF"/>
+                <w:sz w:val="21"/>
+                <w:szCs w:val="21"/>
+              </w:rPr>
+              <w:t>0.000085</w:t>
+            </w:r>
+          </w:p>
+        </w:tc>
+      </w:tr>
+      <w:tr>
+        <w:trPr>
+          <w:trHeight w:val="300"/>
+        </w:trPr>
+        <w:tc>
+          <w:tcPr>
+            <w:tcW w:w="780" w:type="dxa"/>
+            <w:tcBorders>
+              <w:top w:val="nil"/>
+              <w:left w:val="nil"/>
+              <w:bottom w:val="nil"/>
+              <w:right w:val="nil"/>
+            </w:tcBorders>
+            <w:tcMar>
+              <w:top w:w="60" w:type="dxa"/>
+              <w:left w:w="120" w:type="dxa"/>
+              <w:bottom w:w="60" w:type="dxa"/>
+              <w:right w:w="120" w:type="dxa"/>
+            </w:tcMar>
+            <w:vAlign w:val="center"/>
+          </w:tcPr>
+          <w:p>
+            <w:pPr>
+              <w:bidi w:val="0"/>
+              <w:spacing w:before="0" w:beforeAutospacing="off" w:after="0" w:afterAutospacing="off"/>
+              <w:jc w:val="right"/>
+            </w:pPr>
+            <w:r>
+              <w:rPr>
+                <w:rFonts w:ascii="Segoe UI" w:hAnsi="Segoe UI" w:eastAsia="Segoe UI" w:cs="Segoe UI"/>
+                <w:b w:val="0"/>
+                <w:bCs w:val="0"/>
+                <w:i w:val="0"/>
+                <w:iCs w:val="0"/>
+                <w:caps w:val="0"/>
+                <w:smallCaps w:val="0"/>
+                <w:color w:val="000000" w:themeColor="text1" w:themeTint="FF" w:themeShade="FF"/>
+                <w:sz w:val="21"/>
+                <w:szCs w:val="21"/>
+              </w:rPr>
+              <w:t>max</w:t>
+            </w:r>
+          </w:p>
+        </w:tc>
+        <w:tc>
+          <w:tcPr>
+            <w:tcW w:w="825" w:type="dxa"/>
+            <w:tcBorders>
+              <w:top w:val="nil"/>
+              <w:left w:val="nil"/>
+              <w:bottom w:val="nil"/>
+              <w:right w:val="nil"/>
+            </w:tcBorders>
+            <w:tcMar>
+              <w:top w:w="60" w:type="dxa"/>
+              <w:left w:w="120" w:type="dxa"/>
+              <w:bottom w:w="60" w:type="dxa"/>
+              <w:right w:w="120" w:type="dxa"/>
+            </w:tcMar>
+            <w:vAlign w:val="center"/>
+          </w:tcPr>
+          <w:p>
+            <w:pPr>
+              <w:bidi w:val="0"/>
+              <w:spacing w:before="0" w:beforeAutospacing="off" w:after="0" w:afterAutospacing="off"/>
+              <w:jc w:val="right"/>
+            </w:pPr>
+            <w:r>
+              <w:rPr>
+                <w:rFonts w:ascii="Segoe UI" w:hAnsi="Segoe UI" w:eastAsia="Segoe UI" w:cs="Segoe UI"/>
+                <w:b w:val="0"/>
+                <w:bCs w:val="0"/>
+                <w:i w:val="0"/>
+                <w:iCs w:val="0"/>
+                <w:caps w:val="0"/>
+                <w:smallCaps w:val="0"/>
+                <w:color w:val="000000" w:themeColor="text1" w:themeTint="FF" w:themeShade="FF"/>
+                <w:sz w:val="21"/>
+                <w:szCs w:val="21"/>
+              </w:rPr>
+              <w:t>31.000000</w:t>
+            </w:r>
+          </w:p>
+        </w:tc>
+        <w:tc>
+          <w:tcPr>
+            <w:tcW w:w="915" w:type="dxa"/>
+            <w:tcBorders>
+              <w:top w:val="nil"/>
+              <w:left w:val="nil"/>
+              <w:bottom w:val="nil"/>
+              <w:right w:val="nil"/>
+            </w:tcBorders>
+            <w:tcMar>
+              <w:top w:w="60" w:type="dxa"/>
+              <w:left w:w="120" w:type="dxa"/>
+              <w:bottom w:w="60" w:type="dxa"/>
+              <w:right w:w="120" w:type="dxa"/>
+            </w:tcMar>
+            <w:vAlign w:val="center"/>
+          </w:tcPr>
+          <w:p>
+            <w:pPr>
+              <w:bidi w:val="0"/>
+              <w:spacing w:before="0" w:beforeAutospacing="off" w:after="0" w:afterAutospacing="off"/>
+              <w:jc w:val="right"/>
+            </w:pPr>
+            <w:r>
+              <w:rPr>
+                <w:rFonts w:ascii="Segoe UI" w:hAnsi="Segoe UI" w:eastAsia="Segoe UI" w:cs="Segoe UI"/>
+                <w:b w:val="0"/>
+                <w:bCs w:val="0"/>
+                <w:i w:val="0"/>
+                <w:iCs w:val="0"/>
+                <w:caps w:val="0"/>
+                <w:smallCaps w:val="0"/>
+                <w:color w:val="000000" w:themeColor="text1" w:themeTint="FF" w:themeShade="FF"/>
+                <w:sz w:val="21"/>
+                <w:szCs w:val="21"/>
+              </w:rPr>
+              <w:t>1.000000</w:t>
+            </w:r>
+          </w:p>
+        </w:tc>
+        <w:tc>
+          <w:tcPr>
+            <w:tcW w:w="825" w:type="dxa"/>
+            <w:tcBorders>
+              <w:top w:val="nil"/>
+              <w:left w:val="nil"/>
+              <w:bottom w:val="nil"/>
+              <w:right w:val="nil"/>
+            </w:tcBorders>
+            <w:tcMar>
+              <w:top w:w="60" w:type="dxa"/>
+              <w:left w:w="120" w:type="dxa"/>
+              <w:bottom w:w="60" w:type="dxa"/>
+              <w:right w:w="120" w:type="dxa"/>
+            </w:tcMar>
+            <w:vAlign w:val="center"/>
+          </w:tcPr>
+          <w:p>
+            <w:pPr>
+              <w:bidi w:val="0"/>
+              <w:spacing w:before="0" w:beforeAutospacing="off" w:after="0" w:afterAutospacing="off"/>
+              <w:jc w:val="right"/>
+            </w:pPr>
+            <w:r>
+              <w:rPr>
+                <w:rFonts w:ascii="Segoe UI" w:hAnsi="Segoe UI" w:eastAsia="Segoe UI" w:cs="Segoe UI"/>
+                <w:b w:val="0"/>
+                <w:bCs w:val="0"/>
+                <w:i w:val="0"/>
+                <w:iCs w:val="0"/>
+                <w:caps w:val="0"/>
+                <w:smallCaps w:val="0"/>
+                <w:color w:val="000000" w:themeColor="text1" w:themeTint="FF" w:themeShade="FF"/>
+                <w:sz w:val="21"/>
+                <w:szCs w:val="21"/>
+              </w:rPr>
+              <w:t>0.144303</w:t>
+            </w:r>
+          </w:p>
+        </w:tc>
+        <w:tc>
+          <w:tcPr>
+            <w:tcW w:w="960" w:type="dxa"/>
+            <w:tcBorders>
+              <w:top w:val="nil"/>
+              <w:left w:val="nil"/>
+              <w:bottom w:val="nil"/>
+              <w:right w:val="nil"/>
+            </w:tcBorders>
+            <w:tcMar>
+              <w:top w:w="60" w:type="dxa"/>
+              <w:left w:w="120" w:type="dxa"/>
+              <w:bottom w:w="60" w:type="dxa"/>
+              <w:right w:w="120" w:type="dxa"/>
+            </w:tcMar>
+            <w:vAlign w:val="center"/>
+          </w:tcPr>
+          <w:p>
+            <w:pPr>
+              <w:bidi w:val="0"/>
+              <w:spacing w:before="0" w:beforeAutospacing="off" w:after="0" w:afterAutospacing="off"/>
+              <w:jc w:val="right"/>
+            </w:pPr>
+            <w:r>
+              <w:rPr>
+                <w:rFonts w:ascii="Segoe UI" w:hAnsi="Segoe UI" w:eastAsia="Segoe UI" w:cs="Segoe UI"/>
+                <w:b w:val="0"/>
+                <w:bCs w:val="0"/>
+                <w:i w:val="0"/>
+                <w:iCs w:val="0"/>
+                <w:caps w:val="0"/>
+                <w:smallCaps w:val="0"/>
+                <w:color w:val="000000" w:themeColor="text1" w:themeTint="FF" w:themeShade="FF"/>
+                <w:sz w:val="21"/>
+                <w:szCs w:val="21"/>
+              </w:rPr>
+              <w:t>0.024222</w:t>
+            </w:r>
+          </w:p>
+        </w:tc>
+        <w:tc>
+          <w:tcPr>
+            <w:tcW w:w="1335" w:type="dxa"/>
+            <w:tcBorders>
+              <w:top w:val="nil"/>
+              <w:left w:val="nil"/>
+              <w:bottom w:val="nil"/>
+              <w:right w:val="nil"/>
+            </w:tcBorders>
+            <w:tcMar>
+              <w:top w:w="60" w:type="dxa"/>
+              <w:left w:w="120" w:type="dxa"/>
+              <w:bottom w:w="60" w:type="dxa"/>
+              <w:right w:w="120" w:type="dxa"/>
+            </w:tcMar>
+            <w:vAlign w:val="center"/>
+          </w:tcPr>
+          <w:p>
+            <w:pPr>
+              <w:bidi w:val="0"/>
+              <w:spacing w:before="0" w:beforeAutospacing="off" w:after="0" w:afterAutospacing="off"/>
+              <w:jc w:val="right"/>
+            </w:pPr>
+            <w:r>
+              <w:rPr>
+                <w:rFonts w:ascii="Segoe UI" w:hAnsi="Segoe UI" w:eastAsia="Segoe UI" w:cs="Segoe UI"/>
+                <w:b w:val="0"/>
+                <w:bCs w:val="0"/>
+                <w:i w:val="0"/>
+                <w:iCs w:val="0"/>
+                <w:caps w:val="0"/>
+                <w:smallCaps w:val="0"/>
+                <w:color w:val="000000" w:themeColor="text1" w:themeTint="FF" w:themeShade="FF"/>
+                <w:sz w:val="21"/>
+                <w:szCs w:val="21"/>
+              </w:rPr>
+              <w:t>5.806505e-02</w:t>
+            </w:r>
+          </w:p>
+        </w:tc>
+        <w:tc>
+          <w:tcPr>
+            <w:tcW w:w="1665" w:type="dxa"/>
+            <w:tcBorders>
+              <w:top w:val="nil"/>
+              <w:left w:val="nil"/>
+              <w:bottom w:val="nil"/>
+              <w:right w:val="nil"/>
+            </w:tcBorders>
+            <w:tcMar>
+              <w:top w:w="60" w:type="dxa"/>
+              <w:left w:w="120" w:type="dxa"/>
+              <w:bottom w:w="60" w:type="dxa"/>
+              <w:right w:w="120" w:type="dxa"/>
+            </w:tcMar>
+            <w:vAlign w:val="center"/>
+          </w:tcPr>
+          <w:p>
+            <w:pPr>
+              <w:bidi w:val="0"/>
+              <w:spacing w:before="0" w:beforeAutospacing="off" w:after="0" w:afterAutospacing="off"/>
+              <w:jc w:val="right"/>
+            </w:pPr>
+            <w:r>
+              <w:rPr>
+                <w:rFonts w:ascii="Segoe UI" w:hAnsi="Segoe UI" w:eastAsia="Segoe UI" w:cs="Segoe UI"/>
+                <w:b w:val="0"/>
+                <w:bCs w:val="0"/>
+                <w:i w:val="0"/>
+                <w:iCs w:val="0"/>
+                <w:caps w:val="0"/>
+                <w:smallCaps w:val="0"/>
+                <w:color w:val="000000" w:themeColor="text1" w:themeTint="FF" w:themeShade="FF"/>
+                <w:sz w:val="21"/>
+                <w:szCs w:val="21"/>
+              </w:rPr>
+              <w:t>0.000132</w:t>
+            </w:r>
+          </w:p>
+        </w:tc>
+      </w:tr>
+    </w:tbl>
+    <w:p>
+      <w:pPr>
+        <w:pStyle w:val="Normal"/>
+        <w:suppressLineNumbers w:val="0"/>
+        <w:bidi w:val="0"/>
+        <w:spacing w:before="0" w:beforeAutospacing="off" w:after="160" w:afterAutospacing="off" w:line="279" w:lineRule="auto"/>
+        <w:ind w:left="0" w:right="0"/>
+        <w:jc w:val="left"/>
+        <w:rPr>
+          <w:rFonts w:ascii="Aptos" w:hAnsi="Aptos" w:eastAsia="Aptos" w:cs="Aptos"/>
+          <w:noProof w:val="0"/>
+          <w:sz w:val="24"/>
+          <w:szCs w:val="24"/>
+          <w:lang w:val="pt-BR"/>
+        </w:rPr>
+      </w:pPr>
+    </w:p>
+    <w:p>
+      <w:pPr>
+        <w:pStyle w:val="Heading2"/>
+        <w:rPr>
+          <w:rFonts w:ascii="Aptos" w:hAnsi="Aptos" w:eastAsia="Aptos" w:cs="Aptos"/>
+          <w:noProof w:val="0"/>
+          <w:sz w:val="24"/>
+          <w:szCs w:val="24"/>
+          <w:lang w:val="pt-BR"/>
+        </w:rPr>
+      </w:pPr>
+    </w:p>
+    <w:p>
+      <w:pPr>
+        <w:pStyle w:val="Normal"/>
+        <w:suppressLineNumbers w:val="0"/>
+        <w:bidi w:val="0"/>
+        <w:spacing w:before="0" w:beforeAutospacing="off" w:after="160" w:afterAutospacing="off" w:line="279" w:lineRule="auto"/>
+        <w:ind w:left="0" w:right="0"/>
+        <w:jc w:val="left"/>
+      </w:pPr>
+      <w:r>
+        <w:rPr>
+          <w:rFonts w:ascii="Aptos" w:hAnsi="Aptos" w:eastAsia="Aptos" w:cs="Aptos"/>
+          <w:noProof w:val="0"/>
+          <w:sz w:val="24"/>
+          <w:szCs w:val="24"/>
+          <w:lang w:val="pt-BR"/>
+        </w:rPr>
+        <w:t>A seguir temos a figura com as distribuições das centralidades calculadas:</w:t>
+      </w:r>
+    </w:p>
+    <w:p>
+      <w:pPr>
+        <w:pStyle w:val="Normal"/>
+        <w:bidi w:val="0"/>
+        <w:spacing w:before="0" w:beforeAutospacing="off" w:after="160" w:afterAutospacing="off" w:line="279" w:lineRule="auto"/>
+        <w:ind w:left="0" w:right="0"/>
+        <w:jc w:val="left"/>
+      </w:pPr>
+      <w:r>
+        <w:drawing>
+          <wp:inline wp14:editId="6EFC8AAA" wp14:anchorId="2AFD5270">
+            <wp:extent cx="5724525" cy="3276600"/>
+            <wp:effectExtent l="0" t="0" r="0" b="0"/>
+            <wp:docPr id="823297854" name="drawing"/>
+            <wp:cNvGraphicFramePr>
+              <a:graphicFrameLocks noChangeAspect="1"/>
+            </wp:cNvGraphicFramePr>
+            <a:graphic>
+              <a:graphicData xmlns:a="http://schemas.openxmlformats.org/drawingml/2006/main" uri="http://schemas.openxmlformats.org/drawingml/2006/picture">
+                <pic:pic xmlns:pic="http://schemas.openxmlformats.org/drawingml/2006/picture">
+                  <pic:nvPicPr>
+                    <pic:cNvPr id="823297854" name="Picture 823297854"/>
+                    <pic:cNvPicPr/>
+                  </pic:nvPicPr>
+                  <pic:blipFill>
+                    <a:blip xmlns:r="http://schemas.openxmlformats.org/officeDocument/2006/relationships" r:embed="rId1234294773">
+                      <a:extLst>
+                        <a:ext uri="{28A0092B-C50C-407E-A947-70E740481C1C}">
+                          <a14:useLocalDpi xmlns:a14="http://schemas.microsoft.com/office/drawing/2010/main"/>
+                        </a:ext>
+                      </a:extLst>
+                    </a:blip>
+                    <a:stretch>
+                      <a:fillRect/>
+                    </a:stretch>
+                  </pic:blipFill>
+                  <pic:spPr>
+                    <a:xfrm>
+                      <a:off x="0" y="0"/>
+                      <a:ext cx="5724525" cy="3276600"/>
+                    </a:xfrm>
+                    <a:prstGeom prst="rect">
+                      <a:avLst/>
+                    </a:prstGeom>
+                  </pic:spPr>
+                </pic:pic>
+              </a:graphicData>
+            </a:graphic>
+          </wp:inline>
+        </w:drawing>
       </w:r>
     </w:p>
     <w:p>
@@ -14674,6 +19377,678 @@
 
 <file path=word/numbering.xml><?xml version="1.0" encoding="utf-8"?>
 <w:numbering xmlns:w="http://schemas.openxmlformats.org/wordprocessingml/2006/main">
+  <w:abstractNum xmlns:w="http://schemas.openxmlformats.org/wordprocessingml/2006/main" w:abstractNumId="9">
+    <w:nsid w:val="5d951b60"/>
+    <w:multiLevelType xmlns:w="http://schemas.openxmlformats.org/wordprocessingml/2006/main" w:val="hybridMultilevel"/>
+    <w:lvl xmlns:w="http://schemas.openxmlformats.org/wordprocessingml/2006/main" w:ilvl="0">
+      <w:start w:val="1"/>
+      <w:numFmt w:val="bullet"/>
+      <w:lvlText w:val=""/>
+      <w:lvlJc w:val="left"/>
+      <w:pPr>
+        <w:ind w:left="720" w:hanging="360"/>
+      </w:pPr>
+      <w:rPr>
+        <w:rFonts w:hint="default" w:ascii="Symbol" w:hAnsi="Symbol"/>
+      </w:rPr>
+    </w:lvl>
+    <w:lvl xmlns:w="http://schemas.openxmlformats.org/wordprocessingml/2006/main" w:ilvl="1">
+      <w:start w:val="1"/>
+      <w:numFmt w:val="bullet"/>
+      <w:lvlText w:val="o"/>
+      <w:lvlJc w:val="left"/>
+      <w:pPr>
+        <w:ind w:left="1440" w:hanging="360"/>
+      </w:pPr>
+      <w:rPr>
+        <w:rFonts w:hint="default" w:ascii="Courier New" w:hAnsi="Courier New"/>
+      </w:rPr>
+    </w:lvl>
+    <w:lvl xmlns:w="http://schemas.openxmlformats.org/wordprocessingml/2006/main" w:ilvl="2">
+      <w:start w:val="1"/>
+      <w:numFmt w:val="bullet"/>
+      <w:lvlText w:val=""/>
+      <w:lvlJc w:val="left"/>
+      <w:pPr>
+        <w:ind w:left="2160" w:hanging="360"/>
+      </w:pPr>
+      <w:rPr>
+        <w:rFonts w:hint="default" w:ascii="Wingdings" w:hAnsi="Wingdings"/>
+      </w:rPr>
+    </w:lvl>
+    <w:lvl xmlns:w="http://schemas.openxmlformats.org/wordprocessingml/2006/main" w:ilvl="3">
+      <w:start w:val="1"/>
+      <w:numFmt w:val="bullet"/>
+      <w:lvlText w:val=""/>
+      <w:lvlJc w:val="left"/>
+      <w:pPr>
+        <w:ind w:left="2880" w:hanging="360"/>
+      </w:pPr>
+      <w:rPr>
+        <w:rFonts w:hint="default" w:ascii="Symbol" w:hAnsi="Symbol"/>
+      </w:rPr>
+    </w:lvl>
+    <w:lvl xmlns:w="http://schemas.openxmlformats.org/wordprocessingml/2006/main" w:ilvl="4">
+      <w:start w:val="1"/>
+      <w:numFmt w:val="bullet"/>
+      <w:lvlText w:val="o"/>
+      <w:lvlJc w:val="left"/>
+      <w:pPr>
+        <w:ind w:left="3600" w:hanging="360"/>
+      </w:pPr>
+      <w:rPr>
+        <w:rFonts w:hint="default" w:ascii="Courier New" w:hAnsi="Courier New"/>
+      </w:rPr>
+    </w:lvl>
+    <w:lvl xmlns:w="http://schemas.openxmlformats.org/wordprocessingml/2006/main" w:ilvl="5">
+      <w:start w:val="1"/>
+      <w:numFmt w:val="bullet"/>
+      <w:lvlText w:val=""/>
+      <w:lvlJc w:val="left"/>
+      <w:pPr>
+        <w:ind w:left="4320" w:hanging="360"/>
+      </w:pPr>
+      <w:rPr>
+        <w:rFonts w:hint="default" w:ascii="Wingdings" w:hAnsi="Wingdings"/>
+      </w:rPr>
+    </w:lvl>
+    <w:lvl xmlns:w="http://schemas.openxmlformats.org/wordprocessingml/2006/main" w:ilvl="6">
+      <w:start w:val="1"/>
+      <w:numFmt w:val="bullet"/>
+      <w:lvlText w:val=""/>
+      <w:lvlJc w:val="left"/>
+      <w:pPr>
+        <w:ind w:left="5040" w:hanging="360"/>
+      </w:pPr>
+      <w:rPr>
+        <w:rFonts w:hint="default" w:ascii="Symbol" w:hAnsi="Symbol"/>
+      </w:rPr>
+    </w:lvl>
+    <w:lvl xmlns:w="http://schemas.openxmlformats.org/wordprocessingml/2006/main" w:ilvl="7">
+      <w:start w:val="1"/>
+      <w:numFmt w:val="bullet"/>
+      <w:lvlText w:val="o"/>
+      <w:lvlJc w:val="left"/>
+      <w:pPr>
+        <w:ind w:left="5760" w:hanging="360"/>
+      </w:pPr>
+      <w:rPr>
+        <w:rFonts w:hint="default" w:ascii="Courier New" w:hAnsi="Courier New"/>
+      </w:rPr>
+    </w:lvl>
+    <w:lvl xmlns:w="http://schemas.openxmlformats.org/wordprocessingml/2006/main" w:ilvl="8">
+      <w:start w:val="1"/>
+      <w:numFmt w:val="bullet"/>
+      <w:lvlText w:val=""/>
+      <w:lvlJc w:val="left"/>
+      <w:pPr>
+        <w:ind w:left="6480" w:hanging="360"/>
+      </w:pPr>
+      <w:rPr>
+        <w:rFonts w:hint="default" w:ascii="Wingdings" w:hAnsi="Wingdings"/>
+      </w:rPr>
+    </w:lvl>
+  </w:abstractNum>
+  <w:abstractNum xmlns:w="http://schemas.openxmlformats.org/wordprocessingml/2006/main" w:abstractNumId="8">
+    <w:nsid w:val="7bd120c"/>
+    <w:multiLevelType xmlns:w="http://schemas.openxmlformats.org/wordprocessingml/2006/main" w:val="hybridMultilevel"/>
+    <w:lvl xmlns:w="http://schemas.openxmlformats.org/wordprocessingml/2006/main" w:ilvl="0">
+      <w:start w:val="1"/>
+      <w:numFmt w:val="bullet"/>
+      <w:lvlText w:val=""/>
+      <w:lvlJc w:val="left"/>
+      <w:pPr>
+        <w:ind w:left="720" w:hanging="360"/>
+      </w:pPr>
+      <w:rPr>
+        <w:rFonts w:hint="default" w:ascii="Symbol" w:hAnsi="Symbol"/>
+      </w:rPr>
+    </w:lvl>
+    <w:lvl xmlns:w="http://schemas.openxmlformats.org/wordprocessingml/2006/main" w:ilvl="1">
+      <w:start w:val="1"/>
+      <w:numFmt w:val="bullet"/>
+      <w:lvlText w:val="o"/>
+      <w:lvlJc w:val="left"/>
+      <w:pPr>
+        <w:ind w:left="1440" w:hanging="360"/>
+      </w:pPr>
+      <w:rPr>
+        <w:rFonts w:hint="default" w:ascii="Courier New" w:hAnsi="Courier New"/>
+      </w:rPr>
+    </w:lvl>
+    <w:lvl xmlns:w="http://schemas.openxmlformats.org/wordprocessingml/2006/main" w:ilvl="2">
+      <w:start w:val="1"/>
+      <w:numFmt w:val="bullet"/>
+      <w:lvlText w:val=""/>
+      <w:lvlJc w:val="left"/>
+      <w:pPr>
+        <w:ind w:left="2160" w:hanging="360"/>
+      </w:pPr>
+      <w:rPr>
+        <w:rFonts w:hint="default" w:ascii="Wingdings" w:hAnsi="Wingdings"/>
+      </w:rPr>
+    </w:lvl>
+    <w:lvl xmlns:w="http://schemas.openxmlformats.org/wordprocessingml/2006/main" w:ilvl="3">
+      <w:start w:val="1"/>
+      <w:numFmt w:val="bullet"/>
+      <w:lvlText w:val=""/>
+      <w:lvlJc w:val="left"/>
+      <w:pPr>
+        <w:ind w:left="2880" w:hanging="360"/>
+      </w:pPr>
+      <w:rPr>
+        <w:rFonts w:hint="default" w:ascii="Symbol" w:hAnsi="Symbol"/>
+      </w:rPr>
+    </w:lvl>
+    <w:lvl xmlns:w="http://schemas.openxmlformats.org/wordprocessingml/2006/main" w:ilvl="4">
+      <w:start w:val="1"/>
+      <w:numFmt w:val="bullet"/>
+      <w:lvlText w:val="o"/>
+      <w:lvlJc w:val="left"/>
+      <w:pPr>
+        <w:ind w:left="3600" w:hanging="360"/>
+      </w:pPr>
+      <w:rPr>
+        <w:rFonts w:hint="default" w:ascii="Courier New" w:hAnsi="Courier New"/>
+      </w:rPr>
+    </w:lvl>
+    <w:lvl xmlns:w="http://schemas.openxmlformats.org/wordprocessingml/2006/main" w:ilvl="5">
+      <w:start w:val="1"/>
+      <w:numFmt w:val="bullet"/>
+      <w:lvlText w:val=""/>
+      <w:lvlJc w:val="left"/>
+      <w:pPr>
+        <w:ind w:left="4320" w:hanging="360"/>
+      </w:pPr>
+      <w:rPr>
+        <w:rFonts w:hint="default" w:ascii="Wingdings" w:hAnsi="Wingdings"/>
+      </w:rPr>
+    </w:lvl>
+    <w:lvl xmlns:w="http://schemas.openxmlformats.org/wordprocessingml/2006/main" w:ilvl="6">
+      <w:start w:val="1"/>
+      <w:numFmt w:val="bullet"/>
+      <w:lvlText w:val=""/>
+      <w:lvlJc w:val="left"/>
+      <w:pPr>
+        <w:ind w:left="5040" w:hanging="360"/>
+      </w:pPr>
+      <w:rPr>
+        <w:rFonts w:hint="default" w:ascii="Symbol" w:hAnsi="Symbol"/>
+      </w:rPr>
+    </w:lvl>
+    <w:lvl xmlns:w="http://schemas.openxmlformats.org/wordprocessingml/2006/main" w:ilvl="7">
+      <w:start w:val="1"/>
+      <w:numFmt w:val="bullet"/>
+      <w:lvlText w:val="o"/>
+      <w:lvlJc w:val="left"/>
+      <w:pPr>
+        <w:ind w:left="5760" w:hanging="360"/>
+      </w:pPr>
+      <w:rPr>
+        <w:rFonts w:hint="default" w:ascii="Courier New" w:hAnsi="Courier New"/>
+      </w:rPr>
+    </w:lvl>
+    <w:lvl xmlns:w="http://schemas.openxmlformats.org/wordprocessingml/2006/main" w:ilvl="8">
+      <w:start w:val="1"/>
+      <w:numFmt w:val="bullet"/>
+      <w:lvlText w:val=""/>
+      <w:lvlJc w:val="left"/>
+      <w:pPr>
+        <w:ind w:left="6480" w:hanging="360"/>
+      </w:pPr>
+      <w:rPr>
+        <w:rFonts w:hint="default" w:ascii="Wingdings" w:hAnsi="Wingdings"/>
+      </w:rPr>
+    </w:lvl>
+  </w:abstractNum>
+  <w:abstractNum xmlns:w="http://schemas.openxmlformats.org/wordprocessingml/2006/main" w:abstractNumId="7">
+    <w:nsid w:val="49751650"/>
+    <w:multiLevelType xmlns:w="http://schemas.openxmlformats.org/wordprocessingml/2006/main" w:val="hybridMultilevel"/>
+    <w:lvl xmlns:w="http://schemas.openxmlformats.org/wordprocessingml/2006/main" w:ilvl="0">
+      <w:start w:val="1"/>
+      <w:numFmt w:val="bullet"/>
+      <w:lvlText w:val=""/>
+      <w:lvlJc w:val="left"/>
+      <w:pPr>
+        <w:ind w:left="720" w:hanging="360"/>
+      </w:pPr>
+      <w:rPr>
+        <w:rFonts w:hint="default" w:ascii="Symbol" w:hAnsi="Symbol"/>
+      </w:rPr>
+    </w:lvl>
+    <w:lvl xmlns:w="http://schemas.openxmlformats.org/wordprocessingml/2006/main" w:ilvl="1">
+      <w:start w:val="1"/>
+      <w:numFmt w:val="bullet"/>
+      <w:lvlText w:val="o"/>
+      <w:lvlJc w:val="left"/>
+      <w:pPr>
+        <w:ind w:left="1440" w:hanging="360"/>
+      </w:pPr>
+      <w:rPr>
+        <w:rFonts w:hint="default" w:ascii="Courier New" w:hAnsi="Courier New"/>
+      </w:rPr>
+    </w:lvl>
+    <w:lvl xmlns:w="http://schemas.openxmlformats.org/wordprocessingml/2006/main" w:ilvl="2">
+      <w:start w:val="1"/>
+      <w:numFmt w:val="bullet"/>
+      <w:lvlText w:val=""/>
+      <w:lvlJc w:val="left"/>
+      <w:pPr>
+        <w:ind w:left="2160" w:hanging="360"/>
+      </w:pPr>
+      <w:rPr>
+        <w:rFonts w:hint="default" w:ascii="Wingdings" w:hAnsi="Wingdings"/>
+      </w:rPr>
+    </w:lvl>
+    <w:lvl xmlns:w="http://schemas.openxmlformats.org/wordprocessingml/2006/main" w:ilvl="3">
+      <w:start w:val="1"/>
+      <w:numFmt w:val="bullet"/>
+      <w:lvlText w:val=""/>
+      <w:lvlJc w:val="left"/>
+      <w:pPr>
+        <w:ind w:left="2880" w:hanging="360"/>
+      </w:pPr>
+      <w:rPr>
+        <w:rFonts w:hint="default" w:ascii="Symbol" w:hAnsi="Symbol"/>
+      </w:rPr>
+    </w:lvl>
+    <w:lvl xmlns:w="http://schemas.openxmlformats.org/wordprocessingml/2006/main" w:ilvl="4">
+      <w:start w:val="1"/>
+      <w:numFmt w:val="bullet"/>
+      <w:lvlText w:val="o"/>
+      <w:lvlJc w:val="left"/>
+      <w:pPr>
+        <w:ind w:left="3600" w:hanging="360"/>
+      </w:pPr>
+      <w:rPr>
+        <w:rFonts w:hint="default" w:ascii="Courier New" w:hAnsi="Courier New"/>
+      </w:rPr>
+    </w:lvl>
+    <w:lvl xmlns:w="http://schemas.openxmlformats.org/wordprocessingml/2006/main" w:ilvl="5">
+      <w:start w:val="1"/>
+      <w:numFmt w:val="bullet"/>
+      <w:lvlText w:val=""/>
+      <w:lvlJc w:val="left"/>
+      <w:pPr>
+        <w:ind w:left="4320" w:hanging="360"/>
+      </w:pPr>
+      <w:rPr>
+        <w:rFonts w:hint="default" w:ascii="Wingdings" w:hAnsi="Wingdings"/>
+      </w:rPr>
+    </w:lvl>
+    <w:lvl xmlns:w="http://schemas.openxmlformats.org/wordprocessingml/2006/main" w:ilvl="6">
+      <w:start w:val="1"/>
+      <w:numFmt w:val="bullet"/>
+      <w:lvlText w:val=""/>
+      <w:lvlJc w:val="left"/>
+      <w:pPr>
+        <w:ind w:left="5040" w:hanging="360"/>
+      </w:pPr>
+      <w:rPr>
+        <w:rFonts w:hint="default" w:ascii="Symbol" w:hAnsi="Symbol"/>
+      </w:rPr>
+    </w:lvl>
+    <w:lvl xmlns:w="http://schemas.openxmlformats.org/wordprocessingml/2006/main" w:ilvl="7">
+      <w:start w:val="1"/>
+      <w:numFmt w:val="bullet"/>
+      <w:lvlText w:val="o"/>
+      <w:lvlJc w:val="left"/>
+      <w:pPr>
+        <w:ind w:left="5760" w:hanging="360"/>
+      </w:pPr>
+      <w:rPr>
+        <w:rFonts w:hint="default" w:ascii="Courier New" w:hAnsi="Courier New"/>
+      </w:rPr>
+    </w:lvl>
+    <w:lvl xmlns:w="http://schemas.openxmlformats.org/wordprocessingml/2006/main" w:ilvl="8">
+      <w:start w:val="1"/>
+      <w:numFmt w:val="bullet"/>
+      <w:lvlText w:val=""/>
+      <w:lvlJc w:val="left"/>
+      <w:pPr>
+        <w:ind w:left="6480" w:hanging="360"/>
+      </w:pPr>
+      <w:rPr>
+        <w:rFonts w:hint="default" w:ascii="Wingdings" w:hAnsi="Wingdings"/>
+      </w:rPr>
+    </w:lvl>
+  </w:abstractNum>
+  <w:abstractNum xmlns:w="http://schemas.openxmlformats.org/wordprocessingml/2006/main" w:abstractNumId="6">
+    <w:nsid w:val="1ec41152"/>
+    <w:multiLevelType xmlns:w="http://schemas.openxmlformats.org/wordprocessingml/2006/main" w:val="hybridMultilevel"/>
+    <w:lvl xmlns:w="http://schemas.openxmlformats.org/wordprocessingml/2006/main" w:ilvl="0">
+      <w:start w:val="1"/>
+      <w:numFmt w:val="bullet"/>
+      <w:lvlText w:val=""/>
+      <w:lvlJc w:val="left"/>
+      <w:pPr>
+        <w:ind w:left="720" w:hanging="360"/>
+      </w:pPr>
+      <w:rPr>
+        <w:rFonts w:hint="default" w:ascii="Symbol" w:hAnsi="Symbol"/>
+      </w:rPr>
+    </w:lvl>
+    <w:lvl xmlns:w="http://schemas.openxmlformats.org/wordprocessingml/2006/main" w:ilvl="1">
+      <w:start w:val="1"/>
+      <w:numFmt w:val="bullet"/>
+      <w:lvlText w:val="o"/>
+      <w:lvlJc w:val="left"/>
+      <w:pPr>
+        <w:ind w:left="1440" w:hanging="360"/>
+      </w:pPr>
+      <w:rPr>
+        <w:rFonts w:hint="default" w:ascii="Courier New" w:hAnsi="Courier New"/>
+      </w:rPr>
+    </w:lvl>
+    <w:lvl xmlns:w="http://schemas.openxmlformats.org/wordprocessingml/2006/main" w:ilvl="2">
+      <w:start w:val="1"/>
+      <w:numFmt w:val="bullet"/>
+      <w:lvlText w:val=""/>
+      <w:lvlJc w:val="left"/>
+      <w:pPr>
+        <w:ind w:left="2160" w:hanging="360"/>
+      </w:pPr>
+      <w:rPr>
+        <w:rFonts w:hint="default" w:ascii="Wingdings" w:hAnsi="Wingdings"/>
+      </w:rPr>
+    </w:lvl>
+    <w:lvl xmlns:w="http://schemas.openxmlformats.org/wordprocessingml/2006/main" w:ilvl="3">
+      <w:start w:val="1"/>
+      <w:numFmt w:val="bullet"/>
+      <w:lvlText w:val=""/>
+      <w:lvlJc w:val="left"/>
+      <w:pPr>
+        <w:ind w:left="2880" w:hanging="360"/>
+      </w:pPr>
+      <w:rPr>
+        <w:rFonts w:hint="default" w:ascii="Symbol" w:hAnsi="Symbol"/>
+      </w:rPr>
+    </w:lvl>
+    <w:lvl xmlns:w="http://schemas.openxmlformats.org/wordprocessingml/2006/main" w:ilvl="4">
+      <w:start w:val="1"/>
+      <w:numFmt w:val="bullet"/>
+      <w:lvlText w:val="o"/>
+      <w:lvlJc w:val="left"/>
+      <w:pPr>
+        <w:ind w:left="3600" w:hanging="360"/>
+      </w:pPr>
+      <w:rPr>
+        <w:rFonts w:hint="default" w:ascii="Courier New" w:hAnsi="Courier New"/>
+      </w:rPr>
+    </w:lvl>
+    <w:lvl xmlns:w="http://schemas.openxmlformats.org/wordprocessingml/2006/main" w:ilvl="5">
+      <w:start w:val="1"/>
+      <w:numFmt w:val="bullet"/>
+      <w:lvlText w:val=""/>
+      <w:lvlJc w:val="left"/>
+      <w:pPr>
+        <w:ind w:left="4320" w:hanging="360"/>
+      </w:pPr>
+      <w:rPr>
+        <w:rFonts w:hint="default" w:ascii="Wingdings" w:hAnsi="Wingdings"/>
+      </w:rPr>
+    </w:lvl>
+    <w:lvl xmlns:w="http://schemas.openxmlformats.org/wordprocessingml/2006/main" w:ilvl="6">
+      <w:start w:val="1"/>
+      <w:numFmt w:val="bullet"/>
+      <w:lvlText w:val=""/>
+      <w:lvlJc w:val="left"/>
+      <w:pPr>
+        <w:ind w:left="5040" w:hanging="360"/>
+      </w:pPr>
+      <w:rPr>
+        <w:rFonts w:hint="default" w:ascii="Symbol" w:hAnsi="Symbol"/>
+      </w:rPr>
+    </w:lvl>
+    <w:lvl xmlns:w="http://schemas.openxmlformats.org/wordprocessingml/2006/main" w:ilvl="7">
+      <w:start w:val="1"/>
+      <w:numFmt w:val="bullet"/>
+      <w:lvlText w:val="o"/>
+      <w:lvlJc w:val="left"/>
+      <w:pPr>
+        <w:ind w:left="5760" w:hanging="360"/>
+      </w:pPr>
+      <w:rPr>
+        <w:rFonts w:hint="default" w:ascii="Courier New" w:hAnsi="Courier New"/>
+      </w:rPr>
+    </w:lvl>
+    <w:lvl xmlns:w="http://schemas.openxmlformats.org/wordprocessingml/2006/main" w:ilvl="8">
+      <w:start w:val="1"/>
+      <w:numFmt w:val="bullet"/>
+      <w:lvlText w:val=""/>
+      <w:lvlJc w:val="left"/>
+      <w:pPr>
+        <w:ind w:left="6480" w:hanging="360"/>
+      </w:pPr>
+      <w:rPr>
+        <w:rFonts w:hint="default" w:ascii="Wingdings" w:hAnsi="Wingdings"/>
+      </w:rPr>
+    </w:lvl>
+  </w:abstractNum>
+  <w:abstractNum xmlns:w="http://schemas.openxmlformats.org/wordprocessingml/2006/main" w:abstractNumId="5">
+    <w:nsid w:val="543fe36d"/>
+    <w:multiLevelType xmlns:w="http://schemas.openxmlformats.org/wordprocessingml/2006/main" w:val="hybridMultilevel"/>
+    <w:lvl xmlns:w="http://schemas.openxmlformats.org/wordprocessingml/2006/main" w:ilvl="0">
+      <w:start w:val="1"/>
+      <w:numFmt w:val="bullet"/>
+      <w:lvlText w:val=""/>
+      <w:lvlJc w:val="left"/>
+      <w:pPr>
+        <w:ind w:left="720" w:hanging="360"/>
+      </w:pPr>
+      <w:rPr>
+        <w:rFonts w:hint="default" w:ascii="Symbol" w:hAnsi="Symbol"/>
+      </w:rPr>
+    </w:lvl>
+    <w:lvl xmlns:w="http://schemas.openxmlformats.org/wordprocessingml/2006/main" w:ilvl="1">
+      <w:start w:val="1"/>
+      <w:numFmt w:val="bullet"/>
+      <w:lvlText w:val="o"/>
+      <w:lvlJc w:val="left"/>
+      <w:pPr>
+        <w:ind w:left="1440" w:hanging="360"/>
+      </w:pPr>
+      <w:rPr>
+        <w:rFonts w:hint="default" w:ascii="Courier New" w:hAnsi="Courier New"/>
+      </w:rPr>
+    </w:lvl>
+    <w:lvl xmlns:w="http://schemas.openxmlformats.org/wordprocessingml/2006/main" w:ilvl="2">
+      <w:start w:val="1"/>
+      <w:numFmt w:val="bullet"/>
+      <w:lvlText w:val=""/>
+      <w:lvlJc w:val="left"/>
+      <w:pPr>
+        <w:ind w:left="2160" w:hanging="360"/>
+      </w:pPr>
+      <w:rPr>
+        <w:rFonts w:hint="default" w:ascii="Wingdings" w:hAnsi="Wingdings"/>
+      </w:rPr>
+    </w:lvl>
+    <w:lvl xmlns:w="http://schemas.openxmlformats.org/wordprocessingml/2006/main" w:ilvl="3">
+      <w:start w:val="1"/>
+      <w:numFmt w:val="bullet"/>
+      <w:lvlText w:val=""/>
+      <w:lvlJc w:val="left"/>
+      <w:pPr>
+        <w:ind w:left="2880" w:hanging="360"/>
+      </w:pPr>
+      <w:rPr>
+        <w:rFonts w:hint="default" w:ascii="Symbol" w:hAnsi="Symbol"/>
+      </w:rPr>
+    </w:lvl>
+    <w:lvl xmlns:w="http://schemas.openxmlformats.org/wordprocessingml/2006/main" w:ilvl="4">
+      <w:start w:val="1"/>
+      <w:numFmt w:val="bullet"/>
+      <w:lvlText w:val="o"/>
+      <w:lvlJc w:val="left"/>
+      <w:pPr>
+        <w:ind w:left="3600" w:hanging="360"/>
+      </w:pPr>
+      <w:rPr>
+        <w:rFonts w:hint="default" w:ascii="Courier New" w:hAnsi="Courier New"/>
+      </w:rPr>
+    </w:lvl>
+    <w:lvl xmlns:w="http://schemas.openxmlformats.org/wordprocessingml/2006/main" w:ilvl="5">
+      <w:start w:val="1"/>
+      <w:numFmt w:val="bullet"/>
+      <w:lvlText w:val=""/>
+      <w:lvlJc w:val="left"/>
+      <w:pPr>
+        <w:ind w:left="4320" w:hanging="360"/>
+      </w:pPr>
+      <w:rPr>
+        <w:rFonts w:hint="default" w:ascii="Wingdings" w:hAnsi="Wingdings"/>
+      </w:rPr>
+    </w:lvl>
+    <w:lvl xmlns:w="http://schemas.openxmlformats.org/wordprocessingml/2006/main" w:ilvl="6">
+      <w:start w:val="1"/>
+      <w:numFmt w:val="bullet"/>
+      <w:lvlText w:val=""/>
+      <w:lvlJc w:val="left"/>
+      <w:pPr>
+        <w:ind w:left="5040" w:hanging="360"/>
+      </w:pPr>
+      <w:rPr>
+        <w:rFonts w:hint="default" w:ascii="Symbol" w:hAnsi="Symbol"/>
+      </w:rPr>
+    </w:lvl>
+    <w:lvl xmlns:w="http://schemas.openxmlformats.org/wordprocessingml/2006/main" w:ilvl="7">
+      <w:start w:val="1"/>
+      <w:numFmt w:val="bullet"/>
+      <w:lvlText w:val="o"/>
+      <w:lvlJc w:val="left"/>
+      <w:pPr>
+        <w:ind w:left="5760" w:hanging="360"/>
+      </w:pPr>
+      <w:rPr>
+        <w:rFonts w:hint="default" w:ascii="Courier New" w:hAnsi="Courier New"/>
+      </w:rPr>
+    </w:lvl>
+    <w:lvl xmlns:w="http://schemas.openxmlformats.org/wordprocessingml/2006/main" w:ilvl="8">
+      <w:start w:val="1"/>
+      <w:numFmt w:val="bullet"/>
+      <w:lvlText w:val=""/>
+      <w:lvlJc w:val="left"/>
+      <w:pPr>
+        <w:ind w:left="6480" w:hanging="360"/>
+      </w:pPr>
+      <w:rPr>
+        <w:rFonts w:hint="default" w:ascii="Wingdings" w:hAnsi="Wingdings"/>
+      </w:rPr>
+    </w:lvl>
+  </w:abstractNum>
+  <w:abstractNum xmlns:w="http://schemas.openxmlformats.org/wordprocessingml/2006/main" w:abstractNumId="4">
+    <w:nsid w:val="4c551ab3"/>
+    <w:multiLevelType xmlns:w="http://schemas.openxmlformats.org/wordprocessingml/2006/main" w:val="hybridMultilevel"/>
+    <w:lvl xmlns:w="http://schemas.openxmlformats.org/wordprocessingml/2006/main" w:ilvl="0">
+      <w:start w:val="1"/>
+      <w:numFmt w:val="bullet"/>
+      <w:lvlText w:val=""/>
+      <w:lvlJc w:val="left"/>
+      <w:pPr>
+        <w:ind w:left="720" w:hanging="360"/>
+      </w:pPr>
+      <w:rPr>
+        <w:rFonts w:hint="default" w:ascii="Symbol" w:hAnsi="Symbol"/>
+      </w:rPr>
+    </w:lvl>
+    <w:lvl xmlns:w="http://schemas.openxmlformats.org/wordprocessingml/2006/main" w:ilvl="1">
+      <w:start w:val="1"/>
+      <w:numFmt w:val="bullet"/>
+      <w:lvlText w:val="o"/>
+      <w:lvlJc w:val="left"/>
+      <w:pPr>
+        <w:ind w:left="1440" w:hanging="360"/>
+      </w:pPr>
+      <w:rPr>
+        <w:rFonts w:hint="default" w:ascii="Courier New" w:hAnsi="Courier New"/>
+      </w:rPr>
+    </w:lvl>
+    <w:lvl xmlns:w="http://schemas.openxmlformats.org/wordprocessingml/2006/main" w:ilvl="2">
+      <w:start w:val="1"/>
+      <w:numFmt w:val="bullet"/>
+      <w:lvlText w:val=""/>
+      <w:lvlJc w:val="left"/>
+      <w:pPr>
+        <w:ind w:left="2160" w:hanging="360"/>
+      </w:pPr>
+      <w:rPr>
+        <w:rFonts w:hint="default" w:ascii="Wingdings" w:hAnsi="Wingdings"/>
+      </w:rPr>
+    </w:lvl>
+    <w:lvl xmlns:w="http://schemas.openxmlformats.org/wordprocessingml/2006/main" w:ilvl="3">
+      <w:start w:val="1"/>
+      <w:numFmt w:val="bullet"/>
+      <w:lvlText w:val=""/>
+      <w:lvlJc w:val="left"/>
+      <w:pPr>
+        <w:ind w:left="2880" w:hanging="360"/>
+      </w:pPr>
+      <w:rPr>
+        <w:rFonts w:hint="default" w:ascii="Symbol" w:hAnsi="Symbol"/>
+      </w:rPr>
+    </w:lvl>
+    <w:lvl xmlns:w="http://schemas.openxmlformats.org/wordprocessingml/2006/main" w:ilvl="4">
+      <w:start w:val="1"/>
+      <w:numFmt w:val="bullet"/>
+      <w:lvlText w:val="o"/>
+      <w:lvlJc w:val="left"/>
+      <w:pPr>
+        <w:ind w:left="3600" w:hanging="360"/>
+      </w:pPr>
+      <w:rPr>
+        <w:rFonts w:hint="default" w:ascii="Courier New" w:hAnsi="Courier New"/>
+      </w:rPr>
+    </w:lvl>
+    <w:lvl xmlns:w="http://schemas.openxmlformats.org/wordprocessingml/2006/main" w:ilvl="5">
+      <w:start w:val="1"/>
+      <w:numFmt w:val="bullet"/>
+      <w:lvlText w:val=""/>
+      <w:lvlJc w:val="left"/>
+      <w:pPr>
+        <w:ind w:left="4320" w:hanging="360"/>
+      </w:pPr>
+      <w:rPr>
+        <w:rFonts w:hint="default" w:ascii="Wingdings" w:hAnsi="Wingdings"/>
+      </w:rPr>
+    </w:lvl>
+    <w:lvl xmlns:w="http://schemas.openxmlformats.org/wordprocessingml/2006/main" w:ilvl="6">
+      <w:start w:val="1"/>
+      <w:numFmt w:val="bullet"/>
+      <w:lvlText w:val=""/>
+      <w:lvlJc w:val="left"/>
+      <w:pPr>
+        <w:ind w:left="5040" w:hanging="360"/>
+      </w:pPr>
+      <w:rPr>
+        <w:rFonts w:hint="default" w:ascii="Symbol" w:hAnsi="Symbol"/>
+      </w:rPr>
+    </w:lvl>
+    <w:lvl xmlns:w="http://schemas.openxmlformats.org/wordprocessingml/2006/main" w:ilvl="7">
+      <w:start w:val="1"/>
+      <w:numFmt w:val="bullet"/>
+      <w:lvlText w:val="o"/>
+      <w:lvlJc w:val="left"/>
+      <w:pPr>
+        <w:ind w:left="5760" w:hanging="360"/>
+      </w:pPr>
+      <w:rPr>
+        <w:rFonts w:hint="default" w:ascii="Courier New" w:hAnsi="Courier New"/>
+      </w:rPr>
+    </w:lvl>
+    <w:lvl xmlns:w="http://schemas.openxmlformats.org/wordprocessingml/2006/main" w:ilvl="8">
+      <w:start w:val="1"/>
+      <w:numFmt w:val="bullet"/>
+      <w:lvlText w:val=""/>
+      <w:lvlJc w:val="left"/>
+      <w:pPr>
+        <w:ind w:left="6480" w:hanging="360"/>
+      </w:pPr>
+      <w:rPr>
+        <w:rFonts w:hint="default" w:ascii="Wingdings" w:hAnsi="Wingdings"/>
+      </w:rPr>
+    </w:lvl>
+  </w:abstractNum>
   <w:abstractNum xmlns:w="http://schemas.openxmlformats.org/wordprocessingml/2006/main" w:abstractNumId="3">
     <w:nsid w:val="517bf634"/>
     <w:multiLevelType xmlns:w="http://schemas.openxmlformats.org/wordprocessingml/2006/main" w:val="hybridMultilevel"/>
@@ -15010,6 +20385,24 @@
       </w:rPr>
     </w:lvl>
   </w:abstractNum>
+  <w:num w:numId="9">
+    <w:abstractNumId w:val="9"/>
+  </w:num>
+  <w:num w:numId="8">
+    <w:abstractNumId w:val="8"/>
+  </w:num>
+  <w:num w:numId="7">
+    <w:abstractNumId w:val="7"/>
+  </w:num>
+  <w:num w:numId="6">
+    <w:abstractNumId w:val="6"/>
+  </w:num>
+  <w:num w:numId="5">
+    <w:abstractNumId w:val="5"/>
+  </w:num>
+  <w:num w:numId="4">
+    <w:abstractNumId w:val="4"/>
+  </w:num>
   <w:num w:numId="3">
     <w:abstractNumId w:val="3"/>
   </w:num>
@@ -15543,6 +20936,16 @@
       </w:tblCellMar>
     </w:tblPr>
   </w:style>
+  <w:style xmlns:w14="http://schemas.microsoft.com/office/word/2010/wordml" xmlns:mc="http://schemas.openxmlformats.org/markup-compatibility/2006" xmlns:w="http://schemas.openxmlformats.org/wordprocessingml/2006/main" w:type="character" w:styleId="Hyperlink" mc:Ignorable="w14">
+    <w:name xmlns:w="http://schemas.openxmlformats.org/wordprocessingml/2006/main" w:val="Hyperlink"/>
+    <w:basedOn xmlns:w="http://schemas.openxmlformats.org/wordprocessingml/2006/main" w:val="DefaultParagraphFont"/>
+    <w:uiPriority xmlns:w="http://schemas.openxmlformats.org/wordprocessingml/2006/main" w:val="99"/>
+    <w:unhideWhenUsed xmlns:w="http://schemas.openxmlformats.org/wordprocessingml/2006/main"/>
+    <w:rPr xmlns:w="http://schemas.openxmlformats.org/wordprocessingml/2006/main">
+      <w:color w:val="0563C1" w:themeColor="hyperlink"/>
+      <w:u w:val="single"/>
+    </w:rPr>
+  </w:style>
 </w:styles>
 </file>
 
